--- a/AI AT3.docx
+++ b/AI AT3.docx
@@ -3,17 +3,32 @@
 <w:document xmlns:wpc="http://schemas.microsoft.com/office/word/2010/wordprocessingCanvas" xmlns:cx="http://schemas.microsoft.com/office/drawing/2014/chartex" xmlns:cx1="http://schemas.microsoft.com/office/drawing/2015/9/8/chartex" xmlns:cx2="http://schemas.microsoft.com/office/drawing/2015/10/21/chartex" xmlns:cx3="http://schemas.microsoft.com/office/drawing/2016/5/9/chartex" xmlns:cx4="http://schemas.microsoft.com/office/drawing/2016/5/10/chartex" xmlns:cx5="http://schemas.microsoft.com/office/drawing/2016/5/11/chartex" xmlns:cx6="http://schemas.microsoft.com/office/drawing/2016/5/12/chartex" xmlns:cx7="http://schemas.microsoft.com/office/drawing/2016/5/13/chartex" xmlns:cx8="http://schemas.microsoft.com/office/drawing/2016/5/14/chartex" xmlns:mc="http://schemas.openxmlformats.org/markup-compatibility/2006" xmlns:aink="http://schemas.microsoft.com/office/drawing/2016/ink" xmlns:am3d="http://schemas.microsoft.com/office/drawing/2017/model3d" xmlns:o="urn:schemas-microsoft-com:office:office" xmlns:oel="http://schemas.microsoft.com/office/2019/extlst" xmlns:r="http://schemas.openxmlformats.org/officeDocument/2006/relationships" xmlns:m="http://schemas.openxmlformats.org/officeDocument/2006/math" xmlns:v="urn:schemas-microsoft-com:vml" xmlns:wp14="http://schemas.microsoft.com/office/word/2010/wordprocessingDrawing" xmlns:wp="http://schemas.openxmlformats.org/drawingml/2006/wordprocessingDrawing" xmlns:w10="urn:schemas-microsoft-com:office:word" xmlns:w="http://schemas.openxmlformats.org/wordprocessingml/2006/main" xmlns:w14="http://schemas.microsoft.com/office/word/2010/wordml" xmlns:w15="http://schemas.microsoft.com/office/word/2012/wordml" xmlns:w16cex="http://schemas.microsoft.com/office/word/2018/wordml/cex" xmlns:w16cid="http://schemas.microsoft.com/office/word/2016/wordml/cid" xmlns:w16="http://schemas.microsoft.com/office/word/2018/wordml" xmlns:w16du="http://schemas.microsoft.com/office/word/2023/wordml/word16du" xmlns:w16sdtdh="http://schemas.microsoft.com/office/word/2020/wordml/sdtdatahash" xmlns:w16sdtfl="http://schemas.microsoft.com/office/word/2024/wordml/sdtformatlock" xmlns:w16se="http://schemas.microsoft.com/office/word/2015/wordml/symex" xmlns:wpg="http://schemas.microsoft.com/office/word/2010/wordprocessingGroup" xmlns:wpi="http://schemas.microsoft.com/office/word/2010/wordprocessingInk" xmlns:wne="http://schemas.microsoft.com/office/word/2006/wordml" xmlns:wps="http://schemas.microsoft.com/office/word/2010/wordprocessingShape" mc:Ignorable="w14 w15 w16se w16cid w16 w16cex w16sdtdh w16sdtfl w16du wp14">
   <w:body>
     <w:p>
-      <w:r>
-        <w:rPr>
-          <w:b/>
-          <w:bCs/>
-        </w:rPr>
-        <w:t xml:space="preserve">                                                                   </w:t>
-      </w:r>
-      <w:r>
-        <w:rPr>
-          <w:b/>
-          <w:bCs/>
+      <w:pPr>
+        <w:rPr>
+          <w:rFonts w:ascii="Times New Roman" w:hAnsi="Times New Roman" w:cs="Times New Roman"/>
+          <w:b/>
+          <w:bCs/>
+          <w:sz w:val="36"/>
+          <w:szCs w:val="36"/>
+        </w:rPr>
+      </w:pPr>
+      <w:r>
+        <w:rPr>
+          <w:rFonts w:ascii="Times New Roman" w:hAnsi="Times New Roman" w:cs="Times New Roman"/>
+          <w:b/>
+          <w:bCs/>
+          <w:sz w:val="36"/>
+          <w:szCs w:val="36"/>
+        </w:rPr>
+        <w:t xml:space="preserve">                            </w:t>
+      </w:r>
+      <w:r>
+        <w:rPr>
+          <w:rFonts w:ascii="Times New Roman" w:hAnsi="Times New Roman" w:cs="Times New Roman"/>
+          <w:b/>
+          <w:bCs/>
+          <w:sz w:val="36"/>
+          <w:szCs w:val="36"/>
         </w:rPr>
         <w:t>SIMATS ENGINEERING</w:t>
       </w:r>
@@ -21,236 +36,1219 @@
     <w:p>
       <w:pPr>
         <w:rPr>
-          <w:b/>
-          <w:bCs/>
-        </w:rPr>
-      </w:pPr>
-      <w:r>
-        <w:rPr>
-          <w:b/>
-          <w:bCs/>
-        </w:rPr>
-        <w:t xml:space="preserve">                                                                    </w:t>
-      </w:r>
-      <w:r>
-        <w:rPr>
-          <w:b/>
-          <w:bCs/>
-        </w:rPr>
-        <w:t xml:space="preserve">ASSESSMENT TOOL </w:t>
-      </w:r>
-      <w:r>
-        <w:rPr>
-          <w:b/>
-          <w:bCs/>
+          <w:rFonts w:ascii="Times New Roman" w:hAnsi="Times New Roman" w:cs="Times New Roman"/>
+          <w:sz w:val="32"/>
+          <w:szCs w:val="32"/>
+        </w:rPr>
+      </w:pPr>
+      <w:r>
+        <w:rPr>
+          <w:rFonts w:ascii="Times New Roman" w:hAnsi="Times New Roman" w:cs="Times New Roman"/>
+          <w:sz w:val="32"/>
+          <w:szCs w:val="32"/>
+        </w:rPr>
+        <w:t xml:space="preserve">                                     ASSESSMENT TOOL </w:t>
+      </w:r>
+      <w:r>
+        <w:rPr>
+          <w:rFonts w:ascii="Times New Roman" w:hAnsi="Times New Roman" w:cs="Times New Roman"/>
+          <w:sz w:val="32"/>
+          <w:szCs w:val="32"/>
+        </w:rPr>
+        <w:t>-</w:t>
+      </w:r>
+      <w:r>
+        <w:rPr>
+          <w:rFonts w:ascii="Times New Roman" w:hAnsi="Times New Roman" w:cs="Times New Roman"/>
+          <w:sz w:val="32"/>
+          <w:szCs w:val="32"/>
         </w:rPr>
         <w:t>3</w:t>
       </w:r>
     </w:p>
-    <w:p>
-      <w:pPr>
-        <w:rPr>
-          <w:b/>
-          <w:bCs/>
-        </w:rPr>
-      </w:pPr>
-    </w:p>
-    <w:p>
-      <w:pPr>
-        <w:rPr>
-          <w:b/>
-          <w:bCs/>
-        </w:rPr>
-      </w:pPr>
-      <w:r>
-        <w:rPr>
-          <w:b/>
-          <w:bCs/>
-        </w:rPr>
-        <w:t>COURSE NAME</w:t>
-      </w:r>
-      <w:r>
-        <w:rPr>
-          <w:b/>
-          <w:bCs/>
-        </w:rPr>
-        <w:t xml:space="preserve">: </w:t>
-      </w:r>
-      <w:r>
-        <w:rPr>
-          <w:b/>
-          <w:bCs/>
-        </w:rPr>
-        <w:t>Artificial Intelligence</w:t>
-      </w:r>
-      <w:r>
-        <w:rPr>
-          <w:b/>
-          <w:bCs/>
-        </w:rPr>
-        <w:t xml:space="preserve">                                  Name: </w:t>
-      </w:r>
-      <w:proofErr w:type="spellStart"/>
-      <w:proofErr w:type="gramStart"/>
-      <w:r>
-        <w:rPr>
-          <w:b/>
-          <w:bCs/>
-        </w:rPr>
-        <w:t>K.Aswathi</w:t>
-      </w:r>
-      <w:proofErr w:type="spellEnd"/>
-      <w:proofErr w:type="gramEnd"/>
-      <w:r>
-        <w:rPr>
-          <w:b/>
-          <w:bCs/>
-        </w:rPr>
+    <w:p/>
+    <w:p>
+      <w:r>
+        <w:t>COURSE NAME: Artificial Intelligence                                                 COURSE CODE: CSA17</w:t>
+      </w:r>
+    </w:p>
+    <w:p>
+      <w:r>
+        <w:t>Name: K.</w:t>
+      </w:r>
+      <w:r>
         <w:t xml:space="preserve"> </w:t>
       </w:r>
-    </w:p>
-    <w:p>
-      <w:pPr>
-        <w:rPr>
-          <w:b/>
-          <w:bCs/>
-        </w:rPr>
-      </w:pPr>
-      <w:r>
-        <w:rPr>
-          <w:b/>
-          <w:bCs/>
-        </w:rPr>
-        <w:t>COURSE CODE:</w:t>
-      </w:r>
-      <w:r>
+      <w:r>
+        <w:t xml:space="preserve">Aswathi                                                                                            Reg Number:192421079 </w:t>
+      </w:r>
+    </w:p>
+    <w:p/>
+    <w:p>
+      <w:pPr>
+        <w:rPr>
+          <w:rFonts w:ascii="Times New Roman" w:hAnsi="Times New Roman" w:cs="Times New Roman"/>
+          <w:b/>
+          <w:bCs/>
+        </w:rPr>
+      </w:pPr>
+      <w:r>
+        <w:rPr>
+          <w:rFonts w:ascii="Times New Roman" w:hAnsi="Times New Roman" w:cs="Times New Roman"/>
+        </w:rPr>
         <w:t xml:space="preserve"> </w:t>
       </w:r>
       <w:r>
         <w:rPr>
-          <w:b/>
-          <w:bCs/>
-        </w:rPr>
-        <w:t>CSA17</w:t>
-      </w:r>
-      <w:r>
-        <w:rPr>
-          <w:b/>
-          <w:bCs/>
-        </w:rPr>
-        <w:t xml:space="preserve">                                                                 Reg Num: 192421079 </w:t>
-      </w:r>
-    </w:p>
-    <w:p>
-      <w:pPr>
-        <w:rPr>
-          <w:b/>
-          <w:bCs/>
-        </w:rPr>
-      </w:pPr>
-      <w:r>
-        <w:rPr>
-          <w:b/>
-          <w:bCs/>
-        </w:rPr>
-        <w:t xml:space="preserve">                                    </w:t>
-      </w:r>
-    </w:p>
-    <w:p>
-      <w:pPr>
-        <w:rPr>
-          <w:b/>
-          <w:bCs/>
-        </w:rPr>
-      </w:pPr>
-      <w:r>
-        <w:rPr>
-          <w:b/>
-          <w:bCs/>
-        </w:rPr>
-        <w:t xml:space="preserve">Dry Run </w:t>
-      </w:r>
-      <w:proofErr w:type="gramStart"/>
-      <w:r>
-        <w:rPr>
-          <w:b/>
-          <w:bCs/>
-        </w:rPr>
-        <w:t xml:space="preserve">Evaluation </w:t>
-      </w:r>
-      <w:r>
-        <w:rPr>
-          <w:b/>
-          <w:bCs/>
-        </w:rPr>
-        <w:t>:</w:t>
-      </w:r>
-      <w:proofErr w:type="gramEnd"/>
-    </w:p>
-    <w:p>
-      <w:pPr>
-        <w:rPr>
-          <w:b/>
-          <w:bCs/>
-        </w:rPr>
-      </w:pPr>
-    </w:p>
-    <w:p>
-      <w:r>
-        <w:t>1. Breadth-First Search (BFS)</w:t>
-      </w:r>
-    </w:p>
-    <w:p>
-      <w:r>
-        <w:t>Given graph:</w:t>
-      </w:r>
-    </w:p>
-    <w:p>
-      <w:r>
-        <w:t xml:space="preserve">        A</w:t>
-      </w:r>
-    </w:p>
-    <w:p>
-      <w:r>
-        <w:t xml:space="preserve">       / \</w:t>
-      </w:r>
-    </w:p>
-    <w:p>
-      <w:r>
-        <w:t xml:space="preserve">      B   C</w:t>
-      </w:r>
-    </w:p>
-    <w:p>
-      <w:r>
-        <w:t xml:space="preserve">     / \ / \</w:t>
-      </w:r>
-    </w:p>
-    <w:p>
-      <w:r>
-        <w:t xml:space="preserve">    </w:t>
-      </w:r>
-      <w:proofErr w:type="gramStart"/>
-      <w:r>
-        <w:t>D  E</w:t>
-      </w:r>
-      <w:proofErr w:type="gramEnd"/>
-      <w:r>
-        <w:t xml:space="preserve"> </w:t>
-      </w:r>
-      <w:proofErr w:type="gramStart"/>
-      <w:r>
-        <w:t>F  G</w:t>
-      </w:r>
-      <w:proofErr w:type="gramEnd"/>
-    </w:p>
-    <w:p>
-      <w:r>
-        <w:t>BFS visits nodes level by level, from left to right. Assume the left child is visited before the right child.</w:t>
-      </w:r>
-    </w:p>
-    <w:p>
-      <w:r>
-        <w:t>Queue table</w:t>
+          <w:rFonts w:ascii="Times New Roman" w:hAnsi="Times New Roman" w:cs="Times New Roman"/>
+          <w:b/>
+          <w:bCs/>
+        </w:rPr>
+        <w:t>Descriptive Written Test</w:t>
+      </w:r>
+    </w:p>
+    <w:p>
+      <w:pPr>
+        <w:rPr>
+          <w:rFonts w:ascii="Times New Roman" w:hAnsi="Times New Roman" w:cs="Times New Roman"/>
+          <w:b/>
+          <w:bCs/>
+        </w:rPr>
+      </w:pPr>
+      <w:r>
+        <w:rPr>
+          <w:rFonts w:ascii="Times New Roman" w:hAnsi="Times New Roman" w:cs="Times New Roman"/>
+          <w:b/>
+          <w:bCs/>
+        </w:rPr>
+        <w:t>1. Smart Home Automation System – Intelligent Agents</w:t>
+      </w:r>
+    </w:p>
+    <w:p>
+      <w:pPr>
+        <w:rPr>
+          <w:rFonts w:ascii="Times New Roman" w:hAnsi="Times New Roman" w:cs="Times New Roman"/>
+        </w:rPr>
+      </w:pPr>
+      <w:r>
+        <w:rPr>
+          <w:rFonts w:ascii="Times New Roman" w:hAnsi="Times New Roman" w:cs="Times New Roman"/>
+        </w:rPr>
+        <w:t xml:space="preserve">A smart home automation system needs to manage </w:t>
+      </w:r>
+      <w:r>
+        <w:rPr>
+          <w:rFonts w:ascii="Times New Roman" w:hAnsi="Times New Roman" w:cs="Times New Roman"/>
+          <w:b/>
+          <w:bCs/>
+        </w:rPr>
+        <w:t>lighting, temperature, and security</w:t>
+      </w:r>
+      <w:r>
+        <w:rPr>
+          <w:rFonts w:ascii="Times New Roman" w:hAnsi="Times New Roman" w:cs="Times New Roman"/>
+        </w:rPr>
+        <w:t xml:space="preserve"> by responding to motion, temperature, time, and user preferences. Different types of intelligent agents can be used to perform these tasks.</w:t>
+      </w:r>
+    </w:p>
+    <w:p>
+      <w:pPr>
+        <w:rPr>
+          <w:rFonts w:ascii="Times New Roman" w:hAnsi="Times New Roman" w:cs="Times New Roman"/>
+          <w:b/>
+          <w:bCs/>
+        </w:rPr>
+      </w:pPr>
+      <w:r>
+        <w:rPr>
+          <w:rFonts w:ascii="Times New Roman" w:hAnsi="Times New Roman" w:cs="Times New Roman"/>
+          <w:b/>
+          <w:bCs/>
+        </w:rPr>
+        <w:t>1. Simple Reflex Agent</w:t>
+      </w:r>
+    </w:p>
+    <w:p>
+      <w:pPr>
+        <w:rPr>
+          <w:rFonts w:ascii="Times New Roman" w:hAnsi="Times New Roman" w:cs="Times New Roman"/>
+        </w:rPr>
+      </w:pPr>
+      <w:r>
+        <w:rPr>
+          <w:rFonts w:ascii="Times New Roman" w:hAnsi="Times New Roman" w:cs="Times New Roman"/>
+        </w:rPr>
+        <w:t xml:space="preserve">A </w:t>
+      </w:r>
+      <w:r>
+        <w:rPr>
+          <w:rFonts w:ascii="Times New Roman" w:hAnsi="Times New Roman" w:cs="Times New Roman"/>
+          <w:b/>
+          <w:bCs/>
+        </w:rPr>
+        <w:t>Simple Reflex Agent</w:t>
+      </w:r>
+      <w:r>
+        <w:rPr>
+          <w:rFonts w:ascii="Times New Roman" w:hAnsi="Times New Roman" w:cs="Times New Roman"/>
+        </w:rPr>
+        <w:t xml:space="preserve"> selects an action based only on the </w:t>
+      </w:r>
+      <w:r>
+        <w:rPr>
+          <w:rFonts w:ascii="Times New Roman" w:hAnsi="Times New Roman" w:cs="Times New Roman"/>
+          <w:b/>
+          <w:bCs/>
+        </w:rPr>
+        <w:t>current percept</w:t>
+      </w:r>
+      <w:r>
+        <w:rPr>
+          <w:rFonts w:ascii="Times New Roman" w:hAnsi="Times New Roman" w:cs="Times New Roman"/>
+        </w:rPr>
+        <w:t xml:space="preserve"> using condition-action rules.</w:t>
+      </w:r>
+    </w:p>
+    <w:p>
+      <w:pPr>
+        <w:rPr>
+          <w:rFonts w:ascii="Times New Roman" w:hAnsi="Times New Roman" w:cs="Times New Roman"/>
+        </w:rPr>
+      </w:pPr>
+      <w:r>
+        <w:rPr>
+          <w:rFonts w:ascii="Times New Roman" w:hAnsi="Times New Roman" w:cs="Times New Roman"/>
+          <w:b/>
+          <w:bCs/>
+        </w:rPr>
+        <w:t>Examples:</w:t>
+      </w:r>
+    </w:p>
+    <w:p>
+      <w:pPr>
+        <w:numPr>
+          <w:ilvl w:val="0"/>
+          <w:numId w:val="1"/>
+        </w:numPr>
+        <w:rPr>
+          <w:rFonts w:ascii="Times New Roman" w:hAnsi="Times New Roman" w:cs="Times New Roman"/>
+        </w:rPr>
+      </w:pPr>
+      <w:r>
+        <w:rPr>
+          <w:rFonts w:ascii="Times New Roman" w:hAnsi="Times New Roman" w:cs="Times New Roman"/>
+        </w:rPr>
+        <w:t xml:space="preserve">If motion is detected → turn on the light. </w:t>
+      </w:r>
+    </w:p>
+    <w:p>
+      <w:pPr>
+        <w:numPr>
+          <w:ilvl w:val="0"/>
+          <w:numId w:val="1"/>
+        </w:numPr>
+        <w:rPr>
+          <w:rFonts w:ascii="Times New Roman" w:hAnsi="Times New Roman" w:cs="Times New Roman"/>
+        </w:rPr>
+      </w:pPr>
+      <w:r>
+        <w:rPr>
+          <w:rFonts w:ascii="Times New Roman" w:hAnsi="Times New Roman" w:cs="Times New Roman"/>
+        </w:rPr>
+        <w:t xml:space="preserve">If temperature is above 28°C → turn on the fan/AC. </w:t>
+      </w:r>
+    </w:p>
+    <w:p>
+      <w:pPr>
+        <w:numPr>
+          <w:ilvl w:val="0"/>
+          <w:numId w:val="1"/>
+        </w:numPr>
+        <w:rPr>
+          <w:rFonts w:ascii="Times New Roman" w:hAnsi="Times New Roman" w:cs="Times New Roman"/>
+        </w:rPr>
+      </w:pPr>
+      <w:r>
+        <w:rPr>
+          <w:rFonts w:ascii="Times New Roman" w:hAnsi="Times New Roman" w:cs="Times New Roman"/>
+        </w:rPr>
+        <w:t xml:space="preserve">If it is nighttime → switch on security lights. </w:t>
+      </w:r>
+    </w:p>
+    <w:p>
+      <w:pPr>
+        <w:numPr>
+          <w:ilvl w:val="0"/>
+          <w:numId w:val="1"/>
+        </w:numPr>
+        <w:rPr>
+          <w:rFonts w:ascii="Times New Roman" w:hAnsi="Times New Roman" w:cs="Times New Roman"/>
+        </w:rPr>
+      </w:pPr>
+      <w:r>
+        <w:rPr>
+          <w:rFonts w:ascii="Times New Roman" w:hAnsi="Times New Roman" w:cs="Times New Roman"/>
+        </w:rPr>
+        <w:t xml:space="preserve">If a door is opened unexpectedly → trigger an alarm. </w:t>
+      </w:r>
+    </w:p>
+    <w:p>
+      <w:pPr>
+        <w:rPr>
+          <w:rFonts w:ascii="Times New Roman" w:hAnsi="Times New Roman" w:cs="Times New Roman"/>
+        </w:rPr>
+      </w:pPr>
+      <w:r>
+        <w:rPr>
+          <w:rFonts w:ascii="Times New Roman" w:hAnsi="Times New Roman" w:cs="Times New Roman"/>
+          <w:b/>
+          <w:bCs/>
+        </w:rPr>
+        <w:t>Advantages:</w:t>
+      </w:r>
+    </w:p>
+    <w:p>
+      <w:pPr>
+        <w:numPr>
+          <w:ilvl w:val="0"/>
+          <w:numId w:val="2"/>
+        </w:numPr>
+        <w:rPr>
+          <w:rFonts w:ascii="Times New Roman" w:hAnsi="Times New Roman" w:cs="Times New Roman"/>
+        </w:rPr>
+      </w:pPr>
+      <w:r>
+        <w:rPr>
+          <w:rFonts w:ascii="Times New Roman" w:hAnsi="Times New Roman" w:cs="Times New Roman"/>
+        </w:rPr>
+        <w:t xml:space="preserve">Simple and fast. </w:t>
+      </w:r>
+    </w:p>
+    <w:p>
+      <w:pPr>
+        <w:numPr>
+          <w:ilvl w:val="0"/>
+          <w:numId w:val="2"/>
+        </w:numPr>
+        <w:rPr>
+          <w:rFonts w:ascii="Times New Roman" w:hAnsi="Times New Roman" w:cs="Times New Roman"/>
+        </w:rPr>
+      </w:pPr>
+      <w:r>
+        <w:rPr>
+          <w:rFonts w:ascii="Times New Roman" w:hAnsi="Times New Roman" w:cs="Times New Roman"/>
+        </w:rPr>
+        <w:t xml:space="preserve">Easy to implement. </w:t>
+      </w:r>
+    </w:p>
+    <w:p>
+      <w:pPr>
+        <w:numPr>
+          <w:ilvl w:val="0"/>
+          <w:numId w:val="2"/>
+        </w:numPr>
+        <w:rPr>
+          <w:rFonts w:ascii="Times New Roman" w:hAnsi="Times New Roman" w:cs="Times New Roman"/>
+        </w:rPr>
+      </w:pPr>
+      <w:r>
+        <w:rPr>
+          <w:rFonts w:ascii="Times New Roman" w:hAnsi="Times New Roman" w:cs="Times New Roman"/>
+        </w:rPr>
+        <w:t xml:space="preserve">Suitable for immediate responses. </w:t>
+      </w:r>
+    </w:p>
+    <w:p>
+      <w:pPr>
+        <w:rPr>
+          <w:rFonts w:ascii="Times New Roman" w:hAnsi="Times New Roman" w:cs="Times New Roman"/>
+        </w:rPr>
+      </w:pPr>
+      <w:r>
+        <w:rPr>
+          <w:rFonts w:ascii="Times New Roman" w:hAnsi="Times New Roman" w:cs="Times New Roman"/>
+          <w:b/>
+          <w:bCs/>
+        </w:rPr>
+        <w:t>Limitations:</w:t>
+      </w:r>
+    </w:p>
+    <w:p>
+      <w:pPr>
+        <w:numPr>
+          <w:ilvl w:val="0"/>
+          <w:numId w:val="3"/>
+        </w:numPr>
+        <w:rPr>
+          <w:rFonts w:ascii="Times New Roman" w:hAnsi="Times New Roman" w:cs="Times New Roman"/>
+        </w:rPr>
+      </w:pPr>
+      <w:r>
+        <w:rPr>
+          <w:rFonts w:ascii="Times New Roman" w:hAnsi="Times New Roman" w:cs="Times New Roman"/>
+        </w:rPr>
+        <w:t xml:space="preserve">Does not remember previous events. </w:t>
+      </w:r>
+    </w:p>
+    <w:p>
+      <w:pPr>
+        <w:numPr>
+          <w:ilvl w:val="0"/>
+          <w:numId w:val="3"/>
+        </w:numPr>
+        <w:rPr>
+          <w:rFonts w:ascii="Times New Roman" w:hAnsi="Times New Roman" w:cs="Times New Roman"/>
+        </w:rPr>
+      </w:pPr>
+      <w:r>
+        <w:rPr>
+          <w:rFonts w:ascii="Times New Roman" w:hAnsi="Times New Roman" w:cs="Times New Roman"/>
+        </w:rPr>
+        <w:t xml:space="preserve">Cannot learn user preferences. </w:t>
+      </w:r>
+    </w:p>
+    <w:p>
+      <w:pPr>
+        <w:numPr>
+          <w:ilvl w:val="0"/>
+          <w:numId w:val="3"/>
+        </w:numPr>
+        <w:rPr>
+          <w:rFonts w:ascii="Times New Roman" w:hAnsi="Times New Roman" w:cs="Times New Roman"/>
+        </w:rPr>
+      </w:pPr>
+      <w:r>
+        <w:rPr>
+          <w:rFonts w:ascii="Times New Roman" w:hAnsi="Times New Roman" w:cs="Times New Roman"/>
+        </w:rPr>
+        <w:t xml:space="preserve">Cannot handle situations requiring past information. </w:t>
+      </w:r>
+    </w:p>
+    <w:p>
+      <w:pPr>
+        <w:rPr>
+          <w:rFonts w:ascii="Times New Roman" w:hAnsi="Times New Roman" w:cs="Times New Roman"/>
+        </w:rPr>
+      </w:pPr>
+    </w:p>
+    <w:p>
+      <w:pPr>
+        <w:rPr>
+          <w:rFonts w:ascii="Times New Roman" w:hAnsi="Times New Roman" w:cs="Times New Roman"/>
+          <w:b/>
+          <w:bCs/>
+        </w:rPr>
+      </w:pPr>
+      <w:r>
+        <w:rPr>
+          <w:rFonts w:ascii="Times New Roman" w:hAnsi="Times New Roman" w:cs="Times New Roman"/>
+          <w:b/>
+          <w:bCs/>
+        </w:rPr>
+        <w:t>2. Model-Based Agent</w:t>
+      </w:r>
+    </w:p>
+    <w:p>
+      <w:pPr>
+        <w:rPr>
+          <w:rFonts w:ascii="Times New Roman" w:hAnsi="Times New Roman" w:cs="Times New Roman"/>
+        </w:rPr>
+      </w:pPr>
+      <w:r>
+        <w:rPr>
+          <w:rFonts w:ascii="Times New Roman" w:hAnsi="Times New Roman" w:cs="Times New Roman"/>
+        </w:rPr>
+        <w:t xml:space="preserve">A </w:t>
+      </w:r>
+      <w:r>
+        <w:rPr>
+          <w:rFonts w:ascii="Times New Roman" w:hAnsi="Times New Roman" w:cs="Times New Roman"/>
+          <w:b/>
+          <w:bCs/>
+        </w:rPr>
+        <w:t>Model-Based Agent</w:t>
+      </w:r>
+      <w:r>
+        <w:rPr>
+          <w:rFonts w:ascii="Times New Roman" w:hAnsi="Times New Roman" w:cs="Times New Roman"/>
+        </w:rPr>
+        <w:t xml:space="preserve"> maintains an </w:t>
+      </w:r>
+      <w:r>
+        <w:rPr>
+          <w:rFonts w:ascii="Times New Roman" w:hAnsi="Times New Roman" w:cs="Times New Roman"/>
+          <w:b/>
+          <w:bCs/>
+        </w:rPr>
+        <w:t>internal model/state</w:t>
+      </w:r>
+      <w:r>
+        <w:rPr>
+          <w:rFonts w:ascii="Times New Roman" w:hAnsi="Times New Roman" w:cs="Times New Roman"/>
+        </w:rPr>
+        <w:t xml:space="preserve"> of the environment. It uses both current sensor information and previous information to make decisions.</w:t>
+      </w:r>
+    </w:p>
+    <w:p>
+      <w:pPr>
+        <w:rPr>
+          <w:rFonts w:ascii="Times New Roman" w:hAnsi="Times New Roman" w:cs="Times New Roman"/>
+        </w:rPr>
+      </w:pPr>
+      <w:r>
+        <w:rPr>
+          <w:rFonts w:ascii="Times New Roman" w:hAnsi="Times New Roman" w:cs="Times New Roman"/>
+          <w:b/>
+          <w:bCs/>
+        </w:rPr>
+        <w:t>Example:</w:t>
+      </w:r>
+    </w:p>
+    <w:p>
+      <w:pPr>
+        <w:rPr>
+          <w:rFonts w:ascii="Times New Roman" w:hAnsi="Times New Roman" w:cs="Times New Roman"/>
+        </w:rPr>
+      </w:pPr>
+      <w:r>
+        <w:rPr>
+          <w:rFonts w:ascii="Times New Roman" w:hAnsi="Times New Roman" w:cs="Times New Roman"/>
+        </w:rPr>
+        <w:t>If the system knows that the user is currently away from home and detects movement inside the house, it can identify this as suspicious and activate security measures.</w:t>
+      </w:r>
+    </w:p>
+    <w:p>
+      <w:pPr>
+        <w:rPr>
+          <w:rFonts w:ascii="Times New Roman" w:hAnsi="Times New Roman" w:cs="Times New Roman"/>
+        </w:rPr>
+      </w:pPr>
+      <w:r>
+        <w:rPr>
+          <w:rFonts w:ascii="Times New Roman" w:hAnsi="Times New Roman" w:cs="Times New Roman"/>
+        </w:rPr>
+        <w:t>It can maintain information such as:</w:t>
+      </w:r>
+    </w:p>
+    <w:p>
+      <w:pPr>
+        <w:numPr>
+          <w:ilvl w:val="0"/>
+          <w:numId w:val="4"/>
+        </w:numPr>
+        <w:rPr>
+          <w:rFonts w:ascii="Times New Roman" w:hAnsi="Times New Roman" w:cs="Times New Roman"/>
+        </w:rPr>
+      </w:pPr>
+      <w:r>
+        <w:rPr>
+          <w:rFonts w:ascii="Times New Roman" w:hAnsi="Times New Roman" w:cs="Times New Roman"/>
+        </w:rPr>
+        <w:t xml:space="preserve">Current room occupancy. </w:t>
+      </w:r>
+    </w:p>
+    <w:p>
+      <w:pPr>
+        <w:numPr>
+          <w:ilvl w:val="0"/>
+          <w:numId w:val="4"/>
+        </w:numPr>
+        <w:rPr>
+          <w:rFonts w:ascii="Times New Roman" w:hAnsi="Times New Roman" w:cs="Times New Roman"/>
+        </w:rPr>
+      </w:pPr>
+      <w:r>
+        <w:rPr>
+          <w:rFonts w:ascii="Times New Roman" w:hAnsi="Times New Roman" w:cs="Times New Roman"/>
+        </w:rPr>
+        <w:t xml:space="preserve">Previous motion detection. </w:t>
+      </w:r>
+    </w:p>
+    <w:p>
+      <w:pPr>
+        <w:numPr>
+          <w:ilvl w:val="0"/>
+          <w:numId w:val="4"/>
+        </w:numPr>
+        <w:rPr>
+          <w:rFonts w:ascii="Times New Roman" w:hAnsi="Times New Roman" w:cs="Times New Roman"/>
+        </w:rPr>
+      </w:pPr>
+      <w:r>
+        <w:rPr>
+          <w:rFonts w:ascii="Times New Roman" w:hAnsi="Times New Roman" w:cs="Times New Roman"/>
+        </w:rPr>
+        <w:t xml:space="preserve">Temperature history. </w:t>
+      </w:r>
+    </w:p>
+    <w:p>
+      <w:pPr>
+        <w:numPr>
+          <w:ilvl w:val="0"/>
+          <w:numId w:val="4"/>
+        </w:numPr>
+        <w:rPr>
+          <w:rFonts w:ascii="Times New Roman" w:hAnsi="Times New Roman" w:cs="Times New Roman"/>
+        </w:rPr>
+      </w:pPr>
+      <w:r>
+        <w:rPr>
+          <w:rFonts w:ascii="Times New Roman" w:hAnsi="Times New Roman" w:cs="Times New Roman"/>
+        </w:rPr>
+        <w:t xml:space="preserve">Door/window status. </w:t>
+      </w:r>
+    </w:p>
+    <w:p>
+      <w:pPr>
+        <w:numPr>
+          <w:ilvl w:val="0"/>
+          <w:numId w:val="4"/>
+        </w:numPr>
+        <w:rPr>
+          <w:rFonts w:ascii="Times New Roman" w:hAnsi="Times New Roman" w:cs="Times New Roman"/>
+        </w:rPr>
+      </w:pPr>
+      <w:r>
+        <w:rPr>
+          <w:rFonts w:ascii="Times New Roman" w:hAnsi="Times New Roman" w:cs="Times New Roman"/>
+        </w:rPr>
+        <w:t xml:space="preserve">Security status. </w:t>
+      </w:r>
+    </w:p>
+    <w:p>
+      <w:pPr>
+        <w:rPr>
+          <w:rFonts w:ascii="Times New Roman" w:hAnsi="Times New Roman" w:cs="Times New Roman"/>
+        </w:rPr>
+      </w:pPr>
+      <w:r>
+        <w:rPr>
+          <w:rFonts w:ascii="Times New Roman" w:hAnsi="Times New Roman" w:cs="Times New Roman"/>
+          <w:b/>
+          <w:bCs/>
+        </w:rPr>
+        <w:t>Advantages:</w:t>
+      </w:r>
+    </w:p>
+    <w:p>
+      <w:pPr>
+        <w:numPr>
+          <w:ilvl w:val="0"/>
+          <w:numId w:val="5"/>
+        </w:numPr>
+        <w:rPr>
+          <w:rFonts w:ascii="Times New Roman" w:hAnsi="Times New Roman" w:cs="Times New Roman"/>
+        </w:rPr>
+      </w:pPr>
+      <w:r>
+        <w:rPr>
+          <w:rFonts w:ascii="Times New Roman" w:hAnsi="Times New Roman" w:cs="Times New Roman"/>
+        </w:rPr>
+        <w:t xml:space="preserve">Can handle partially observable environments. </w:t>
+      </w:r>
+    </w:p>
+    <w:p>
+      <w:pPr>
+        <w:numPr>
+          <w:ilvl w:val="0"/>
+          <w:numId w:val="5"/>
+        </w:numPr>
+        <w:rPr>
+          <w:rFonts w:ascii="Times New Roman" w:hAnsi="Times New Roman" w:cs="Times New Roman"/>
+        </w:rPr>
+      </w:pPr>
+      <w:r>
+        <w:rPr>
+          <w:rFonts w:ascii="Times New Roman" w:hAnsi="Times New Roman" w:cs="Times New Roman"/>
+        </w:rPr>
+        <w:t xml:space="preserve">Maintains information about previous situations. </w:t>
+      </w:r>
+    </w:p>
+    <w:p>
+      <w:pPr>
+        <w:numPr>
+          <w:ilvl w:val="0"/>
+          <w:numId w:val="5"/>
+        </w:numPr>
+        <w:rPr>
+          <w:rFonts w:ascii="Times New Roman" w:hAnsi="Times New Roman" w:cs="Times New Roman"/>
+        </w:rPr>
+      </w:pPr>
+      <w:r>
+        <w:rPr>
+          <w:rFonts w:ascii="Times New Roman" w:hAnsi="Times New Roman" w:cs="Times New Roman"/>
+        </w:rPr>
+        <w:t xml:space="preserve">More reliable than a simple reflex agent. </w:t>
+      </w:r>
+    </w:p>
+    <w:p>
+      <w:pPr>
+        <w:rPr>
+          <w:rFonts w:ascii="Times New Roman" w:hAnsi="Times New Roman" w:cs="Times New Roman"/>
+        </w:rPr>
+      </w:pPr>
+      <w:r>
+        <w:rPr>
+          <w:rFonts w:ascii="Times New Roman" w:hAnsi="Times New Roman" w:cs="Times New Roman"/>
+          <w:b/>
+          <w:bCs/>
+        </w:rPr>
+        <w:t>Limitation:</w:t>
+      </w:r>
+    </w:p>
+    <w:p>
+      <w:pPr>
+        <w:numPr>
+          <w:ilvl w:val="0"/>
+          <w:numId w:val="6"/>
+        </w:numPr>
+        <w:rPr>
+          <w:rFonts w:ascii="Times New Roman" w:hAnsi="Times New Roman" w:cs="Times New Roman"/>
+        </w:rPr>
+      </w:pPr>
+      <w:r>
+        <w:rPr>
+          <w:rFonts w:ascii="Times New Roman" w:hAnsi="Times New Roman" w:cs="Times New Roman"/>
+        </w:rPr>
+        <w:t xml:space="preserve">Requires more memory and processing. </w:t>
+      </w:r>
+    </w:p>
+    <w:p>
+      <w:pPr>
+        <w:rPr>
+          <w:rFonts w:ascii="Times New Roman" w:hAnsi="Times New Roman" w:cs="Times New Roman"/>
+        </w:rPr>
+      </w:pPr>
+    </w:p>
+    <w:p>
+      <w:pPr>
+        <w:rPr>
+          <w:rFonts w:ascii="Times New Roman" w:hAnsi="Times New Roman" w:cs="Times New Roman"/>
+          <w:b/>
+          <w:bCs/>
+        </w:rPr>
+      </w:pPr>
+      <w:r>
+        <w:rPr>
+          <w:rFonts w:ascii="Times New Roman" w:hAnsi="Times New Roman" w:cs="Times New Roman"/>
+          <w:b/>
+          <w:bCs/>
+        </w:rPr>
+        <w:t>3. Goal-Based Agent</w:t>
+      </w:r>
+    </w:p>
+    <w:p>
+      <w:pPr>
+        <w:rPr>
+          <w:rFonts w:ascii="Times New Roman" w:hAnsi="Times New Roman" w:cs="Times New Roman"/>
+        </w:rPr>
+      </w:pPr>
+      <w:r>
+        <w:rPr>
+          <w:rFonts w:ascii="Times New Roman" w:hAnsi="Times New Roman" w:cs="Times New Roman"/>
+        </w:rPr>
+        <w:t xml:space="preserve">A </w:t>
+      </w:r>
+      <w:r>
+        <w:rPr>
+          <w:rFonts w:ascii="Times New Roman" w:hAnsi="Times New Roman" w:cs="Times New Roman"/>
+          <w:b/>
+          <w:bCs/>
+        </w:rPr>
+        <w:t>Goal-Based Agent</w:t>
+      </w:r>
+      <w:r>
+        <w:rPr>
+          <w:rFonts w:ascii="Times New Roman" w:hAnsi="Times New Roman" w:cs="Times New Roman"/>
+        </w:rPr>
+        <w:t xml:space="preserve"> chooses actions that help achieve a specific goal.</w:t>
+      </w:r>
+    </w:p>
+    <w:p>
+      <w:pPr>
+        <w:rPr>
+          <w:rFonts w:ascii="Times New Roman" w:hAnsi="Times New Roman" w:cs="Times New Roman"/>
+        </w:rPr>
+      </w:pPr>
+      <w:r>
+        <w:rPr>
+          <w:rFonts w:ascii="Times New Roman" w:hAnsi="Times New Roman" w:cs="Times New Roman"/>
+        </w:rPr>
+        <w:t>Possible goals in the smart home are:</w:t>
+      </w:r>
+    </w:p>
+    <w:p>
+      <w:pPr>
+        <w:numPr>
+          <w:ilvl w:val="0"/>
+          <w:numId w:val="7"/>
+        </w:numPr>
+        <w:rPr>
+          <w:rFonts w:ascii="Times New Roman" w:hAnsi="Times New Roman" w:cs="Times New Roman"/>
+        </w:rPr>
+      </w:pPr>
+      <w:r>
+        <w:rPr>
+          <w:rFonts w:ascii="Times New Roman" w:hAnsi="Times New Roman" w:cs="Times New Roman"/>
+        </w:rPr>
+        <w:t xml:space="preserve">Maintain comfortable temperature. </w:t>
+      </w:r>
+    </w:p>
+    <w:p>
+      <w:pPr>
+        <w:numPr>
+          <w:ilvl w:val="0"/>
+          <w:numId w:val="7"/>
+        </w:numPr>
+        <w:rPr>
+          <w:rFonts w:ascii="Times New Roman" w:hAnsi="Times New Roman" w:cs="Times New Roman"/>
+        </w:rPr>
+      </w:pPr>
+      <w:r>
+        <w:rPr>
+          <w:rFonts w:ascii="Times New Roman" w:hAnsi="Times New Roman" w:cs="Times New Roman"/>
+        </w:rPr>
+        <w:t xml:space="preserve">Reduce energy consumption. </w:t>
+      </w:r>
+    </w:p>
+    <w:p>
+      <w:pPr>
+        <w:numPr>
+          <w:ilvl w:val="0"/>
+          <w:numId w:val="7"/>
+        </w:numPr>
+        <w:rPr>
+          <w:rFonts w:ascii="Times New Roman" w:hAnsi="Times New Roman" w:cs="Times New Roman"/>
+        </w:rPr>
+      </w:pPr>
+      <w:r>
+        <w:rPr>
+          <w:rFonts w:ascii="Times New Roman" w:hAnsi="Times New Roman" w:cs="Times New Roman"/>
+        </w:rPr>
+        <w:t xml:space="preserve">Keep the house secure. </w:t>
+      </w:r>
+    </w:p>
+    <w:p>
+      <w:pPr>
+        <w:numPr>
+          <w:ilvl w:val="0"/>
+          <w:numId w:val="7"/>
+        </w:numPr>
+        <w:rPr>
+          <w:rFonts w:ascii="Times New Roman" w:hAnsi="Times New Roman" w:cs="Times New Roman"/>
+        </w:rPr>
+      </w:pPr>
+      <w:r>
+        <w:rPr>
+          <w:rFonts w:ascii="Times New Roman" w:hAnsi="Times New Roman" w:cs="Times New Roman"/>
+        </w:rPr>
+        <w:t xml:space="preserve">Turn off unnecessary appliances. </w:t>
+      </w:r>
+    </w:p>
+    <w:p>
+      <w:pPr>
+        <w:rPr>
+          <w:rFonts w:ascii="Times New Roman" w:hAnsi="Times New Roman" w:cs="Times New Roman"/>
+        </w:rPr>
+      </w:pPr>
+      <w:r>
+        <w:rPr>
+          <w:rFonts w:ascii="Times New Roman" w:hAnsi="Times New Roman" w:cs="Times New Roman"/>
+          <w:b/>
+          <w:bCs/>
+        </w:rPr>
+        <w:t>Example:</w:t>
+      </w:r>
+    </w:p>
+    <w:p>
+      <w:pPr>
+        <w:rPr>
+          <w:rFonts w:ascii="Times New Roman" w:hAnsi="Times New Roman" w:cs="Times New Roman"/>
+        </w:rPr>
+      </w:pPr>
+      <w:r>
+        <w:rPr>
+          <w:rFonts w:ascii="Times New Roman" w:hAnsi="Times New Roman" w:cs="Times New Roman"/>
+        </w:rPr>
+        <w:lastRenderedPageBreak/>
+        <w:t xml:space="preserve">If the goal is </w:t>
+      </w:r>
+      <w:r>
+        <w:rPr>
+          <w:rFonts w:ascii="Times New Roman" w:hAnsi="Times New Roman" w:cs="Times New Roman"/>
+          <w:b/>
+          <w:bCs/>
+        </w:rPr>
+        <w:t>energy efficiency</w:t>
+      </w:r>
+      <w:r>
+        <w:rPr>
+          <w:rFonts w:ascii="Times New Roman" w:hAnsi="Times New Roman" w:cs="Times New Roman"/>
+        </w:rPr>
+        <w:t>, the agent can turn off lights in unoccupied rooms and reduce AC usage when nobody is present.</w:t>
+      </w:r>
+    </w:p>
+    <w:p>
+      <w:pPr>
+        <w:rPr>
+          <w:rFonts w:ascii="Times New Roman" w:hAnsi="Times New Roman" w:cs="Times New Roman"/>
+        </w:rPr>
+      </w:pPr>
+      <w:r>
+        <w:rPr>
+          <w:rFonts w:ascii="Times New Roman" w:hAnsi="Times New Roman" w:cs="Times New Roman"/>
+          <w:b/>
+          <w:bCs/>
+        </w:rPr>
+        <w:t>Advantages:</w:t>
+      </w:r>
+    </w:p>
+    <w:p>
+      <w:pPr>
+        <w:numPr>
+          <w:ilvl w:val="0"/>
+          <w:numId w:val="8"/>
+        </w:numPr>
+        <w:rPr>
+          <w:rFonts w:ascii="Times New Roman" w:hAnsi="Times New Roman" w:cs="Times New Roman"/>
+        </w:rPr>
+      </w:pPr>
+      <w:r>
+        <w:rPr>
+          <w:rFonts w:ascii="Times New Roman" w:hAnsi="Times New Roman" w:cs="Times New Roman"/>
+        </w:rPr>
+        <w:t xml:space="preserve">Can plan actions to achieve goals. </w:t>
+      </w:r>
+    </w:p>
+    <w:p>
+      <w:pPr>
+        <w:numPr>
+          <w:ilvl w:val="0"/>
+          <w:numId w:val="8"/>
+        </w:numPr>
+        <w:rPr>
+          <w:rFonts w:ascii="Times New Roman" w:hAnsi="Times New Roman" w:cs="Times New Roman"/>
+        </w:rPr>
+      </w:pPr>
+      <w:r>
+        <w:rPr>
+          <w:rFonts w:ascii="Times New Roman" w:hAnsi="Times New Roman" w:cs="Times New Roman"/>
+        </w:rPr>
+        <w:t xml:space="preserve">More flexible than reflex agents. </w:t>
+      </w:r>
+    </w:p>
+    <w:p>
+      <w:pPr>
+        <w:numPr>
+          <w:ilvl w:val="0"/>
+          <w:numId w:val="8"/>
+        </w:numPr>
+        <w:rPr>
+          <w:rFonts w:ascii="Times New Roman" w:hAnsi="Times New Roman" w:cs="Times New Roman"/>
+        </w:rPr>
+      </w:pPr>
+      <w:r>
+        <w:rPr>
+          <w:rFonts w:ascii="Times New Roman" w:hAnsi="Times New Roman" w:cs="Times New Roman"/>
+        </w:rPr>
+        <w:t xml:space="preserve">Suitable for complex tasks. </w:t>
+      </w:r>
+    </w:p>
+    <w:p>
+      <w:pPr>
+        <w:rPr>
+          <w:rFonts w:ascii="Times New Roman" w:hAnsi="Times New Roman" w:cs="Times New Roman"/>
+        </w:rPr>
+      </w:pPr>
+      <w:r>
+        <w:rPr>
+          <w:rFonts w:ascii="Times New Roman" w:hAnsi="Times New Roman" w:cs="Times New Roman"/>
+          <w:b/>
+          <w:bCs/>
+        </w:rPr>
+        <w:t>Limitation:</w:t>
+      </w:r>
+    </w:p>
+    <w:p>
+      <w:pPr>
+        <w:numPr>
+          <w:ilvl w:val="0"/>
+          <w:numId w:val="9"/>
+        </w:numPr>
+        <w:rPr>
+          <w:rFonts w:ascii="Times New Roman" w:hAnsi="Times New Roman" w:cs="Times New Roman"/>
+        </w:rPr>
+      </w:pPr>
+      <w:r>
+        <w:rPr>
+          <w:rFonts w:ascii="Times New Roman" w:hAnsi="Times New Roman" w:cs="Times New Roman"/>
+        </w:rPr>
+        <w:t xml:space="preserve">Requires planning and more computation. </w:t>
+      </w:r>
+    </w:p>
+    <w:p>
+      <w:pPr>
+        <w:rPr>
+          <w:rFonts w:ascii="Times New Roman" w:hAnsi="Times New Roman" w:cs="Times New Roman"/>
+        </w:rPr>
+      </w:pPr>
+    </w:p>
+    <w:p>
+      <w:pPr>
+        <w:rPr>
+          <w:rFonts w:ascii="Times New Roman" w:hAnsi="Times New Roman" w:cs="Times New Roman"/>
+          <w:b/>
+          <w:bCs/>
+        </w:rPr>
+      </w:pPr>
+      <w:r>
+        <w:rPr>
+          <w:rFonts w:ascii="Times New Roman" w:hAnsi="Times New Roman" w:cs="Times New Roman"/>
+          <w:b/>
+          <w:bCs/>
+        </w:rPr>
+        <w:t>4. Utility-Based Agent</w:t>
+      </w:r>
+    </w:p>
+    <w:p>
+      <w:pPr>
+        <w:rPr>
+          <w:rFonts w:ascii="Times New Roman" w:hAnsi="Times New Roman" w:cs="Times New Roman"/>
+        </w:rPr>
+      </w:pPr>
+      <w:r>
+        <w:rPr>
+          <w:rFonts w:ascii="Times New Roman" w:hAnsi="Times New Roman" w:cs="Times New Roman"/>
+        </w:rPr>
+        <w:t xml:space="preserve">A </w:t>
+      </w:r>
+      <w:r>
+        <w:rPr>
+          <w:rFonts w:ascii="Times New Roman" w:hAnsi="Times New Roman" w:cs="Times New Roman"/>
+          <w:b/>
+          <w:bCs/>
+        </w:rPr>
+        <w:t>Utility-Based Agent</w:t>
+      </w:r>
+      <w:r>
+        <w:rPr>
+          <w:rFonts w:ascii="Times New Roman" w:hAnsi="Times New Roman" w:cs="Times New Roman"/>
+        </w:rPr>
+        <w:t xml:space="preserve"> selects the action that provides the </w:t>
+      </w:r>
+      <w:r>
+        <w:rPr>
+          <w:rFonts w:ascii="Times New Roman" w:hAnsi="Times New Roman" w:cs="Times New Roman"/>
+          <w:b/>
+          <w:bCs/>
+        </w:rPr>
+        <w:t>highest overall utility</w:t>
+      </w:r>
+      <w:r>
+        <w:rPr>
+          <w:rFonts w:ascii="Times New Roman" w:hAnsi="Times New Roman" w:cs="Times New Roman"/>
+        </w:rPr>
+        <w:t>. It can consider multiple factors simultaneously.</w:t>
+      </w:r>
+    </w:p>
+    <w:p>
+      <w:pPr>
+        <w:rPr>
+          <w:rFonts w:ascii="Times New Roman" w:hAnsi="Times New Roman" w:cs="Times New Roman"/>
+        </w:rPr>
+      </w:pPr>
+      <w:r>
+        <w:rPr>
+          <w:rFonts w:ascii="Times New Roman" w:hAnsi="Times New Roman" w:cs="Times New Roman"/>
+        </w:rPr>
+        <w:t>For example, the system may evaluate:</w:t>
+      </w:r>
+    </w:p>
+    <w:p>
+      <w:pPr>
+        <w:numPr>
+          <w:ilvl w:val="0"/>
+          <w:numId w:val="10"/>
+        </w:numPr>
+        <w:rPr>
+          <w:rFonts w:ascii="Times New Roman" w:hAnsi="Times New Roman" w:cs="Times New Roman"/>
+        </w:rPr>
+      </w:pPr>
+      <w:r>
+        <w:rPr>
+          <w:rFonts w:ascii="Times New Roman" w:hAnsi="Times New Roman" w:cs="Times New Roman"/>
+        </w:rPr>
+        <w:t xml:space="preserve">Comfort </w:t>
+      </w:r>
+    </w:p>
+    <w:p>
+      <w:pPr>
+        <w:numPr>
+          <w:ilvl w:val="0"/>
+          <w:numId w:val="10"/>
+        </w:numPr>
+        <w:rPr>
+          <w:rFonts w:ascii="Times New Roman" w:hAnsi="Times New Roman" w:cs="Times New Roman"/>
+        </w:rPr>
+      </w:pPr>
+      <w:r>
+        <w:rPr>
+          <w:rFonts w:ascii="Times New Roman" w:hAnsi="Times New Roman" w:cs="Times New Roman"/>
+        </w:rPr>
+        <w:t xml:space="preserve">Energy consumption </w:t>
+      </w:r>
+    </w:p>
+    <w:p>
+      <w:pPr>
+        <w:numPr>
+          <w:ilvl w:val="0"/>
+          <w:numId w:val="10"/>
+        </w:numPr>
+        <w:rPr>
+          <w:rFonts w:ascii="Times New Roman" w:hAnsi="Times New Roman" w:cs="Times New Roman"/>
+        </w:rPr>
+      </w:pPr>
+      <w:r>
+        <w:rPr>
+          <w:rFonts w:ascii="Times New Roman" w:hAnsi="Times New Roman" w:cs="Times New Roman"/>
+        </w:rPr>
+        <w:t xml:space="preserve">Security </w:t>
+      </w:r>
+    </w:p>
+    <w:p>
+      <w:pPr>
+        <w:numPr>
+          <w:ilvl w:val="0"/>
+          <w:numId w:val="10"/>
+        </w:numPr>
+        <w:rPr>
+          <w:rFonts w:ascii="Times New Roman" w:hAnsi="Times New Roman" w:cs="Times New Roman"/>
+        </w:rPr>
+      </w:pPr>
+      <w:r>
+        <w:rPr>
+          <w:rFonts w:ascii="Times New Roman" w:hAnsi="Times New Roman" w:cs="Times New Roman"/>
+        </w:rPr>
+        <w:t xml:space="preserve">Cost </w:t>
+      </w:r>
+    </w:p>
+    <w:p>
+      <w:pPr>
+        <w:numPr>
+          <w:ilvl w:val="0"/>
+          <w:numId w:val="10"/>
+        </w:numPr>
+        <w:rPr>
+          <w:rFonts w:ascii="Times New Roman" w:hAnsi="Times New Roman" w:cs="Times New Roman"/>
+        </w:rPr>
+      </w:pPr>
+      <w:r>
+        <w:rPr>
+          <w:rFonts w:ascii="Times New Roman" w:hAnsi="Times New Roman" w:cs="Times New Roman"/>
+        </w:rPr>
+        <w:t xml:space="preserve">User preferences </w:t>
+      </w:r>
+    </w:p>
+    <w:p>
+      <w:pPr>
+        <w:rPr>
+          <w:rFonts w:ascii="Times New Roman" w:hAnsi="Times New Roman" w:cs="Times New Roman"/>
+        </w:rPr>
+      </w:pPr>
+      <w:r>
+        <w:rPr>
+          <w:rFonts w:ascii="Times New Roman" w:hAnsi="Times New Roman" w:cs="Times New Roman"/>
+        </w:rPr>
+        <w:t>Suppose the temperature is high but the user is not at home. Instead of immediately turning on the AC, the system may decide to keep the AC off to save energy.</w:t>
+      </w:r>
+    </w:p>
+    <w:p>
+      <w:pPr>
+        <w:rPr>
+          <w:rFonts w:ascii="Times New Roman" w:hAnsi="Times New Roman" w:cs="Times New Roman"/>
+        </w:rPr>
+      </w:pPr>
+      <w:r>
+        <w:rPr>
+          <w:rFonts w:ascii="Times New Roman" w:hAnsi="Times New Roman" w:cs="Times New Roman"/>
+        </w:rPr>
+        <w:t>The agent tries to maximize:</w:t>
+      </w:r>
+    </w:p>
+    <w:p>
+      <w:pPr>
+        <w:rPr>
+          <w:rFonts w:ascii="Times New Roman" w:hAnsi="Times New Roman" w:cs="Times New Roman"/>
+        </w:rPr>
+      </w:pPr>
+      <m:oMathPara>
+        <m:oMath>
+          <m:r>
+            <w:rPr>
+              <w:rFonts w:ascii="Cambria Math" w:hAnsi="Cambria Math" w:cs="Times New Roman"/>
+            </w:rPr>
+            <m:t>Utility=Comfort+Security+Energy</m:t>
+          </m:r>
+          <m:r>
+            <m:rPr>
+              <m:nor/>
+            </m:rPr>
+            <w:rPr>
+              <w:rFonts w:ascii="Times New Roman" w:hAnsi="Times New Roman" w:cs="Times New Roman"/>
+            </w:rPr>
+            <m:t> </m:t>
+          </m:r>
+          <m:r>
+            <w:rPr>
+              <w:rFonts w:ascii="Cambria Math" w:hAnsi="Cambria Math" w:cs="Times New Roman"/>
+            </w:rPr>
+            <m:t>Efficiency</m:t>
+          </m:r>
+          <m:r>
+            <w:rPr>
+              <w:rFonts w:ascii="Times New Roman" w:hAnsi="Times New Roman" w:cs="Times New Roman"/>
+              <w:i/>
+            </w:rPr>
+            <w:br/>
+          </m:r>
+        </m:oMath>
+      </m:oMathPara>
+    </w:p>
+    <w:p>
+      <w:pPr>
+        <w:rPr>
+          <w:rFonts w:ascii="Times New Roman" w:hAnsi="Times New Roman" w:cs="Times New Roman"/>
+        </w:rPr>
+      </w:pPr>
+      <w:r>
+        <w:rPr>
+          <w:rFonts w:ascii="Times New Roman" w:hAnsi="Times New Roman" w:cs="Times New Roman"/>
+        </w:rPr>
+        <w:t>with appropriate weights for each factor.</w:t>
+      </w:r>
+    </w:p>
+    <w:p>
+      <w:pPr>
+        <w:rPr>
+          <w:rFonts w:ascii="Times New Roman" w:hAnsi="Times New Roman" w:cs="Times New Roman"/>
+        </w:rPr>
+      </w:pPr>
+    </w:p>
+    <w:p>
+      <w:pPr>
+        <w:rPr>
+          <w:rFonts w:ascii="Times New Roman" w:hAnsi="Times New Roman" w:cs="Times New Roman"/>
+          <w:b/>
+          <w:bCs/>
+        </w:rPr>
+      </w:pPr>
+      <w:r>
+        <w:rPr>
+          <w:rFonts w:ascii="Times New Roman" w:hAnsi="Times New Roman" w:cs="Times New Roman"/>
+          <w:b/>
+          <w:bCs/>
+        </w:rPr>
+        <w:t>Comparison</w:t>
       </w:r>
     </w:p>
     <w:tbl>
@@ -266,12 +1264,13 @@
         <w:tblLook w:val="04A0" w:firstRow="1" w:lastRow="0" w:firstColumn="1" w:lastColumn="0" w:noHBand="0" w:noVBand="1"/>
       </w:tblPr>
       <w:tblGrid>
-        <w:gridCol w:w="939"/>
-        <w:gridCol w:w="2776"/>
-        <w:gridCol w:w="1396"/>
+        <w:gridCol w:w="1495"/>
+        <w:gridCol w:w="2580"/>
+        <w:gridCol w:w="3707"/>
       </w:tblGrid>
       <w:tr>
         <w:trPr>
+          <w:tblHeader/>
           <w:tblCellSpacing w:w="15" w:type="dxa"/>
         </w:trPr>
         <w:tc>
@@ -281,8 +1280,20 @@
             <w:hideMark/>
           </w:tcPr>
           <w:p>
+            <w:pPr>
+              <w:rPr>
+                <w:rFonts w:ascii="Times New Roman" w:hAnsi="Times New Roman" w:cs="Times New Roman"/>
+                <w:b/>
+                <w:bCs/>
+              </w:rPr>
+            </w:pPr>
             <w:r>
-              <w:t>Iteration</w:t>
+              <w:rPr>
+                <w:rFonts w:ascii="Times New Roman" w:hAnsi="Times New Roman" w:cs="Times New Roman"/>
+                <w:b/>
+                <w:bCs/>
+              </w:rPr>
+              <w:t>Agent Type</w:t>
             </w:r>
           </w:p>
         </w:tc>
@@ -293,8 +1304,20 @@
             <w:hideMark/>
           </w:tcPr>
           <w:p>
+            <w:pPr>
+              <w:rPr>
+                <w:rFonts w:ascii="Times New Roman" w:hAnsi="Times New Roman" w:cs="Times New Roman"/>
+                <w:b/>
+                <w:bCs/>
+              </w:rPr>
+            </w:pPr>
             <w:r>
-              <w:t>Queue (after visiting node)</w:t>
+              <w:rPr>
+                <w:rFonts w:ascii="Times New Roman" w:hAnsi="Times New Roman" w:cs="Times New Roman"/>
+                <w:b/>
+                <w:bCs/>
+              </w:rPr>
+              <w:t>Main Feature</w:t>
             </w:r>
           </w:p>
         </w:tc>
@@ -305,8 +1328,20 @@
             <w:hideMark/>
           </w:tcPr>
           <w:p>
+            <w:pPr>
+              <w:rPr>
+                <w:rFonts w:ascii="Times New Roman" w:hAnsi="Times New Roman" w:cs="Times New Roman"/>
+                <w:b/>
+                <w:bCs/>
+              </w:rPr>
+            </w:pPr>
             <w:r>
-              <w:t>Visited Node</w:t>
+              <w:rPr>
+                <w:rFonts w:ascii="Times New Roman" w:hAnsi="Times New Roman" w:cs="Times New Roman"/>
+                <w:b/>
+                <w:bCs/>
+              </w:rPr>
+              <w:t>Smart Home Example</w:t>
             </w:r>
           </w:p>
         </w:tc>
@@ -322,8 +1357,18 @@
             <w:hideMark/>
           </w:tcPr>
           <w:p>
+            <w:pPr>
+              <w:rPr>
+                <w:rFonts w:ascii="Times New Roman" w:hAnsi="Times New Roman" w:cs="Times New Roman"/>
+              </w:rPr>
+            </w:pPr>
             <w:r>
-              <w:t>1</w:t>
+              <w:rPr>
+                <w:rFonts w:ascii="Times New Roman" w:hAnsi="Times New Roman" w:cs="Times New Roman"/>
+                <w:b/>
+                <w:bCs/>
+              </w:rPr>
+              <w:t>Simple Reflex</w:t>
             </w:r>
           </w:p>
         </w:tc>
@@ -334,8 +1379,16 @@
             <w:hideMark/>
           </w:tcPr>
           <w:p>
+            <w:pPr>
+              <w:rPr>
+                <w:rFonts w:ascii="Times New Roman" w:hAnsi="Times New Roman" w:cs="Times New Roman"/>
+              </w:rPr>
+            </w:pPr>
             <w:r>
-              <w:t>B, C</w:t>
+              <w:rPr>
+                <w:rFonts w:ascii="Times New Roman" w:hAnsi="Times New Roman" w:cs="Times New Roman"/>
+              </w:rPr>
+              <w:t>Current percept</w:t>
             </w:r>
           </w:p>
         </w:tc>
@@ -346,8 +1399,16 @@
             <w:hideMark/>
           </w:tcPr>
           <w:p>
+            <w:pPr>
+              <w:rPr>
+                <w:rFonts w:ascii="Times New Roman" w:hAnsi="Times New Roman" w:cs="Times New Roman"/>
+              </w:rPr>
+            </w:pPr>
             <w:r>
-              <w:t>A</w:t>
+              <w:rPr>
+                <w:rFonts w:ascii="Times New Roman" w:hAnsi="Times New Roman" w:cs="Times New Roman"/>
+              </w:rPr>
+              <w:t>Motion → Light ON</w:t>
             </w:r>
           </w:p>
         </w:tc>
@@ -363,8 +1424,19 @@
             <w:hideMark/>
           </w:tcPr>
           <w:p>
+            <w:pPr>
+              <w:rPr>
+                <w:rFonts w:ascii="Times New Roman" w:hAnsi="Times New Roman" w:cs="Times New Roman"/>
+              </w:rPr>
+            </w:pPr>
             <w:r>
-              <w:t>2</w:t>
+              <w:rPr>
+                <w:rFonts w:ascii="Times New Roman" w:hAnsi="Times New Roman" w:cs="Times New Roman"/>
+                <w:b/>
+                <w:bCs/>
+              </w:rPr>
+              <w:lastRenderedPageBreak/>
+              <w:t>Model-Based</w:t>
             </w:r>
           </w:p>
         </w:tc>
@@ -375,8 +1447,16 @@
             <w:hideMark/>
           </w:tcPr>
           <w:p>
+            <w:pPr>
+              <w:rPr>
+                <w:rFonts w:ascii="Times New Roman" w:hAnsi="Times New Roman" w:cs="Times New Roman"/>
+              </w:rPr>
+            </w:pPr>
             <w:r>
-              <w:t>C, D, E</w:t>
+              <w:rPr>
+                <w:rFonts w:ascii="Times New Roman" w:hAnsi="Times New Roman" w:cs="Times New Roman"/>
+              </w:rPr>
+              <w:t>Uses internal state</w:t>
             </w:r>
           </w:p>
         </w:tc>
@@ -387,8 +1467,16 @@
             <w:hideMark/>
           </w:tcPr>
           <w:p>
+            <w:pPr>
+              <w:rPr>
+                <w:rFonts w:ascii="Times New Roman" w:hAnsi="Times New Roman" w:cs="Times New Roman"/>
+              </w:rPr>
+            </w:pPr>
             <w:r>
-              <w:t>B</w:t>
+              <w:rPr>
+                <w:rFonts w:ascii="Times New Roman" w:hAnsi="Times New Roman" w:cs="Times New Roman"/>
+              </w:rPr>
+              <w:t>Tracks occupancy and security status</w:t>
             </w:r>
           </w:p>
         </w:tc>
@@ -404,8 +1492,18 @@
             <w:hideMark/>
           </w:tcPr>
           <w:p>
+            <w:pPr>
+              <w:rPr>
+                <w:rFonts w:ascii="Times New Roman" w:hAnsi="Times New Roman" w:cs="Times New Roman"/>
+              </w:rPr>
+            </w:pPr>
             <w:r>
-              <w:t>3</w:t>
+              <w:rPr>
+                <w:rFonts w:ascii="Times New Roman" w:hAnsi="Times New Roman" w:cs="Times New Roman"/>
+                <w:b/>
+                <w:bCs/>
+              </w:rPr>
+              <w:t>Goal-Based</w:t>
             </w:r>
           </w:p>
         </w:tc>
@@ -416,8 +1514,16 @@
             <w:hideMark/>
           </w:tcPr>
           <w:p>
+            <w:pPr>
+              <w:rPr>
+                <w:rFonts w:ascii="Times New Roman" w:hAnsi="Times New Roman" w:cs="Times New Roman"/>
+              </w:rPr>
+            </w:pPr>
             <w:r>
-              <w:t>D, E, F, G</w:t>
+              <w:rPr>
+                <w:rFonts w:ascii="Times New Roman" w:hAnsi="Times New Roman" w:cs="Times New Roman"/>
+              </w:rPr>
+              <w:t>Works toward goals</w:t>
             </w:r>
           </w:p>
         </w:tc>
@@ -428,8 +1534,16 @@
             <w:hideMark/>
           </w:tcPr>
           <w:p>
+            <w:pPr>
+              <w:rPr>
+                <w:rFonts w:ascii="Times New Roman" w:hAnsi="Times New Roman" w:cs="Times New Roman"/>
+              </w:rPr>
+            </w:pPr>
             <w:r>
-              <w:t>C</w:t>
+              <w:rPr>
+                <w:rFonts w:ascii="Times New Roman" w:hAnsi="Times New Roman" w:cs="Times New Roman"/>
+              </w:rPr>
+              <w:t>Maintain comfortable temperature</w:t>
             </w:r>
           </w:p>
         </w:tc>
@@ -445,8 +1559,18 @@
             <w:hideMark/>
           </w:tcPr>
           <w:p>
+            <w:pPr>
+              <w:rPr>
+                <w:rFonts w:ascii="Times New Roman" w:hAnsi="Times New Roman" w:cs="Times New Roman"/>
+              </w:rPr>
+            </w:pPr>
             <w:r>
-              <w:t>4</w:t>
+              <w:rPr>
+                <w:rFonts w:ascii="Times New Roman" w:hAnsi="Times New Roman" w:cs="Times New Roman"/>
+                <w:b/>
+                <w:bCs/>
+              </w:rPr>
+              <w:t>Utility-Based</w:t>
             </w:r>
           </w:p>
         </w:tc>
@@ -457,8 +1581,16 @@
             <w:hideMark/>
           </w:tcPr>
           <w:p>
+            <w:pPr>
+              <w:rPr>
+                <w:rFonts w:ascii="Times New Roman" w:hAnsi="Times New Roman" w:cs="Times New Roman"/>
+              </w:rPr>
+            </w:pPr>
             <w:r>
-              <w:t>E, F, G</w:t>
+              <w:rPr>
+                <w:rFonts w:ascii="Times New Roman" w:hAnsi="Times New Roman" w:cs="Times New Roman"/>
+              </w:rPr>
+              <w:t>Maximizes overall benefit</w:t>
             </w:r>
           </w:p>
         </w:tc>
@@ -469,8 +1601,1534 @@
             <w:hideMark/>
           </w:tcPr>
           <w:p>
+            <w:pPr>
+              <w:rPr>
+                <w:rFonts w:ascii="Times New Roman" w:hAnsi="Times New Roman" w:cs="Times New Roman"/>
+              </w:rPr>
+            </w:pPr>
             <w:r>
-              <w:t>D</w:t>
+              <w:rPr>
+                <w:rFonts w:ascii="Times New Roman" w:hAnsi="Times New Roman" w:cs="Times New Roman"/>
+              </w:rPr>
+              <w:t>Balance comfort, energy, and security</w:t>
+            </w:r>
+          </w:p>
+        </w:tc>
+      </w:tr>
+    </w:tbl>
+    <w:p>
+      <w:pPr>
+        <w:rPr>
+          <w:rFonts w:ascii="Times New Roman" w:hAnsi="Times New Roman" w:cs="Times New Roman"/>
+          <w:b/>
+          <w:bCs/>
+        </w:rPr>
+      </w:pPr>
+      <w:r>
+        <w:rPr>
+          <w:rFonts w:ascii="Times New Roman" w:hAnsi="Times New Roman" w:cs="Times New Roman"/>
+          <w:b/>
+          <w:bCs/>
+        </w:rPr>
+        <w:t>Most Effective Approach</w:t>
+      </w:r>
+    </w:p>
+    <w:p>
+      <w:pPr>
+        <w:rPr>
+          <w:rFonts w:ascii="Times New Roman" w:hAnsi="Times New Roman" w:cs="Times New Roman"/>
+        </w:rPr>
+      </w:pPr>
+      <w:r>
+        <w:rPr>
+          <w:rFonts w:ascii="Times New Roman" w:hAnsi="Times New Roman" w:cs="Times New Roman"/>
+        </w:rPr>
+        <w:t xml:space="preserve">A </w:t>
+      </w:r>
+      <w:r>
+        <w:rPr>
+          <w:rFonts w:ascii="Times New Roman" w:hAnsi="Times New Roman" w:cs="Times New Roman"/>
+          <w:b/>
+          <w:bCs/>
+        </w:rPr>
+        <w:t>hybrid Model-Based + Utility-Based Agent</w:t>
+      </w:r>
+      <w:r>
+        <w:rPr>
+          <w:rFonts w:ascii="Times New Roman" w:hAnsi="Times New Roman" w:cs="Times New Roman"/>
+        </w:rPr>
+        <w:t xml:space="preserve"> would be most effective.</w:t>
+      </w:r>
+    </w:p>
+    <w:p>
+      <w:pPr>
+        <w:rPr>
+          <w:rFonts w:ascii="Times New Roman" w:hAnsi="Times New Roman" w:cs="Times New Roman"/>
+        </w:rPr>
+      </w:pPr>
+      <w:r>
+        <w:rPr>
+          <w:rFonts w:ascii="Times New Roman" w:hAnsi="Times New Roman" w:cs="Times New Roman"/>
+        </w:rPr>
+        <w:t xml:space="preserve">The </w:t>
+      </w:r>
+      <w:r>
+        <w:rPr>
+          <w:rFonts w:ascii="Times New Roman" w:hAnsi="Times New Roman" w:cs="Times New Roman"/>
+          <w:b/>
+          <w:bCs/>
+        </w:rPr>
+        <w:t>model-based component</w:t>
+      </w:r>
+      <w:r>
+        <w:rPr>
+          <w:rFonts w:ascii="Times New Roman" w:hAnsi="Times New Roman" w:cs="Times New Roman"/>
+        </w:rPr>
+        <w:t xml:space="preserve"> can maintain information about occupancy, temperature, previous activity, and security conditions. The </w:t>
+      </w:r>
+      <w:r>
+        <w:rPr>
+          <w:rFonts w:ascii="Times New Roman" w:hAnsi="Times New Roman" w:cs="Times New Roman"/>
+          <w:b/>
+          <w:bCs/>
+        </w:rPr>
+        <w:t>utility-based component</w:t>
+      </w:r>
+      <w:r>
+        <w:rPr>
+          <w:rFonts w:ascii="Times New Roman" w:hAnsi="Times New Roman" w:cs="Times New Roman"/>
+        </w:rPr>
+        <w:t xml:space="preserve"> can then select the best action by balancing comfort, energy efficiency, and security.</w:t>
+      </w:r>
+    </w:p>
+    <w:p>
+      <w:pPr>
+        <w:rPr>
+          <w:rFonts w:ascii="Times New Roman" w:hAnsi="Times New Roman" w:cs="Times New Roman"/>
+        </w:rPr>
+      </w:pPr>
+      <w:r>
+        <w:rPr>
+          <w:rFonts w:ascii="Times New Roman" w:hAnsi="Times New Roman" w:cs="Times New Roman"/>
+        </w:rPr>
+        <w:t>For example, when the temperature rises, the system can check whether anyone is home, consider the user's preferred temperature, estimate energy consumption, and then decide whether to turn on the AC.</w:t>
+      </w:r>
+    </w:p>
+    <w:p>
+      <w:pPr>
+        <w:rPr>
+          <w:rFonts w:ascii="Times New Roman" w:hAnsi="Times New Roman" w:cs="Times New Roman"/>
+          <w:b/>
+          <w:bCs/>
+        </w:rPr>
+      </w:pPr>
+      <w:r>
+        <w:rPr>
+          <w:rFonts w:ascii="Times New Roman" w:hAnsi="Times New Roman" w:cs="Times New Roman"/>
+          <w:b/>
+          <w:bCs/>
+        </w:rPr>
+        <w:t>Conclusion</w:t>
+      </w:r>
+    </w:p>
+    <w:p>
+      <w:pPr>
+        <w:rPr>
+          <w:rFonts w:ascii="Times New Roman" w:hAnsi="Times New Roman" w:cs="Times New Roman"/>
+        </w:rPr>
+      </w:pPr>
+      <w:r>
+        <w:rPr>
+          <w:rFonts w:ascii="Times New Roman" w:hAnsi="Times New Roman" w:cs="Times New Roman"/>
+        </w:rPr>
+        <w:t xml:space="preserve">Although simple reflex agents are useful for immediate actions, they cannot learn or make complex decisions. Model-based agents provide memory and environmental awareness, while goal-based agents support planning. A </w:t>
+      </w:r>
+      <w:r>
+        <w:rPr>
+          <w:rFonts w:ascii="Times New Roman" w:hAnsi="Times New Roman" w:cs="Times New Roman"/>
+          <w:b/>
+          <w:bCs/>
+        </w:rPr>
+        <w:t>hybrid model-based and utility-based intelligent agent</w:t>
+      </w:r>
+      <w:r>
+        <w:rPr>
+          <w:rFonts w:ascii="Times New Roman" w:hAnsi="Times New Roman" w:cs="Times New Roman"/>
+        </w:rPr>
+        <w:t xml:space="preserve"> is therefore the best choice because it can learn user behavior, respond to real-time conditions, maintain security, provide comfort, and reduce unnecessary energy consumption.</w:t>
+      </w:r>
+    </w:p>
+    <w:p>
+      <w:pPr>
+        <w:rPr>
+          <w:rFonts w:ascii="Times New Roman" w:hAnsi="Times New Roman" w:cs="Times New Roman"/>
+        </w:rPr>
+      </w:pPr>
+    </w:p>
+    <w:p>
+      <w:pPr>
+        <w:rPr>
+          <w:rFonts w:ascii="Times New Roman" w:hAnsi="Times New Roman" w:cs="Times New Roman"/>
+          <w:b/>
+          <w:bCs/>
+        </w:rPr>
+      </w:pPr>
+      <w:r>
+        <w:rPr>
+          <w:rFonts w:ascii="Times New Roman" w:hAnsi="Times New Roman" w:cs="Times New Roman"/>
+          <w:b/>
+          <w:bCs/>
+        </w:rPr>
+        <w:t>2. Robot in an Unknown Maze – UCS and IDS</w:t>
+      </w:r>
+    </w:p>
+    <w:p>
+      <w:pPr>
+        <w:rPr>
+          <w:rFonts w:ascii="Times New Roman" w:hAnsi="Times New Roman" w:cs="Times New Roman"/>
+        </w:rPr>
+      </w:pPr>
+      <w:r>
+        <w:rPr>
+          <w:rFonts w:ascii="Times New Roman" w:hAnsi="Times New Roman" w:cs="Times New Roman"/>
+        </w:rPr>
+        <w:t xml:space="preserve">A robot placed in an unknown maze needs to find a path from its starting position to the exit without having prior knowledge of the complete maze. </w:t>
+      </w:r>
+      <w:r>
+        <w:rPr>
+          <w:rFonts w:ascii="Times New Roman" w:hAnsi="Times New Roman" w:cs="Times New Roman"/>
+          <w:b/>
+          <w:bCs/>
+        </w:rPr>
+        <w:t>Uninformed search algorithms</w:t>
+      </w:r>
+      <w:r>
+        <w:rPr>
+          <w:rFonts w:ascii="Times New Roman" w:hAnsi="Times New Roman" w:cs="Times New Roman"/>
+        </w:rPr>
+        <w:t>, such as Uniform Cost Search and Iterative Deepening Search, can be used to explore the maze.</w:t>
+      </w:r>
+    </w:p>
+    <w:p>
+      <w:pPr>
+        <w:rPr>
+          <w:rFonts w:ascii="Times New Roman" w:hAnsi="Times New Roman" w:cs="Times New Roman"/>
+          <w:b/>
+          <w:bCs/>
+        </w:rPr>
+      </w:pPr>
+      <w:r>
+        <w:rPr>
+          <w:rFonts w:ascii="Times New Roman" w:hAnsi="Times New Roman" w:cs="Times New Roman"/>
+          <w:b/>
+          <w:bCs/>
+        </w:rPr>
+        <w:t>Uniform Cost Search (UCS)</w:t>
+      </w:r>
+    </w:p>
+    <w:p>
+      <w:pPr>
+        <w:rPr>
+          <w:rFonts w:ascii="Times New Roman" w:hAnsi="Times New Roman" w:cs="Times New Roman"/>
+        </w:rPr>
+      </w:pPr>
+      <w:r>
+        <w:rPr>
+          <w:rFonts w:ascii="Times New Roman" w:hAnsi="Times New Roman" w:cs="Times New Roman"/>
+          <w:b/>
+          <w:bCs/>
+        </w:rPr>
+        <w:t>Uniform Cost Search</w:t>
+      </w:r>
+      <w:r>
+        <w:rPr>
+          <w:rFonts w:ascii="Times New Roman" w:hAnsi="Times New Roman" w:cs="Times New Roman"/>
+        </w:rPr>
+        <w:t xml:space="preserve"> expands the node with the </w:t>
+      </w:r>
+      <w:r>
+        <w:rPr>
+          <w:rFonts w:ascii="Times New Roman" w:hAnsi="Times New Roman" w:cs="Times New Roman"/>
+          <w:b/>
+          <w:bCs/>
+        </w:rPr>
+        <w:t>lowest cumulative path cost</w:t>
+      </w:r>
+      <w:r>
+        <w:rPr>
+          <w:rFonts w:ascii="Times New Roman" w:hAnsi="Times New Roman" w:cs="Times New Roman"/>
+        </w:rPr>
+        <w:t>.</w:t>
+      </w:r>
+    </w:p>
+    <w:p>
+      <w:pPr>
+        <w:rPr>
+          <w:rFonts w:ascii="Times New Roman" w:hAnsi="Times New Roman" w:cs="Times New Roman"/>
+        </w:rPr>
+      </w:pPr>
+      <w:r>
+        <w:rPr>
+          <w:rFonts w:ascii="Times New Roman" w:hAnsi="Times New Roman" w:cs="Times New Roman"/>
+        </w:rPr>
+        <w:t>If every movement has the same cost, UCS effectively searches for the shortest path.</w:t>
+      </w:r>
+    </w:p>
+    <w:p>
+      <w:pPr>
+        <w:rPr>
+          <w:rFonts w:ascii="Times New Roman" w:hAnsi="Times New Roman" w:cs="Times New Roman"/>
+          <w:b/>
+          <w:bCs/>
+        </w:rPr>
+      </w:pPr>
+      <w:r>
+        <w:rPr>
+          <w:rFonts w:ascii="Times New Roman" w:hAnsi="Times New Roman" w:cs="Times New Roman"/>
+          <w:b/>
+          <w:bCs/>
+        </w:rPr>
+        <w:t>Working</w:t>
+      </w:r>
+    </w:p>
+    <w:p>
+      <w:pPr>
+        <w:numPr>
+          <w:ilvl w:val="0"/>
+          <w:numId w:val="11"/>
+        </w:numPr>
+        <w:rPr>
+          <w:rFonts w:ascii="Times New Roman" w:hAnsi="Times New Roman" w:cs="Times New Roman"/>
+        </w:rPr>
+      </w:pPr>
+      <w:r>
+        <w:rPr>
+          <w:rFonts w:ascii="Times New Roman" w:hAnsi="Times New Roman" w:cs="Times New Roman"/>
+        </w:rPr>
+        <w:t xml:space="preserve">Start from the initial position. </w:t>
+      </w:r>
+    </w:p>
+    <w:p>
+      <w:pPr>
+        <w:numPr>
+          <w:ilvl w:val="0"/>
+          <w:numId w:val="11"/>
+        </w:numPr>
+        <w:rPr>
+          <w:rFonts w:ascii="Times New Roman" w:hAnsi="Times New Roman" w:cs="Times New Roman"/>
+        </w:rPr>
+      </w:pPr>
+      <w:r>
+        <w:rPr>
+          <w:rFonts w:ascii="Times New Roman" w:hAnsi="Times New Roman" w:cs="Times New Roman"/>
+        </w:rPr>
+        <w:t xml:space="preserve">Add the starting node to a priority queue. </w:t>
+      </w:r>
+    </w:p>
+    <w:p>
+      <w:pPr>
+        <w:numPr>
+          <w:ilvl w:val="0"/>
+          <w:numId w:val="11"/>
+        </w:numPr>
+        <w:rPr>
+          <w:rFonts w:ascii="Times New Roman" w:hAnsi="Times New Roman" w:cs="Times New Roman"/>
+        </w:rPr>
+      </w:pPr>
+      <w:r>
+        <w:rPr>
+          <w:rFonts w:ascii="Times New Roman" w:hAnsi="Times New Roman" w:cs="Times New Roman"/>
+        </w:rPr>
+        <w:t xml:space="preserve">Select the node with the lowest path cost. </w:t>
+      </w:r>
+    </w:p>
+    <w:p>
+      <w:pPr>
+        <w:numPr>
+          <w:ilvl w:val="0"/>
+          <w:numId w:val="11"/>
+        </w:numPr>
+        <w:rPr>
+          <w:rFonts w:ascii="Times New Roman" w:hAnsi="Times New Roman" w:cs="Times New Roman"/>
+        </w:rPr>
+      </w:pPr>
+      <w:r>
+        <w:rPr>
+          <w:rFonts w:ascii="Times New Roman" w:hAnsi="Times New Roman" w:cs="Times New Roman"/>
+        </w:rPr>
+        <w:lastRenderedPageBreak/>
+        <w:t xml:space="preserve">Expand its unexplored neighboring positions. </w:t>
+      </w:r>
+    </w:p>
+    <w:p>
+      <w:pPr>
+        <w:numPr>
+          <w:ilvl w:val="0"/>
+          <w:numId w:val="11"/>
+        </w:numPr>
+        <w:rPr>
+          <w:rFonts w:ascii="Times New Roman" w:hAnsi="Times New Roman" w:cs="Times New Roman"/>
+        </w:rPr>
+      </w:pPr>
+      <w:r>
+        <w:rPr>
+          <w:rFonts w:ascii="Times New Roman" w:hAnsi="Times New Roman" w:cs="Times New Roman"/>
+        </w:rPr>
+        <w:t xml:space="preserve">Add the neighbors with their cumulative costs. </w:t>
+      </w:r>
+    </w:p>
+    <w:p>
+      <w:pPr>
+        <w:numPr>
+          <w:ilvl w:val="0"/>
+          <w:numId w:val="11"/>
+        </w:numPr>
+        <w:rPr>
+          <w:rFonts w:ascii="Times New Roman" w:hAnsi="Times New Roman" w:cs="Times New Roman"/>
+        </w:rPr>
+      </w:pPr>
+      <w:r>
+        <w:rPr>
+          <w:rFonts w:ascii="Times New Roman" w:hAnsi="Times New Roman" w:cs="Times New Roman"/>
+        </w:rPr>
+        <w:t xml:space="preserve">Continue selecting the lowest-cost node. </w:t>
+      </w:r>
+    </w:p>
+    <w:p>
+      <w:pPr>
+        <w:numPr>
+          <w:ilvl w:val="0"/>
+          <w:numId w:val="11"/>
+        </w:numPr>
+        <w:rPr>
+          <w:rFonts w:ascii="Times New Roman" w:hAnsi="Times New Roman" w:cs="Times New Roman"/>
+        </w:rPr>
+      </w:pPr>
+      <w:r>
+        <w:rPr>
+          <w:rFonts w:ascii="Times New Roman" w:hAnsi="Times New Roman" w:cs="Times New Roman"/>
+        </w:rPr>
+        <w:t xml:space="preserve">Stop when the exit is reached. </w:t>
+      </w:r>
+    </w:p>
+    <w:p>
+      <w:pPr>
+        <w:rPr>
+          <w:rFonts w:ascii="Times New Roman" w:hAnsi="Times New Roman" w:cs="Times New Roman"/>
+          <w:b/>
+          <w:bCs/>
+        </w:rPr>
+      </w:pPr>
+      <w:r>
+        <w:rPr>
+          <w:rFonts w:ascii="Times New Roman" w:hAnsi="Times New Roman" w:cs="Times New Roman"/>
+          <w:b/>
+          <w:bCs/>
+        </w:rPr>
+        <w:t>Example</w:t>
+      </w:r>
+    </w:p>
+    <w:p>
+      <w:pPr>
+        <w:rPr>
+          <w:rFonts w:ascii="Times New Roman" w:hAnsi="Times New Roman" w:cs="Times New Roman"/>
+        </w:rPr>
+      </w:pPr>
+      <w:r>
+        <w:rPr>
+          <w:rFonts w:ascii="Times New Roman" w:hAnsi="Times New Roman" w:cs="Times New Roman"/>
+        </w:rPr>
+        <w:t>If the robot has the following possible paths:</w:t>
+      </w:r>
+    </w:p>
+    <w:p>
+      <w:pPr>
+        <w:rPr>
+          <w:rFonts w:ascii="Times New Roman" w:hAnsi="Times New Roman" w:cs="Times New Roman"/>
+        </w:rPr>
+      </w:pPr>
+      <w:r>
+        <w:rPr>
+          <w:rFonts w:ascii="Times New Roman" w:hAnsi="Times New Roman" w:cs="Times New Roman"/>
+        </w:rPr>
+        <w:t>Path A: S → A → G = Cost 6</w:t>
+      </w:r>
+    </w:p>
+    <w:p>
+      <w:pPr>
+        <w:rPr>
+          <w:rFonts w:ascii="Times New Roman" w:hAnsi="Times New Roman" w:cs="Times New Roman"/>
+        </w:rPr>
+      </w:pPr>
+      <w:r>
+        <w:rPr>
+          <w:rFonts w:ascii="Times New Roman" w:hAnsi="Times New Roman" w:cs="Times New Roman"/>
+        </w:rPr>
+        <w:t>Path B: S → B → C → G = Cost 4</w:t>
+      </w:r>
+    </w:p>
+    <w:p>
+      <w:pPr>
+        <w:rPr>
+          <w:rFonts w:ascii="Times New Roman" w:hAnsi="Times New Roman" w:cs="Times New Roman"/>
+        </w:rPr>
+      </w:pPr>
+      <w:r>
+        <w:rPr>
+          <w:rFonts w:ascii="Times New Roman" w:hAnsi="Times New Roman" w:cs="Times New Roman"/>
+        </w:rPr>
+        <w:t xml:space="preserve">UCS selects </w:t>
+      </w:r>
+      <w:r>
+        <w:rPr>
+          <w:rFonts w:ascii="Times New Roman" w:hAnsi="Times New Roman" w:cs="Times New Roman"/>
+          <w:b/>
+          <w:bCs/>
+        </w:rPr>
+        <w:t>Path B</w:t>
+      </w:r>
+      <w:r>
+        <w:rPr>
+          <w:rFonts w:ascii="Times New Roman" w:hAnsi="Times New Roman" w:cs="Times New Roman"/>
+        </w:rPr>
+        <w:t xml:space="preserve"> because its total cost is lower.</w:t>
+      </w:r>
+    </w:p>
+    <w:p>
+      <w:pPr>
+        <w:rPr>
+          <w:rFonts w:ascii="Times New Roman" w:hAnsi="Times New Roman" w:cs="Times New Roman"/>
+          <w:b/>
+          <w:bCs/>
+        </w:rPr>
+      </w:pPr>
+      <w:r>
+        <w:rPr>
+          <w:rFonts w:ascii="Times New Roman" w:hAnsi="Times New Roman" w:cs="Times New Roman"/>
+          <w:b/>
+          <w:bCs/>
+        </w:rPr>
+        <w:t>Advantages of UCS</w:t>
+      </w:r>
+    </w:p>
+    <w:p>
+      <w:pPr>
+        <w:numPr>
+          <w:ilvl w:val="0"/>
+          <w:numId w:val="12"/>
+        </w:numPr>
+        <w:rPr>
+          <w:rFonts w:ascii="Times New Roman" w:hAnsi="Times New Roman" w:cs="Times New Roman"/>
+        </w:rPr>
+      </w:pPr>
+      <w:r>
+        <w:rPr>
+          <w:rFonts w:ascii="Times New Roman" w:hAnsi="Times New Roman" w:cs="Times New Roman"/>
+        </w:rPr>
+        <w:t xml:space="preserve">Complete if step costs are positive. </w:t>
+      </w:r>
+    </w:p>
+    <w:p>
+      <w:pPr>
+        <w:numPr>
+          <w:ilvl w:val="0"/>
+          <w:numId w:val="12"/>
+        </w:numPr>
+        <w:rPr>
+          <w:rFonts w:ascii="Times New Roman" w:hAnsi="Times New Roman" w:cs="Times New Roman"/>
+        </w:rPr>
+      </w:pPr>
+      <w:r>
+        <w:rPr>
+          <w:rFonts w:ascii="Times New Roman" w:hAnsi="Times New Roman" w:cs="Times New Roman"/>
+        </w:rPr>
+        <w:t xml:space="preserve">Optimal when path costs are considered. </w:t>
+      </w:r>
+    </w:p>
+    <w:p>
+      <w:pPr>
+        <w:numPr>
+          <w:ilvl w:val="0"/>
+          <w:numId w:val="12"/>
+        </w:numPr>
+        <w:rPr>
+          <w:rFonts w:ascii="Times New Roman" w:hAnsi="Times New Roman" w:cs="Times New Roman"/>
+        </w:rPr>
+      </w:pPr>
+      <w:r>
+        <w:rPr>
+          <w:rFonts w:ascii="Times New Roman" w:hAnsi="Times New Roman" w:cs="Times New Roman"/>
+        </w:rPr>
+        <w:t xml:space="preserve">Suitable when different movements have different costs. </w:t>
+      </w:r>
+    </w:p>
+    <w:p>
+      <w:pPr>
+        <w:rPr>
+          <w:rFonts w:ascii="Times New Roman" w:hAnsi="Times New Roman" w:cs="Times New Roman"/>
+          <w:b/>
+          <w:bCs/>
+        </w:rPr>
+      </w:pPr>
+      <w:r>
+        <w:rPr>
+          <w:rFonts w:ascii="Times New Roman" w:hAnsi="Times New Roman" w:cs="Times New Roman"/>
+          <w:b/>
+          <w:bCs/>
+        </w:rPr>
+        <w:t>Disadvantages</w:t>
+      </w:r>
+    </w:p>
+    <w:p>
+      <w:pPr>
+        <w:numPr>
+          <w:ilvl w:val="0"/>
+          <w:numId w:val="13"/>
+        </w:numPr>
+        <w:rPr>
+          <w:rFonts w:ascii="Times New Roman" w:hAnsi="Times New Roman" w:cs="Times New Roman"/>
+        </w:rPr>
+      </w:pPr>
+      <w:r>
+        <w:rPr>
+          <w:rFonts w:ascii="Times New Roman" w:hAnsi="Times New Roman" w:cs="Times New Roman"/>
+        </w:rPr>
+        <w:t xml:space="preserve">Can require large amounts of memory. </w:t>
+      </w:r>
+    </w:p>
+    <w:p>
+      <w:pPr>
+        <w:numPr>
+          <w:ilvl w:val="0"/>
+          <w:numId w:val="13"/>
+        </w:numPr>
+        <w:rPr>
+          <w:rFonts w:ascii="Times New Roman" w:hAnsi="Times New Roman" w:cs="Times New Roman"/>
+        </w:rPr>
+      </w:pPr>
+      <w:r>
+        <w:rPr>
+          <w:rFonts w:ascii="Times New Roman" w:hAnsi="Times New Roman" w:cs="Times New Roman"/>
+        </w:rPr>
+        <w:t xml:space="preserve">May explore many unnecessary nodes. </w:t>
+      </w:r>
+    </w:p>
+    <w:p>
+      <w:pPr>
+        <w:numPr>
+          <w:ilvl w:val="0"/>
+          <w:numId w:val="13"/>
+        </w:numPr>
+        <w:rPr>
+          <w:rFonts w:ascii="Times New Roman" w:hAnsi="Times New Roman" w:cs="Times New Roman"/>
+        </w:rPr>
+      </w:pPr>
+      <w:r>
+        <w:rPr>
+          <w:rFonts w:ascii="Times New Roman" w:hAnsi="Times New Roman" w:cs="Times New Roman"/>
+        </w:rPr>
+        <w:t xml:space="preserve">Can be slower than depth-based methods when the solution is deep. </w:t>
+      </w:r>
+    </w:p>
+    <w:p>
+      <w:pPr>
+        <w:rPr>
+          <w:rFonts w:ascii="Times New Roman" w:hAnsi="Times New Roman" w:cs="Times New Roman"/>
+          <w:b/>
+          <w:bCs/>
+        </w:rPr>
+      </w:pPr>
+      <w:r>
+        <w:rPr>
+          <w:rFonts w:ascii="Times New Roman" w:hAnsi="Times New Roman" w:cs="Times New Roman"/>
+          <w:b/>
+          <w:bCs/>
+        </w:rPr>
+        <w:t>Complexity</w:t>
+      </w:r>
+    </w:p>
+    <w:p>
+      <w:pPr>
+        <w:rPr>
+          <w:rFonts w:ascii="Times New Roman" w:hAnsi="Times New Roman" w:cs="Times New Roman"/>
+        </w:rPr>
+      </w:pPr>
+      <w:r>
+        <w:rPr>
+          <w:rFonts w:ascii="Times New Roman" w:hAnsi="Times New Roman" w:cs="Times New Roman"/>
+        </w:rPr>
+        <w:t xml:space="preserve">For branching factor </w:t>
+      </w:r>
+      <w:r>
+        <w:rPr>
+          <w:rFonts w:ascii="Times New Roman" w:hAnsi="Times New Roman" w:cs="Times New Roman"/>
+          <w:b/>
+          <w:bCs/>
+        </w:rPr>
+        <w:t>b</w:t>
+      </w:r>
+      <w:r>
+        <w:rPr>
+          <w:rFonts w:ascii="Times New Roman" w:hAnsi="Times New Roman" w:cs="Times New Roman"/>
+        </w:rPr>
+        <w:t xml:space="preserve"> and optimal solution cost </w:t>
+      </w:r>
+      <w:r>
+        <w:rPr>
+          <w:rFonts w:ascii="Times New Roman" w:hAnsi="Times New Roman" w:cs="Times New Roman"/>
+          <w:b/>
+          <w:bCs/>
+        </w:rPr>
+        <w:t>C*</w:t>
+      </w:r>
+      <w:r>
+        <w:rPr>
+          <w:rFonts w:ascii="Times New Roman" w:hAnsi="Times New Roman" w:cs="Times New Roman"/>
+        </w:rPr>
+        <w:t>, UCS can require approximately:</w:t>
+      </w:r>
+    </w:p>
+    <w:p>
+      <w:pPr>
+        <w:rPr>
+          <w:rFonts w:ascii="Times New Roman" w:hAnsi="Times New Roman" w:cs="Times New Roman"/>
+        </w:rPr>
+      </w:pPr>
+      <m:oMathPara>
+        <m:oMath>
+          <m:r>
+            <w:rPr>
+              <w:rFonts w:ascii="Cambria Math" w:hAnsi="Cambria Math" w:cs="Times New Roman"/>
+            </w:rPr>
+            <m:t>O</m:t>
+          </m:r>
+          <m:d>
+            <m:dPr>
+              <m:ctrlPr>
+                <w:rPr>
+                  <w:rFonts w:ascii="Cambria Math" w:hAnsi="Cambria Math" w:cs="Times New Roman"/>
+                </w:rPr>
+              </m:ctrlPr>
+            </m:dPr>
+            <m:e>
+              <m:sSup>
+                <m:sSupPr>
+                  <m:ctrlPr>
+                    <w:rPr>
+                      <w:rFonts w:ascii="Cambria Math" w:hAnsi="Cambria Math" w:cs="Times New Roman"/>
+                    </w:rPr>
+                  </m:ctrlPr>
+                </m:sSupPr>
+                <m:e>
+                  <m:r>
+                    <w:rPr>
+                      <w:rFonts w:ascii="Cambria Math" w:hAnsi="Cambria Math" w:cs="Times New Roman"/>
+                    </w:rPr>
+                    <m:t>b</m:t>
+                  </m:r>
+                </m:e>
+                <m:sup>
+                  <m:sSup>
+                    <m:sSupPr>
+                      <m:ctrlPr>
+                        <w:rPr>
+                          <w:rFonts w:ascii="Cambria Math" w:hAnsi="Cambria Math" w:cs="Times New Roman"/>
+                        </w:rPr>
+                      </m:ctrlPr>
+                    </m:sSupPr>
+                    <m:e>
+                      <m:r>
+                        <w:rPr>
+                          <w:rFonts w:ascii="Cambria Math" w:hAnsi="Cambria Math" w:cs="Times New Roman"/>
+                        </w:rPr>
+                        <m:t>C</m:t>
+                      </m:r>
+                    </m:e>
+                    <m:sup>
+                      <m:r>
+                        <w:rPr>
+                          <w:rFonts w:ascii="Cambria Math" w:hAnsi="Cambria Math" w:cs="Times New Roman"/>
+                        </w:rPr>
+                        <m:t>*</m:t>
+                      </m:r>
+                    </m:sup>
+                  </m:sSup>
+                  <m:r>
+                    <w:rPr>
+                      <w:rFonts w:ascii="Cambria Math" w:hAnsi="Cambria Math" w:cs="Times New Roman"/>
+                    </w:rPr>
+                    <m:t>/ϵ</m:t>
+                  </m:r>
+                </m:sup>
+              </m:sSup>
+            </m:e>
+          </m:d>
+          <m:r>
+            <w:rPr>
+              <w:rFonts w:ascii="Times New Roman" w:hAnsi="Times New Roman" w:cs="Times New Roman"/>
+            </w:rPr>
+            <w:br/>
+          </m:r>
+        </m:oMath>
+      </m:oMathPara>
+    </w:p>
+    <w:p>
+      <w:pPr>
+        <w:rPr>
+          <w:rFonts w:ascii="Times New Roman" w:hAnsi="Times New Roman" w:cs="Times New Roman"/>
+        </w:rPr>
+      </w:pPr>
+      <w:r>
+        <w:rPr>
+          <w:rFonts w:ascii="Times New Roman" w:hAnsi="Times New Roman" w:cs="Times New Roman"/>
+        </w:rPr>
+        <w:t xml:space="preserve">time and space, where </w:t>
+      </w:r>
+      <m:oMath>
+        <m:r>
+          <w:rPr>
+            <w:rFonts w:ascii="Cambria Math" w:hAnsi="Cambria Math" w:cs="Times New Roman"/>
+          </w:rPr>
+          <m:t>ϵ</m:t>
+        </m:r>
+      </m:oMath>
+      <w:r>
+        <w:rPr>
+          <w:rFonts w:ascii="Times New Roman" w:hAnsi="Times New Roman" w:cs="Times New Roman"/>
+        </w:rPr>
+        <w:t>is the minimum step cost.</w:t>
+      </w:r>
+    </w:p>
+    <w:p>
+      <w:pPr>
+        <w:rPr>
+          <w:rFonts w:ascii="Times New Roman" w:hAnsi="Times New Roman" w:cs="Times New Roman"/>
+        </w:rPr>
+      </w:pPr>
+    </w:p>
+    <w:p>
+      <w:pPr>
+        <w:rPr>
+          <w:rFonts w:ascii="Times New Roman" w:hAnsi="Times New Roman" w:cs="Times New Roman"/>
+          <w:b/>
+          <w:bCs/>
+        </w:rPr>
+      </w:pPr>
+      <w:r>
+        <w:rPr>
+          <w:rFonts w:ascii="Times New Roman" w:hAnsi="Times New Roman" w:cs="Times New Roman"/>
+          <w:b/>
+          <w:bCs/>
+        </w:rPr>
+        <w:t>Iterative Deepening Search (IDS)</w:t>
+      </w:r>
+    </w:p>
+    <w:p>
+      <w:pPr>
+        <w:rPr>
+          <w:rFonts w:ascii="Times New Roman" w:hAnsi="Times New Roman" w:cs="Times New Roman"/>
+        </w:rPr>
+      </w:pPr>
+      <w:r>
+        <w:rPr>
+          <w:rFonts w:ascii="Times New Roman" w:hAnsi="Times New Roman" w:cs="Times New Roman"/>
+          <w:b/>
+          <w:bCs/>
+        </w:rPr>
+        <w:t>Iterative Deepening Search</w:t>
+      </w:r>
+      <w:r>
+        <w:rPr>
+          <w:rFonts w:ascii="Times New Roman" w:hAnsi="Times New Roman" w:cs="Times New Roman"/>
+        </w:rPr>
+        <w:t xml:space="preserve"> combines the advantages of Depth-First Search and Breadth-First Search.</w:t>
+      </w:r>
+    </w:p>
+    <w:p>
+      <w:pPr>
+        <w:rPr>
+          <w:rFonts w:ascii="Times New Roman" w:hAnsi="Times New Roman" w:cs="Times New Roman"/>
+        </w:rPr>
+      </w:pPr>
+      <w:r>
+        <w:rPr>
+          <w:rFonts w:ascii="Times New Roman" w:hAnsi="Times New Roman" w:cs="Times New Roman"/>
+        </w:rPr>
+        <w:t>It performs depth-limited DFS repeatedly:</w:t>
+      </w:r>
+    </w:p>
+    <w:p>
+      <w:pPr>
+        <w:rPr>
+          <w:rFonts w:ascii="Times New Roman" w:hAnsi="Times New Roman" w:cs="Times New Roman"/>
+        </w:rPr>
+      </w:pPr>
+      <w:r>
+        <w:rPr>
+          <w:rFonts w:ascii="Times New Roman" w:hAnsi="Times New Roman" w:cs="Times New Roman"/>
+        </w:rPr>
+        <w:lastRenderedPageBreak/>
+        <w:t>Depth 0</w:t>
+      </w:r>
+    </w:p>
+    <w:p>
+      <w:pPr>
+        <w:rPr>
+          <w:rFonts w:ascii="Times New Roman" w:hAnsi="Times New Roman" w:cs="Times New Roman"/>
+        </w:rPr>
+      </w:pPr>
+      <w:r>
+        <w:rPr>
+          <w:rFonts w:ascii="Times New Roman" w:hAnsi="Times New Roman" w:cs="Times New Roman"/>
+        </w:rPr>
+        <w:t xml:space="preserve">   ↓</w:t>
+      </w:r>
+    </w:p>
+    <w:p>
+      <w:pPr>
+        <w:rPr>
+          <w:rFonts w:ascii="Times New Roman" w:hAnsi="Times New Roman" w:cs="Times New Roman"/>
+        </w:rPr>
+      </w:pPr>
+      <w:r>
+        <w:rPr>
+          <w:rFonts w:ascii="Times New Roman" w:hAnsi="Times New Roman" w:cs="Times New Roman"/>
+        </w:rPr>
+        <w:t>Depth 1</w:t>
+      </w:r>
+    </w:p>
+    <w:p>
+      <w:pPr>
+        <w:rPr>
+          <w:rFonts w:ascii="Times New Roman" w:hAnsi="Times New Roman" w:cs="Times New Roman"/>
+        </w:rPr>
+      </w:pPr>
+      <w:r>
+        <w:rPr>
+          <w:rFonts w:ascii="Times New Roman" w:hAnsi="Times New Roman" w:cs="Times New Roman"/>
+        </w:rPr>
+        <w:t xml:space="preserve">   ↓</w:t>
+      </w:r>
+    </w:p>
+    <w:p>
+      <w:pPr>
+        <w:rPr>
+          <w:rFonts w:ascii="Times New Roman" w:hAnsi="Times New Roman" w:cs="Times New Roman"/>
+        </w:rPr>
+      </w:pPr>
+      <w:r>
+        <w:rPr>
+          <w:rFonts w:ascii="Times New Roman" w:hAnsi="Times New Roman" w:cs="Times New Roman"/>
+        </w:rPr>
+        <w:t>Depth 2</w:t>
+      </w:r>
+    </w:p>
+    <w:p>
+      <w:pPr>
+        <w:rPr>
+          <w:rFonts w:ascii="Times New Roman" w:hAnsi="Times New Roman" w:cs="Times New Roman"/>
+        </w:rPr>
+      </w:pPr>
+      <w:r>
+        <w:rPr>
+          <w:rFonts w:ascii="Times New Roman" w:hAnsi="Times New Roman" w:cs="Times New Roman"/>
+        </w:rPr>
+        <w:t xml:space="preserve">   ↓</w:t>
+      </w:r>
+    </w:p>
+    <w:p>
+      <w:pPr>
+        <w:rPr>
+          <w:rFonts w:ascii="Times New Roman" w:hAnsi="Times New Roman" w:cs="Times New Roman"/>
+        </w:rPr>
+      </w:pPr>
+      <w:r>
+        <w:rPr>
+          <w:rFonts w:ascii="Times New Roman" w:hAnsi="Times New Roman" w:cs="Times New Roman"/>
+        </w:rPr>
+        <w:t>Depth 3</w:t>
+      </w:r>
+    </w:p>
+    <w:p>
+      <w:pPr>
+        <w:rPr>
+          <w:rFonts w:ascii="Times New Roman" w:hAnsi="Times New Roman" w:cs="Times New Roman"/>
+        </w:rPr>
+      </w:pPr>
+      <w:r>
+        <w:rPr>
+          <w:rFonts w:ascii="Times New Roman" w:hAnsi="Times New Roman" w:cs="Times New Roman"/>
+        </w:rPr>
+        <w:t xml:space="preserve">   ↓</w:t>
+      </w:r>
+    </w:p>
+    <w:p>
+      <w:pPr>
+        <w:rPr>
+          <w:rFonts w:ascii="Times New Roman" w:hAnsi="Times New Roman" w:cs="Times New Roman"/>
+        </w:rPr>
+      </w:pPr>
+      <w:r>
+        <w:rPr>
+          <w:rFonts w:ascii="Times New Roman" w:hAnsi="Times New Roman" w:cs="Times New Roman"/>
+        </w:rPr>
+        <w:t>... until goal is found</w:t>
+      </w:r>
+    </w:p>
+    <w:p>
+      <w:pPr>
+        <w:rPr>
+          <w:rFonts w:ascii="Times New Roman" w:hAnsi="Times New Roman" w:cs="Times New Roman"/>
+          <w:b/>
+          <w:bCs/>
+        </w:rPr>
+      </w:pPr>
+      <w:r>
+        <w:rPr>
+          <w:rFonts w:ascii="Times New Roman" w:hAnsi="Times New Roman" w:cs="Times New Roman"/>
+          <w:b/>
+          <w:bCs/>
+        </w:rPr>
+        <w:t>Working</w:t>
+      </w:r>
+    </w:p>
+    <w:p>
+      <w:pPr>
+        <w:numPr>
+          <w:ilvl w:val="0"/>
+          <w:numId w:val="14"/>
+        </w:numPr>
+        <w:rPr>
+          <w:rFonts w:ascii="Times New Roman" w:hAnsi="Times New Roman" w:cs="Times New Roman"/>
+        </w:rPr>
+      </w:pPr>
+      <w:r>
+        <w:rPr>
+          <w:rFonts w:ascii="Times New Roman" w:hAnsi="Times New Roman" w:cs="Times New Roman"/>
+        </w:rPr>
+        <w:t xml:space="preserve">Search the maze with depth limit 0. </w:t>
+      </w:r>
+    </w:p>
+    <w:p>
+      <w:pPr>
+        <w:numPr>
+          <w:ilvl w:val="0"/>
+          <w:numId w:val="14"/>
+        </w:numPr>
+        <w:rPr>
+          <w:rFonts w:ascii="Times New Roman" w:hAnsi="Times New Roman" w:cs="Times New Roman"/>
+        </w:rPr>
+      </w:pPr>
+      <w:r>
+        <w:rPr>
+          <w:rFonts w:ascii="Times New Roman" w:hAnsi="Times New Roman" w:cs="Times New Roman"/>
+        </w:rPr>
+        <w:t xml:space="preserve">If the goal is not found, increase the limit to 1. </w:t>
+      </w:r>
+    </w:p>
+    <w:p>
+      <w:pPr>
+        <w:numPr>
+          <w:ilvl w:val="0"/>
+          <w:numId w:val="14"/>
+        </w:numPr>
+        <w:rPr>
+          <w:rFonts w:ascii="Times New Roman" w:hAnsi="Times New Roman" w:cs="Times New Roman"/>
+        </w:rPr>
+      </w:pPr>
+      <w:r>
+        <w:rPr>
+          <w:rFonts w:ascii="Times New Roman" w:hAnsi="Times New Roman" w:cs="Times New Roman"/>
+        </w:rPr>
+        <w:t xml:space="preserve">Repeat with limits 2, 3, 4, and so on. </w:t>
+      </w:r>
+    </w:p>
+    <w:p>
+      <w:pPr>
+        <w:numPr>
+          <w:ilvl w:val="0"/>
+          <w:numId w:val="14"/>
+        </w:numPr>
+        <w:rPr>
+          <w:rFonts w:ascii="Times New Roman" w:hAnsi="Times New Roman" w:cs="Times New Roman"/>
+        </w:rPr>
+      </w:pPr>
+      <w:r>
+        <w:rPr>
+          <w:rFonts w:ascii="Times New Roman" w:hAnsi="Times New Roman" w:cs="Times New Roman"/>
+        </w:rPr>
+        <w:t xml:space="preserve">Stop when the exit is found. </w:t>
+      </w:r>
+    </w:p>
+    <w:p>
+      <w:pPr>
+        <w:rPr>
+          <w:rFonts w:ascii="Times New Roman" w:hAnsi="Times New Roman" w:cs="Times New Roman"/>
+          <w:b/>
+          <w:bCs/>
+        </w:rPr>
+      </w:pPr>
+      <w:r>
+        <w:rPr>
+          <w:rFonts w:ascii="Times New Roman" w:hAnsi="Times New Roman" w:cs="Times New Roman"/>
+          <w:b/>
+          <w:bCs/>
+        </w:rPr>
+        <w:t>Advantages of IDS</w:t>
+      </w:r>
+    </w:p>
+    <w:p>
+      <w:pPr>
+        <w:numPr>
+          <w:ilvl w:val="0"/>
+          <w:numId w:val="15"/>
+        </w:numPr>
+        <w:rPr>
+          <w:rFonts w:ascii="Times New Roman" w:hAnsi="Times New Roman" w:cs="Times New Roman"/>
+        </w:rPr>
+      </w:pPr>
+      <w:r>
+        <w:rPr>
+          <w:rFonts w:ascii="Times New Roman" w:hAnsi="Times New Roman" w:cs="Times New Roman"/>
+        </w:rPr>
+        <w:t xml:space="preserve">Requires much less memory than BFS. </w:t>
+      </w:r>
+    </w:p>
+    <w:p>
+      <w:pPr>
+        <w:numPr>
+          <w:ilvl w:val="0"/>
+          <w:numId w:val="15"/>
+        </w:numPr>
+        <w:rPr>
+          <w:rFonts w:ascii="Times New Roman" w:hAnsi="Times New Roman" w:cs="Times New Roman"/>
+        </w:rPr>
+      </w:pPr>
+      <w:r>
+        <w:rPr>
+          <w:rFonts w:ascii="Times New Roman" w:hAnsi="Times New Roman" w:cs="Times New Roman"/>
+        </w:rPr>
+        <w:t xml:space="preserve">Complete when the branching factor is finite. </w:t>
+      </w:r>
+    </w:p>
+    <w:p>
+      <w:pPr>
+        <w:numPr>
+          <w:ilvl w:val="0"/>
+          <w:numId w:val="15"/>
+        </w:numPr>
+        <w:rPr>
+          <w:rFonts w:ascii="Times New Roman" w:hAnsi="Times New Roman" w:cs="Times New Roman"/>
+        </w:rPr>
+      </w:pPr>
+      <w:r>
+        <w:rPr>
+          <w:rFonts w:ascii="Times New Roman" w:hAnsi="Times New Roman" w:cs="Times New Roman"/>
+        </w:rPr>
+        <w:t xml:space="preserve">Finds the shallowest solution when all step costs are equal. </w:t>
+      </w:r>
+    </w:p>
+    <w:p>
+      <w:pPr>
+        <w:numPr>
+          <w:ilvl w:val="0"/>
+          <w:numId w:val="15"/>
+        </w:numPr>
+        <w:rPr>
+          <w:rFonts w:ascii="Times New Roman" w:hAnsi="Times New Roman" w:cs="Times New Roman"/>
+        </w:rPr>
+      </w:pPr>
+      <w:r>
+        <w:rPr>
+          <w:rFonts w:ascii="Times New Roman" w:hAnsi="Times New Roman" w:cs="Times New Roman"/>
+        </w:rPr>
+        <w:t xml:space="preserve">Useful when the depth of the solution is unknown. </w:t>
+      </w:r>
+    </w:p>
+    <w:p>
+      <w:pPr>
+        <w:rPr>
+          <w:rFonts w:ascii="Times New Roman" w:hAnsi="Times New Roman" w:cs="Times New Roman"/>
+          <w:b/>
+          <w:bCs/>
+        </w:rPr>
+      </w:pPr>
+      <w:r>
+        <w:rPr>
+          <w:rFonts w:ascii="Times New Roman" w:hAnsi="Times New Roman" w:cs="Times New Roman"/>
+          <w:b/>
+          <w:bCs/>
+        </w:rPr>
+        <w:t>Disadvantages</w:t>
+      </w:r>
+    </w:p>
+    <w:p>
+      <w:pPr>
+        <w:numPr>
+          <w:ilvl w:val="0"/>
+          <w:numId w:val="16"/>
+        </w:numPr>
+        <w:rPr>
+          <w:rFonts w:ascii="Times New Roman" w:hAnsi="Times New Roman" w:cs="Times New Roman"/>
+        </w:rPr>
+      </w:pPr>
+      <w:r>
+        <w:rPr>
+          <w:rFonts w:ascii="Times New Roman" w:hAnsi="Times New Roman" w:cs="Times New Roman"/>
+        </w:rPr>
+        <w:t xml:space="preserve">Repeats the exploration of nodes at each iteration. </w:t>
+      </w:r>
+    </w:p>
+    <w:p>
+      <w:pPr>
+        <w:numPr>
+          <w:ilvl w:val="0"/>
+          <w:numId w:val="16"/>
+        </w:numPr>
+        <w:rPr>
+          <w:rFonts w:ascii="Times New Roman" w:hAnsi="Times New Roman" w:cs="Times New Roman"/>
+        </w:rPr>
+      </w:pPr>
+      <w:r>
+        <w:rPr>
+          <w:rFonts w:ascii="Times New Roman" w:hAnsi="Times New Roman" w:cs="Times New Roman"/>
+        </w:rPr>
+        <w:t xml:space="preserve">Can be inefficient when the solution is very deep. </w:t>
+      </w:r>
+    </w:p>
+    <w:p>
+      <w:pPr>
+        <w:numPr>
+          <w:ilvl w:val="0"/>
+          <w:numId w:val="16"/>
+        </w:numPr>
+        <w:rPr>
+          <w:rFonts w:ascii="Times New Roman" w:hAnsi="Times New Roman" w:cs="Times New Roman"/>
+        </w:rPr>
+      </w:pPr>
+      <w:r>
+        <w:rPr>
+          <w:rFonts w:ascii="Times New Roman" w:hAnsi="Times New Roman" w:cs="Times New Roman"/>
+        </w:rPr>
+        <w:t xml:space="preserve">Does not guarantee the least-cost path when action costs differ. </w:t>
+      </w:r>
+    </w:p>
+    <w:p>
+      <w:pPr>
+        <w:rPr>
+          <w:rFonts w:ascii="Times New Roman" w:hAnsi="Times New Roman" w:cs="Times New Roman"/>
+          <w:b/>
+          <w:bCs/>
+        </w:rPr>
+      </w:pPr>
+      <w:r>
+        <w:rPr>
+          <w:rFonts w:ascii="Times New Roman" w:hAnsi="Times New Roman" w:cs="Times New Roman"/>
+          <w:b/>
+          <w:bCs/>
+        </w:rPr>
+        <w:t>Complexity</w:t>
+      </w:r>
+    </w:p>
+    <w:p>
+      <w:pPr>
+        <w:rPr>
+          <w:rFonts w:ascii="Times New Roman" w:hAnsi="Times New Roman" w:cs="Times New Roman"/>
+        </w:rPr>
+      </w:pPr>
+      <w:r>
+        <w:rPr>
+          <w:rFonts w:ascii="Times New Roman" w:hAnsi="Times New Roman" w:cs="Times New Roman"/>
+        </w:rPr>
+        <w:t xml:space="preserve">For branching factor </w:t>
+      </w:r>
+      <w:r>
+        <w:rPr>
+          <w:rFonts w:ascii="Times New Roman" w:hAnsi="Times New Roman" w:cs="Times New Roman"/>
+          <w:b/>
+          <w:bCs/>
+        </w:rPr>
+        <w:t>b</w:t>
+      </w:r>
+      <w:r>
+        <w:rPr>
+          <w:rFonts w:ascii="Times New Roman" w:hAnsi="Times New Roman" w:cs="Times New Roman"/>
+        </w:rPr>
+        <w:t xml:space="preserve"> and solution depth </w:t>
+      </w:r>
+      <w:r>
+        <w:rPr>
+          <w:rFonts w:ascii="Times New Roman" w:hAnsi="Times New Roman" w:cs="Times New Roman"/>
+          <w:b/>
+          <w:bCs/>
+        </w:rPr>
+        <w:t>d</w:t>
+      </w:r>
+      <w:r>
+        <w:rPr>
+          <w:rFonts w:ascii="Times New Roman" w:hAnsi="Times New Roman" w:cs="Times New Roman"/>
+        </w:rPr>
+        <w:t>:</w:t>
+      </w:r>
+    </w:p>
+    <w:p>
+      <w:pPr>
+        <w:rPr>
+          <w:rFonts w:ascii="Times New Roman" w:hAnsi="Times New Roman" w:cs="Times New Roman"/>
+        </w:rPr>
+      </w:pPr>
+      <w:r>
+        <w:rPr>
+          <w:rFonts w:ascii="Times New Roman" w:hAnsi="Times New Roman" w:cs="Times New Roman"/>
+          <w:b/>
+          <w:bCs/>
+        </w:rPr>
+        <w:t>Time:</w:t>
+      </w:r>
+    </w:p>
+    <w:p>
+      <w:pPr>
+        <w:rPr>
+          <w:rFonts w:ascii="Times New Roman" w:hAnsi="Times New Roman" w:cs="Times New Roman"/>
+        </w:rPr>
+      </w:pPr>
+      <m:oMathPara>
+        <m:oMath>
+          <m:r>
+            <w:rPr>
+              <w:rFonts w:ascii="Cambria Math" w:hAnsi="Cambria Math" w:cs="Times New Roman"/>
+            </w:rPr>
+            <w:lastRenderedPageBreak/>
+            <m:t>O</m:t>
+          </m:r>
+          <m:d>
+            <m:dPr>
+              <m:ctrlPr>
+                <w:rPr>
+                  <w:rFonts w:ascii="Cambria Math" w:hAnsi="Cambria Math" w:cs="Times New Roman"/>
+                </w:rPr>
+              </m:ctrlPr>
+            </m:dPr>
+            <m:e>
+              <m:sSup>
+                <m:sSupPr>
+                  <m:ctrlPr>
+                    <w:rPr>
+                      <w:rFonts w:ascii="Cambria Math" w:hAnsi="Cambria Math" w:cs="Times New Roman"/>
+                    </w:rPr>
+                  </m:ctrlPr>
+                </m:sSupPr>
+                <m:e>
+                  <m:r>
+                    <w:rPr>
+                      <w:rFonts w:ascii="Cambria Math" w:hAnsi="Cambria Math" w:cs="Times New Roman"/>
+                    </w:rPr>
+                    <m:t>b</m:t>
+                  </m:r>
+                </m:e>
+                <m:sup>
+                  <m:r>
+                    <w:rPr>
+                      <w:rFonts w:ascii="Cambria Math" w:hAnsi="Cambria Math" w:cs="Times New Roman"/>
+                    </w:rPr>
+                    <m:t>d</m:t>
+                  </m:r>
+                </m:sup>
+              </m:sSup>
+            </m:e>
+          </m:d>
+          <m:r>
+            <w:rPr>
+              <w:rFonts w:ascii="Times New Roman" w:hAnsi="Times New Roman" w:cs="Times New Roman"/>
+            </w:rPr>
+            <w:br/>
+          </m:r>
+        </m:oMath>
+      </m:oMathPara>
+    </w:p>
+    <w:p>
+      <w:pPr>
+        <w:rPr>
+          <w:rFonts w:ascii="Times New Roman" w:hAnsi="Times New Roman" w:cs="Times New Roman"/>
+        </w:rPr>
+      </w:pPr>
+      <w:r>
+        <w:rPr>
+          <w:rFonts w:ascii="Times New Roman" w:hAnsi="Times New Roman" w:cs="Times New Roman"/>
+          <w:b/>
+          <w:bCs/>
+        </w:rPr>
+        <w:t>Space:</w:t>
+      </w:r>
+    </w:p>
+    <w:p>
+      <w:pPr>
+        <w:rPr>
+          <w:rFonts w:ascii="Times New Roman" w:hAnsi="Times New Roman" w:cs="Times New Roman"/>
+        </w:rPr>
+      </w:pPr>
+      <m:oMathPara>
+        <m:oMath>
+          <m:r>
+            <w:rPr>
+              <w:rFonts w:ascii="Cambria Math" w:hAnsi="Cambria Math" w:cs="Times New Roman"/>
+            </w:rPr>
+            <m:t>O</m:t>
+          </m:r>
+          <m:d>
+            <m:dPr>
+              <m:ctrlPr>
+                <w:rPr>
+                  <w:rFonts w:ascii="Cambria Math" w:hAnsi="Cambria Math" w:cs="Times New Roman"/>
+                </w:rPr>
+              </m:ctrlPr>
+            </m:dPr>
+            <m:e>
+              <m:r>
+                <w:rPr>
+                  <w:rFonts w:ascii="Cambria Math" w:hAnsi="Cambria Math" w:cs="Times New Roman"/>
+                </w:rPr>
+                <m:t>bd</m:t>
+              </m:r>
+            </m:e>
+          </m:d>
+          <m:r>
+            <w:rPr>
+              <w:rFonts w:ascii="Times New Roman" w:hAnsi="Times New Roman" w:cs="Times New Roman"/>
+            </w:rPr>
+            <w:br/>
+          </m:r>
+        </m:oMath>
+      </m:oMathPara>
+    </w:p>
+    <w:p>
+      <w:pPr>
+        <w:rPr>
+          <w:rFonts w:ascii="Times New Roman" w:hAnsi="Times New Roman" w:cs="Times New Roman"/>
+        </w:rPr>
+      </w:pPr>
+      <w:r>
+        <w:rPr>
+          <w:rFonts w:ascii="Times New Roman" w:hAnsi="Times New Roman" w:cs="Times New Roman"/>
+        </w:rPr>
+        <w:t>This is much more memory-efficient than storing the entire search frontier.</w:t>
+      </w:r>
+    </w:p>
+    <w:p>
+      <w:pPr>
+        <w:rPr>
+          <w:rFonts w:ascii="Times New Roman" w:hAnsi="Times New Roman" w:cs="Times New Roman"/>
+        </w:rPr>
+      </w:pPr>
+    </w:p>
+    <w:p>
+      <w:pPr>
+        <w:rPr>
+          <w:rFonts w:ascii="Times New Roman" w:hAnsi="Times New Roman" w:cs="Times New Roman"/>
+          <w:b/>
+          <w:bCs/>
+        </w:rPr>
+      </w:pPr>
+      <w:r>
+        <w:rPr>
+          <w:rFonts w:ascii="Times New Roman" w:hAnsi="Times New Roman" w:cs="Times New Roman"/>
+          <w:b/>
+          <w:bCs/>
+        </w:rPr>
+        <w:t>UCS vs IDS</w:t>
+      </w:r>
+    </w:p>
+    <w:tbl>
+      <w:tblPr>
+        <w:tblW w:w="0" w:type="auto"/>
+        <w:tblCellSpacing w:w="15" w:type="dxa"/>
+        <w:tblCellMar>
+          <w:top w:w="15" w:type="dxa"/>
+          <w:left w:w="15" w:type="dxa"/>
+          <w:bottom w:w="15" w:type="dxa"/>
+          <w:right w:w="15" w:type="dxa"/>
+        </w:tblCellMar>
+        <w:tblLook w:val="04A0" w:firstRow="1" w:lastRow="0" w:firstColumn="1" w:lastColumn="0" w:noHBand="0" w:noVBand="1"/>
+      </w:tblPr>
+      <w:tblGrid>
+        <w:gridCol w:w="2121"/>
+        <w:gridCol w:w="2316"/>
+        <w:gridCol w:w="3629"/>
+      </w:tblGrid>
+      <w:tr>
+        <w:trPr>
+          <w:tblHeader/>
+          <w:tblCellSpacing w:w="15" w:type="dxa"/>
+        </w:trPr>
+        <w:tc>
+          <w:tcPr>
+            <w:tcW w:w="0" w:type="auto"/>
+            <w:vAlign w:val="center"/>
+            <w:hideMark/>
+          </w:tcPr>
+          <w:p>
+            <w:pPr>
+              <w:rPr>
+                <w:rFonts w:ascii="Times New Roman" w:hAnsi="Times New Roman" w:cs="Times New Roman"/>
+                <w:b/>
+                <w:bCs/>
+              </w:rPr>
+            </w:pPr>
+            <w:r>
+              <w:rPr>
+                <w:rFonts w:ascii="Times New Roman" w:hAnsi="Times New Roman" w:cs="Times New Roman"/>
+                <w:b/>
+                <w:bCs/>
+              </w:rPr>
+              <w:t>Feature</w:t>
+            </w:r>
+          </w:p>
+        </w:tc>
+        <w:tc>
+          <w:tcPr>
+            <w:tcW w:w="0" w:type="auto"/>
+            <w:vAlign w:val="center"/>
+            <w:hideMark/>
+          </w:tcPr>
+          <w:p>
+            <w:pPr>
+              <w:rPr>
+                <w:rFonts w:ascii="Times New Roman" w:hAnsi="Times New Roman" w:cs="Times New Roman"/>
+                <w:b/>
+                <w:bCs/>
+              </w:rPr>
+            </w:pPr>
+            <w:r>
+              <w:rPr>
+                <w:rFonts w:ascii="Times New Roman" w:hAnsi="Times New Roman" w:cs="Times New Roman"/>
+                <w:b/>
+                <w:bCs/>
+              </w:rPr>
+              <w:t>UCS</w:t>
+            </w:r>
+          </w:p>
+        </w:tc>
+        <w:tc>
+          <w:tcPr>
+            <w:tcW w:w="0" w:type="auto"/>
+            <w:vAlign w:val="center"/>
+            <w:hideMark/>
+          </w:tcPr>
+          <w:p>
+            <w:pPr>
+              <w:rPr>
+                <w:rFonts w:ascii="Times New Roman" w:hAnsi="Times New Roman" w:cs="Times New Roman"/>
+                <w:b/>
+                <w:bCs/>
+              </w:rPr>
+            </w:pPr>
+            <w:r>
+              <w:rPr>
+                <w:rFonts w:ascii="Times New Roman" w:hAnsi="Times New Roman" w:cs="Times New Roman"/>
+                <w:b/>
+                <w:bCs/>
+              </w:rPr>
+              <w:t>IDS</w:t>
             </w:r>
           </w:p>
         </w:tc>
@@ -486,8 +3144,16 @@
             <w:hideMark/>
           </w:tcPr>
           <w:p>
+            <w:pPr>
+              <w:rPr>
+                <w:rFonts w:ascii="Times New Roman" w:hAnsi="Times New Roman" w:cs="Times New Roman"/>
+              </w:rPr>
+            </w:pPr>
             <w:r>
-              <w:t>5</w:t>
+              <w:rPr>
+                <w:rFonts w:ascii="Times New Roman" w:hAnsi="Times New Roman" w:cs="Times New Roman"/>
+              </w:rPr>
+              <w:t>Search basis</w:t>
             </w:r>
           </w:p>
         </w:tc>
@@ -498,8 +3164,16 @@
             <w:hideMark/>
           </w:tcPr>
           <w:p>
+            <w:pPr>
+              <w:rPr>
+                <w:rFonts w:ascii="Times New Roman" w:hAnsi="Times New Roman" w:cs="Times New Roman"/>
+              </w:rPr>
+            </w:pPr>
             <w:r>
-              <w:t>F, G</w:t>
+              <w:rPr>
+                <w:rFonts w:ascii="Times New Roman" w:hAnsi="Times New Roman" w:cs="Times New Roman"/>
+              </w:rPr>
+              <w:t>Lowest path cost</w:t>
             </w:r>
           </w:p>
         </w:tc>
@@ -510,8 +3184,16 @@
             <w:hideMark/>
           </w:tcPr>
           <w:p>
+            <w:pPr>
+              <w:rPr>
+                <w:rFonts w:ascii="Times New Roman" w:hAnsi="Times New Roman" w:cs="Times New Roman"/>
+              </w:rPr>
+            </w:pPr>
             <w:r>
-              <w:t>E</w:t>
+              <w:rPr>
+                <w:rFonts w:ascii="Times New Roman" w:hAnsi="Times New Roman" w:cs="Times New Roman"/>
+              </w:rPr>
+              <w:t>Increasing depth</w:t>
             </w:r>
           </w:p>
         </w:tc>
@@ -527,8 +3209,16 @@
             <w:hideMark/>
           </w:tcPr>
           <w:p>
+            <w:pPr>
+              <w:rPr>
+                <w:rFonts w:ascii="Times New Roman" w:hAnsi="Times New Roman" w:cs="Times New Roman"/>
+              </w:rPr>
+            </w:pPr>
             <w:r>
-              <w:t>6</w:t>
+              <w:rPr>
+                <w:rFonts w:ascii="Times New Roman" w:hAnsi="Times New Roman" w:cs="Times New Roman"/>
+              </w:rPr>
+              <w:t>Complete</w:t>
             </w:r>
           </w:p>
         </w:tc>
@@ -539,8 +3229,16 @@
             <w:hideMark/>
           </w:tcPr>
           <w:p>
+            <w:pPr>
+              <w:rPr>
+                <w:rFonts w:ascii="Times New Roman" w:hAnsi="Times New Roman" w:cs="Times New Roman"/>
+              </w:rPr>
+            </w:pPr>
             <w:r>
-              <w:t>G</w:t>
+              <w:rPr>
+                <w:rFonts w:ascii="Times New Roman" w:hAnsi="Times New Roman" w:cs="Times New Roman"/>
+              </w:rPr>
+              <w:t>Yes, with positive costs</w:t>
             </w:r>
           </w:p>
         </w:tc>
@@ -551,8 +3249,16 @@
             <w:hideMark/>
           </w:tcPr>
           <w:p>
+            <w:pPr>
+              <w:rPr>
+                <w:rFonts w:ascii="Times New Roman" w:hAnsi="Times New Roman" w:cs="Times New Roman"/>
+              </w:rPr>
+            </w:pPr>
             <w:r>
-              <w:t>F</w:t>
+              <w:rPr>
+                <w:rFonts w:ascii="Times New Roman" w:hAnsi="Times New Roman" w:cs="Times New Roman"/>
+              </w:rPr>
+              <w:t>Yes, for finite branching</w:t>
             </w:r>
           </w:p>
         </w:tc>
@@ -568,9 +3274,16 @@
             <w:hideMark/>
           </w:tcPr>
           <w:p>
+            <w:pPr>
+              <w:rPr>
+                <w:rFonts w:ascii="Times New Roman" w:hAnsi="Times New Roman" w:cs="Times New Roman"/>
+              </w:rPr>
+            </w:pPr>
             <w:r>
-              <w:lastRenderedPageBreak/>
-              <w:t>7</w:t>
+              <w:rPr>
+                <w:rFonts w:ascii="Times New Roman" w:hAnsi="Times New Roman" w:cs="Times New Roman"/>
+              </w:rPr>
+              <w:t>Optimal</w:t>
             </w:r>
           </w:p>
         </w:tc>
@@ -581,8 +3294,16 @@
             <w:hideMark/>
           </w:tcPr>
           <w:p>
+            <w:pPr>
+              <w:rPr>
+                <w:rFonts w:ascii="Times New Roman" w:hAnsi="Times New Roman" w:cs="Times New Roman"/>
+              </w:rPr>
+            </w:pPr>
             <w:r>
-              <w:t>Empty</w:t>
+              <w:rPr>
+                <w:rFonts w:ascii="Times New Roman" w:hAnsi="Times New Roman" w:cs="Times New Roman"/>
+              </w:rPr>
+              <w:t>Yes</w:t>
             </w:r>
           </w:p>
         </w:tc>
@@ -593,92 +3314,24 @@
             <w:hideMark/>
           </w:tcPr>
           <w:p>
+            <w:pPr>
+              <w:rPr>
+                <w:rFonts w:ascii="Times New Roman" w:hAnsi="Times New Roman" w:cs="Times New Roman"/>
+              </w:rPr>
+            </w:pPr>
+            <w:proofErr w:type="gramStart"/>
             <w:r>
-              <w:t>G</w:t>
+              <w:rPr>
+                <w:rFonts w:ascii="Times New Roman" w:hAnsi="Times New Roman" w:cs="Times New Roman"/>
+              </w:rPr>
+              <w:t>Yes</w:t>
             </w:r>
-          </w:p>
-        </w:tc>
-      </w:tr>
-    </w:tbl>
-    <w:p>
-      <w:r>
-        <w:t>1. BFS traversal order: A → B → C → D → E → F → G</w:t>
-      </w:r>
-    </w:p>
-    <w:p>
-      <w:r>
-        <w:t>2. Queue contents after each iteration: Shown in the table above. The visited node is removed from the front of the queue, and its unvisited children are added to the rear.</w:t>
-      </w:r>
-    </w:p>
-    <w:p>
-      <w:r>
-        <w:t>2. Depth-First Search (DFS)</w:t>
-      </w:r>
-    </w:p>
-    <w:p>
-      <w:r>
-        <w:t>Using the same graph, DFS explores the leftmost branch as deeply as possible before backtracking.</w:t>
-      </w:r>
-    </w:p>
-    <w:p>
-      <w:r>
-        <w:t>DFS traversal table</w:t>
-      </w:r>
-    </w:p>
-    <w:tbl>
-      <w:tblPr>
-        <w:tblW w:w="0" w:type="auto"/>
-        <w:tblCellSpacing w:w="15" w:type="dxa"/>
-        <w:tblCellMar>
-          <w:top w:w="15" w:type="dxa"/>
-          <w:left w:w="15" w:type="dxa"/>
-          <w:bottom w:w="15" w:type="dxa"/>
-          <w:right w:w="15" w:type="dxa"/>
-        </w:tblCellMar>
-        <w:tblLook w:val="04A0" w:firstRow="1" w:lastRow="0" w:firstColumn="1" w:lastColumn="0" w:noHBand="0" w:noVBand="1"/>
-      </w:tblPr>
-      <w:tblGrid>
-        <w:gridCol w:w="549"/>
-        <w:gridCol w:w="1381"/>
-        <w:gridCol w:w="1583"/>
-      </w:tblGrid>
-      <w:tr>
-        <w:trPr>
-          <w:tblCellSpacing w:w="15" w:type="dxa"/>
-        </w:trPr>
-        <w:tc>
-          <w:tcPr>
-            <w:tcW w:w="0" w:type="auto"/>
-            <w:vAlign w:val="center"/>
-            <w:hideMark/>
-          </w:tcPr>
-          <w:p>
+            <w:proofErr w:type="gramEnd"/>
             <w:r>
-              <w:t>Step</w:t>
-            </w:r>
-          </w:p>
-        </w:tc>
-        <w:tc>
-          <w:tcPr>
-            <w:tcW w:w="0" w:type="auto"/>
-            <w:vAlign w:val="center"/>
-            <w:hideMark/>
-          </w:tcPr>
-          <w:p>
-            <w:r>
-              <w:t>Visited Node</w:t>
-            </w:r>
-          </w:p>
-        </w:tc>
-        <w:tc>
-          <w:tcPr>
-            <w:tcW w:w="0" w:type="auto"/>
-            <w:vAlign w:val="center"/>
-            <w:hideMark/>
-          </w:tcPr>
-          <w:p>
-            <w:r>
-              <w:t>Action</w:t>
+              <w:rPr>
+                <w:rFonts w:ascii="Times New Roman" w:hAnsi="Times New Roman" w:cs="Times New Roman"/>
+              </w:rPr>
+              <w:t xml:space="preserve"> only for equal step costs</w:t>
             </w:r>
           </w:p>
         </w:tc>
@@ -694,8 +3347,16 @@
             <w:hideMark/>
           </w:tcPr>
           <w:p>
+            <w:pPr>
+              <w:rPr>
+                <w:rFonts w:ascii="Times New Roman" w:hAnsi="Times New Roman" w:cs="Times New Roman"/>
+              </w:rPr>
+            </w:pPr>
             <w:r>
-              <w:t>1</w:t>
+              <w:rPr>
+                <w:rFonts w:ascii="Times New Roman" w:hAnsi="Times New Roman" w:cs="Times New Roman"/>
+              </w:rPr>
+              <w:t>Time</w:t>
             </w:r>
           </w:p>
         </w:tc>
@@ -706,8 +3367,16 @@
             <w:hideMark/>
           </w:tcPr>
           <w:p>
+            <w:pPr>
+              <w:rPr>
+                <w:rFonts w:ascii="Times New Roman" w:hAnsi="Times New Roman" w:cs="Times New Roman"/>
+              </w:rPr>
+            </w:pPr>
             <w:r>
-              <w:t>A</w:t>
+              <w:rPr>
+                <w:rFonts w:ascii="Times New Roman" w:hAnsi="Times New Roman" w:cs="Times New Roman"/>
+              </w:rPr>
+              <w:t>Can be high</w:t>
             </w:r>
           </w:p>
         </w:tc>
@@ -718,8 +3387,207 @@
             <w:hideMark/>
           </w:tcPr>
           <w:p>
+            <w:pPr>
+              <w:rPr>
+                <w:rFonts w:ascii="Times New Roman" w:hAnsi="Times New Roman" w:cs="Times New Roman"/>
+              </w:rPr>
+            </w:pPr>
+            <m:oMathPara>
+              <m:oMath>
+                <m:r>
+                  <w:rPr>
+                    <w:rFonts w:ascii="Cambria Math" w:hAnsi="Cambria Math" w:cs="Times New Roman"/>
+                  </w:rPr>
+                  <m:t>O</m:t>
+                </m:r>
+                <m:d>
+                  <m:dPr>
+                    <m:ctrlPr>
+                      <w:rPr>
+                        <w:rFonts w:ascii="Cambria Math" w:hAnsi="Cambria Math" w:cs="Times New Roman"/>
+                      </w:rPr>
+                    </m:ctrlPr>
+                  </m:dPr>
+                  <m:e>
+                    <m:sSup>
+                      <m:sSupPr>
+                        <m:ctrlPr>
+                          <w:rPr>
+                            <w:rFonts w:ascii="Cambria Math" w:hAnsi="Cambria Math" w:cs="Times New Roman"/>
+                          </w:rPr>
+                        </m:ctrlPr>
+                      </m:sSupPr>
+                      <m:e>
+                        <m:r>
+                          <w:rPr>
+                            <w:rFonts w:ascii="Cambria Math" w:hAnsi="Cambria Math" w:cs="Times New Roman"/>
+                          </w:rPr>
+                          <m:t>b</m:t>
+                        </m:r>
+                      </m:e>
+                      <m:sup>
+                        <m:r>
+                          <w:rPr>
+                            <w:rFonts w:ascii="Cambria Math" w:hAnsi="Cambria Math" w:cs="Times New Roman"/>
+                          </w:rPr>
+                          <m:t>d</m:t>
+                        </m:r>
+                      </m:sup>
+                    </m:sSup>
+                  </m:e>
+                </m:d>
+              </m:oMath>
+            </m:oMathPara>
+          </w:p>
+        </w:tc>
+      </w:tr>
+      <w:tr>
+        <w:trPr>
+          <w:tblCellSpacing w:w="15" w:type="dxa"/>
+        </w:trPr>
+        <w:tc>
+          <w:tcPr>
+            <w:tcW w:w="0" w:type="auto"/>
+            <w:vAlign w:val="center"/>
+            <w:hideMark/>
+          </w:tcPr>
+          <w:p>
+            <w:pPr>
+              <w:rPr>
+                <w:rFonts w:ascii="Times New Roman" w:hAnsi="Times New Roman" w:cs="Times New Roman"/>
+              </w:rPr>
+            </w:pPr>
             <w:r>
-              <w:t>Move to B</w:t>
+              <w:rPr>
+                <w:rFonts w:ascii="Times New Roman" w:hAnsi="Times New Roman" w:cs="Times New Roman"/>
+              </w:rPr>
+              <w:t>Space</w:t>
+            </w:r>
+          </w:p>
+        </w:tc>
+        <w:tc>
+          <w:tcPr>
+            <w:tcW w:w="0" w:type="auto"/>
+            <w:vAlign w:val="center"/>
+            <w:hideMark/>
+          </w:tcPr>
+          <w:p>
+            <w:pPr>
+              <w:rPr>
+                <w:rFonts w:ascii="Times New Roman" w:hAnsi="Times New Roman" w:cs="Times New Roman"/>
+              </w:rPr>
+            </w:pPr>
+            <w:r>
+              <w:rPr>
+                <w:rFonts w:ascii="Times New Roman" w:hAnsi="Times New Roman" w:cs="Times New Roman"/>
+              </w:rPr>
+              <w:t>High</w:t>
+            </w:r>
+          </w:p>
+        </w:tc>
+        <w:tc>
+          <w:tcPr>
+            <w:tcW w:w="0" w:type="auto"/>
+            <w:vAlign w:val="center"/>
+            <w:hideMark/>
+          </w:tcPr>
+          <w:p>
+            <w:pPr>
+              <w:rPr>
+                <w:rFonts w:ascii="Times New Roman" w:hAnsi="Times New Roman" w:cs="Times New Roman"/>
+              </w:rPr>
+            </w:pPr>
+            <m:oMathPara>
+              <m:oMath>
+                <m:r>
+                  <w:rPr>
+                    <w:rFonts w:ascii="Cambria Math" w:hAnsi="Cambria Math" w:cs="Times New Roman"/>
+                  </w:rPr>
+                  <m:t>O</m:t>
+                </m:r>
+                <m:d>
+                  <m:dPr>
+                    <m:ctrlPr>
+                      <w:rPr>
+                        <w:rFonts w:ascii="Cambria Math" w:hAnsi="Cambria Math" w:cs="Times New Roman"/>
+                      </w:rPr>
+                    </m:ctrlPr>
+                  </m:dPr>
+                  <m:e>
+                    <m:r>
+                      <w:rPr>
+                        <w:rFonts w:ascii="Cambria Math" w:hAnsi="Cambria Math" w:cs="Times New Roman"/>
+                      </w:rPr>
+                      <m:t>bd</m:t>
+                    </m:r>
+                  </m:e>
+                </m:d>
+              </m:oMath>
+            </m:oMathPara>
+          </w:p>
+        </w:tc>
+      </w:tr>
+      <w:tr>
+        <w:trPr>
+          <w:tblCellSpacing w:w="15" w:type="dxa"/>
+        </w:trPr>
+        <w:tc>
+          <w:tcPr>
+            <w:tcW w:w="0" w:type="auto"/>
+            <w:vAlign w:val="center"/>
+            <w:hideMark/>
+          </w:tcPr>
+          <w:p>
+            <w:pPr>
+              <w:rPr>
+                <w:rFonts w:ascii="Times New Roman" w:hAnsi="Times New Roman" w:cs="Times New Roman"/>
+              </w:rPr>
+            </w:pPr>
+            <w:r>
+              <w:rPr>
+                <w:rFonts w:ascii="Times New Roman" w:hAnsi="Times New Roman" w:cs="Times New Roman"/>
+              </w:rPr>
+              <w:t>Memory requirement</w:t>
+            </w:r>
+          </w:p>
+        </w:tc>
+        <w:tc>
+          <w:tcPr>
+            <w:tcW w:w="0" w:type="auto"/>
+            <w:vAlign w:val="center"/>
+            <w:hideMark/>
+          </w:tcPr>
+          <w:p>
+            <w:pPr>
+              <w:rPr>
+                <w:rFonts w:ascii="Times New Roman" w:hAnsi="Times New Roman" w:cs="Times New Roman"/>
+              </w:rPr>
+            </w:pPr>
+            <w:r>
+              <w:rPr>
+                <w:rFonts w:ascii="Times New Roman" w:hAnsi="Times New Roman" w:cs="Times New Roman"/>
+              </w:rPr>
+              <w:t>High</w:t>
+            </w:r>
+          </w:p>
+        </w:tc>
+        <w:tc>
+          <w:tcPr>
+            <w:tcW w:w="0" w:type="auto"/>
+            <w:vAlign w:val="center"/>
+            <w:hideMark/>
+          </w:tcPr>
+          <w:p>
+            <w:pPr>
+              <w:rPr>
+                <w:rFonts w:ascii="Times New Roman" w:hAnsi="Times New Roman" w:cs="Times New Roman"/>
+              </w:rPr>
+            </w:pPr>
+            <w:r>
+              <w:rPr>
+                <w:rFonts w:ascii="Times New Roman" w:hAnsi="Times New Roman" w:cs="Times New Roman"/>
+              </w:rPr>
+              <w:t>Low</w:t>
             </w:r>
           </w:p>
         </w:tc>
@@ -735,8 +3603,16 @@
             <w:hideMark/>
           </w:tcPr>
           <w:p>
+            <w:pPr>
+              <w:rPr>
+                <w:rFonts w:ascii="Times New Roman" w:hAnsi="Times New Roman" w:cs="Times New Roman"/>
+              </w:rPr>
+            </w:pPr>
             <w:r>
-              <w:t>2</w:t>
+              <w:rPr>
+                <w:rFonts w:ascii="Times New Roman" w:hAnsi="Times New Roman" w:cs="Times New Roman"/>
+              </w:rPr>
+              <w:t>Best use</w:t>
             </w:r>
           </w:p>
         </w:tc>
@@ -747,8 +3623,16 @@
             <w:hideMark/>
           </w:tcPr>
           <w:p>
+            <w:pPr>
+              <w:rPr>
+                <w:rFonts w:ascii="Times New Roman" w:hAnsi="Times New Roman" w:cs="Times New Roman"/>
+              </w:rPr>
+            </w:pPr>
             <w:r>
-              <w:t>B</w:t>
+              <w:rPr>
+                <w:rFonts w:ascii="Times New Roman" w:hAnsi="Times New Roman" w:cs="Times New Roman"/>
+              </w:rPr>
+              <w:t>Different path costs</w:t>
             </w:r>
           </w:p>
         </w:tc>
@@ -759,1313 +3643,727 @@
             <w:hideMark/>
           </w:tcPr>
           <w:p>
+            <w:pPr>
+              <w:rPr>
+                <w:rFonts w:ascii="Times New Roman" w:hAnsi="Times New Roman" w:cs="Times New Roman"/>
+              </w:rPr>
+            </w:pPr>
             <w:r>
-              <w:t>Move to D</w:t>
-            </w:r>
-          </w:p>
-        </w:tc>
-      </w:tr>
-      <w:tr>
-        <w:trPr>
-          <w:tblCellSpacing w:w="15" w:type="dxa"/>
-        </w:trPr>
-        <w:tc>
-          <w:tcPr>
-            <w:tcW w:w="0" w:type="auto"/>
-            <w:vAlign w:val="center"/>
-            <w:hideMark/>
-          </w:tcPr>
-          <w:p>
-            <w:r>
-              <w:t>3</w:t>
-            </w:r>
-          </w:p>
-        </w:tc>
-        <w:tc>
-          <w:tcPr>
-            <w:tcW w:w="0" w:type="auto"/>
-            <w:vAlign w:val="center"/>
-            <w:hideMark/>
-          </w:tcPr>
-          <w:p>
-            <w:r>
-              <w:t>D</w:t>
-            </w:r>
-          </w:p>
-        </w:tc>
-        <w:tc>
-          <w:tcPr>
-            <w:tcW w:w="0" w:type="auto"/>
-            <w:vAlign w:val="center"/>
-            <w:hideMark/>
-          </w:tcPr>
-          <w:p>
-            <w:r>
-              <w:t>Backtrack to B</w:t>
-            </w:r>
-          </w:p>
-        </w:tc>
-      </w:tr>
-      <w:tr>
-        <w:trPr>
-          <w:tblCellSpacing w:w="15" w:type="dxa"/>
-        </w:trPr>
-        <w:tc>
-          <w:tcPr>
-            <w:tcW w:w="0" w:type="auto"/>
-            <w:vAlign w:val="center"/>
-            <w:hideMark/>
-          </w:tcPr>
-          <w:p>
-            <w:r>
-              <w:t>4</w:t>
-            </w:r>
-          </w:p>
-        </w:tc>
-        <w:tc>
-          <w:tcPr>
-            <w:tcW w:w="0" w:type="auto"/>
-            <w:vAlign w:val="center"/>
-            <w:hideMark/>
-          </w:tcPr>
-          <w:p>
-            <w:r>
-              <w:t>E</w:t>
-            </w:r>
-          </w:p>
-        </w:tc>
-        <w:tc>
-          <w:tcPr>
-            <w:tcW w:w="0" w:type="auto"/>
-            <w:vAlign w:val="center"/>
-            <w:hideMark/>
-          </w:tcPr>
-          <w:p>
-            <w:r>
-              <w:t>Backtrack to A</w:t>
-            </w:r>
-          </w:p>
-        </w:tc>
-      </w:tr>
-      <w:tr>
-        <w:trPr>
-          <w:tblCellSpacing w:w="15" w:type="dxa"/>
-        </w:trPr>
-        <w:tc>
-          <w:tcPr>
-            <w:tcW w:w="0" w:type="auto"/>
-            <w:vAlign w:val="center"/>
-            <w:hideMark/>
-          </w:tcPr>
-          <w:p>
-            <w:r>
-              <w:t>5</w:t>
-            </w:r>
-          </w:p>
-        </w:tc>
-        <w:tc>
-          <w:tcPr>
-            <w:tcW w:w="0" w:type="auto"/>
-            <w:vAlign w:val="center"/>
-            <w:hideMark/>
-          </w:tcPr>
-          <w:p>
-            <w:r>
-              <w:t>C</w:t>
-            </w:r>
-          </w:p>
-        </w:tc>
-        <w:tc>
-          <w:tcPr>
-            <w:tcW w:w="0" w:type="auto"/>
-            <w:vAlign w:val="center"/>
-            <w:hideMark/>
-          </w:tcPr>
-          <w:p>
-            <w:r>
-              <w:t>Move to F</w:t>
-            </w:r>
-          </w:p>
-        </w:tc>
-      </w:tr>
-      <w:tr>
-        <w:trPr>
-          <w:tblCellSpacing w:w="15" w:type="dxa"/>
-        </w:trPr>
-        <w:tc>
-          <w:tcPr>
-            <w:tcW w:w="0" w:type="auto"/>
-            <w:vAlign w:val="center"/>
-            <w:hideMark/>
-          </w:tcPr>
-          <w:p>
-            <w:r>
-              <w:t>6</w:t>
-            </w:r>
-          </w:p>
-        </w:tc>
-        <w:tc>
-          <w:tcPr>
-            <w:tcW w:w="0" w:type="auto"/>
-            <w:vAlign w:val="center"/>
-            <w:hideMark/>
-          </w:tcPr>
-          <w:p>
-            <w:r>
-              <w:t>F</w:t>
-            </w:r>
-          </w:p>
-        </w:tc>
-        <w:tc>
-          <w:tcPr>
-            <w:tcW w:w="0" w:type="auto"/>
-            <w:vAlign w:val="center"/>
-            <w:hideMark/>
-          </w:tcPr>
-          <w:p>
-            <w:r>
-              <w:t>Backtrack to C</w:t>
-            </w:r>
-          </w:p>
-        </w:tc>
-      </w:tr>
-      <w:tr>
-        <w:trPr>
-          <w:tblCellSpacing w:w="15" w:type="dxa"/>
-        </w:trPr>
-        <w:tc>
-          <w:tcPr>
-            <w:tcW w:w="0" w:type="auto"/>
-            <w:vAlign w:val="center"/>
-            <w:hideMark/>
-          </w:tcPr>
-          <w:p>
-            <w:r>
-              <w:t>7</w:t>
-            </w:r>
-          </w:p>
-        </w:tc>
-        <w:tc>
-          <w:tcPr>
-            <w:tcW w:w="0" w:type="auto"/>
-            <w:vAlign w:val="center"/>
-            <w:hideMark/>
-          </w:tcPr>
-          <w:p>
-            <w:r>
-              <w:t>G</w:t>
-            </w:r>
-          </w:p>
-        </w:tc>
-        <w:tc>
-          <w:tcPr>
-            <w:tcW w:w="0" w:type="auto"/>
-            <w:vAlign w:val="center"/>
-            <w:hideMark/>
-          </w:tcPr>
-          <w:p>
-            <w:r>
-              <w:t>End traversal</w:t>
+              <w:rPr>
+                <w:rFonts w:ascii="Times New Roman" w:hAnsi="Times New Roman" w:cs="Times New Roman"/>
+              </w:rPr>
+              <w:t>Unknown solution depth, equal costs</w:t>
             </w:r>
           </w:p>
         </w:tc>
       </w:tr>
     </w:tbl>
     <w:p>
-      <w:r>
-        <w:t>DFS traversal order: A → B → D → E → C → F → G</w:t>
-      </w:r>
-    </w:p>
-    <w:p>
-      <w:r>
-        <w:t>3. Eight-Puzzle Problem Using BFS</w:t>
-      </w:r>
-    </w:p>
-    <w:p>
-      <w:r>
-        <w:t>Initial State</w:t>
-      </w:r>
-    </w:p>
-    <w:p>
-      <w:r>
-        <w:t>1</w:t>
-      </w:r>
-    </w:p>
-    <w:p>
-      <w:r>
-        <w:t>3</w:t>
-      </w:r>
-    </w:p>
-    <w:p>
-      <w:r>
-        <w:t>6</w:t>
-      </w:r>
-    </w:p>
-    <w:p>
-      <w:r>
-        <w:t>5</w:t>
-      </w:r>
-    </w:p>
-    <w:p>
-      <w:r>
-        <w:t>□</w:t>
-      </w:r>
-    </w:p>
-    <w:p>
-      <w:r>
-        <w:t>2</w:t>
-      </w:r>
-    </w:p>
-    <w:p>
-      <w:r>
-        <w:lastRenderedPageBreak/>
-        <w:t>4</w:t>
-      </w:r>
-    </w:p>
-    <w:p>
-      <w:r>
-        <w:t>7</w:t>
-      </w:r>
-    </w:p>
-    <w:p>
-      <w:r>
-        <w:t>8</w:t>
-      </w:r>
-    </w:p>
-    <w:p>
-      <w:r>
-        <w:t>Goal State</w:t>
-      </w:r>
-    </w:p>
-    <w:p>
-      <w:r>
-        <w:t>1</w:t>
-      </w:r>
-    </w:p>
-    <w:p>
-      <w:r>
-        <w:t>2</w:t>
-      </w:r>
-    </w:p>
-    <w:p>
-      <w:r>
-        <w:t>3</w:t>
-      </w:r>
-    </w:p>
-    <w:p>
-      <w:r>
-        <w:t>4</w:t>
-      </w:r>
-    </w:p>
-    <w:p>
-      <w:r>
-        <w:t>5</w:t>
-      </w:r>
-    </w:p>
-    <w:p>
-      <w:r>
-        <w:t>6</w:t>
-      </w:r>
-    </w:p>
-    <w:p>
-      <w:r>
-        <w:t>7</w:t>
-      </w:r>
-    </w:p>
-    <w:p>
-      <w:r>
-        <w:t>8</w:t>
-      </w:r>
-    </w:p>
-    <w:p>
-      <w:r>
-        <w:t>□</w:t>
-      </w:r>
-    </w:p>
-    <w:p>
-      <w:r>
-        <w:t>The blank square (□) represents 0. Assume the BFS successor order is Up, Down, Left, Right, and repeated states are not added to the queue.</w:t>
-      </w:r>
-    </w:p>
-    <w:p>
-      <w:r>
-        <w:t>BFS dry-run table (first five iterations)</w:t>
-      </w:r>
-    </w:p>
-    <w:p>
-      <w:r>
-        <w:t>For compactness, each state is written as three rows separated by /. For example, 136/502/478 represents the initial state.</w:t>
-      </w:r>
-    </w:p>
-    <w:tbl>
-      <w:tblPr>
-        <w:tblW w:w="0" w:type="auto"/>
-        <w:tblCellSpacing w:w="15" w:type="dxa"/>
-        <w:tblCellMar>
-          <w:top w:w="15" w:type="dxa"/>
-          <w:left w:w="15" w:type="dxa"/>
-          <w:bottom w:w="15" w:type="dxa"/>
-          <w:right w:w="15" w:type="dxa"/>
-        </w:tblCellMar>
-        <w:tblLook w:val="04A0" w:firstRow="1" w:lastRow="0" w:firstColumn="1" w:lastColumn="0" w:noHBand="0" w:noVBand="1"/>
-      </w:tblPr>
-      <w:tblGrid>
-        <w:gridCol w:w="939"/>
-        <w:gridCol w:w="1392"/>
-        <w:gridCol w:w="3347"/>
-        <w:gridCol w:w="3682"/>
-      </w:tblGrid>
-      <w:tr>
-        <w:trPr>
-          <w:tblCellSpacing w:w="15" w:type="dxa"/>
-        </w:trPr>
-        <w:tc>
-          <w:tcPr>
-            <w:tcW w:w="0" w:type="auto"/>
-            <w:vAlign w:val="center"/>
-            <w:hideMark/>
-          </w:tcPr>
-          <w:p>
-            <w:r>
-              <w:t>Iteration</w:t>
-            </w:r>
-          </w:p>
-        </w:tc>
-        <w:tc>
-          <w:tcPr>
-            <w:tcW w:w="0" w:type="auto"/>
-            <w:vAlign w:val="center"/>
-            <w:hideMark/>
-          </w:tcPr>
-          <w:p>
-            <w:r>
-              <w:t>Current State</w:t>
-            </w:r>
-          </w:p>
-        </w:tc>
-        <w:tc>
-          <w:tcPr>
-            <w:tcW w:w="0" w:type="auto"/>
-            <w:vAlign w:val="center"/>
-            <w:hideMark/>
-          </w:tcPr>
-          <w:p>
-            <w:r>
-              <w:t>Queue Before Expansion</w:t>
-            </w:r>
-          </w:p>
-        </w:tc>
-        <w:tc>
-          <w:tcPr>
-            <w:tcW w:w="0" w:type="auto"/>
-            <w:vAlign w:val="center"/>
-            <w:hideMark/>
-          </w:tcPr>
-          <w:p>
-            <w:r>
-              <w:t>Queue After Expansion</w:t>
-            </w:r>
-          </w:p>
-        </w:tc>
-      </w:tr>
-      <w:tr>
-        <w:trPr>
-          <w:tblCellSpacing w:w="15" w:type="dxa"/>
-        </w:trPr>
-        <w:tc>
-          <w:tcPr>
-            <w:tcW w:w="0" w:type="auto"/>
-            <w:vAlign w:val="center"/>
-            <w:hideMark/>
-          </w:tcPr>
-          <w:p>
-            <w:r>
-              <w:t>1</w:t>
-            </w:r>
-          </w:p>
-        </w:tc>
-        <w:tc>
-          <w:tcPr>
-            <w:tcW w:w="0" w:type="auto"/>
-            <w:vAlign w:val="center"/>
-            <w:hideMark/>
-          </w:tcPr>
-          <w:p>
-            <w:r>
-              <w:t>136/502/478</w:t>
-            </w:r>
-          </w:p>
-        </w:tc>
-        <w:tc>
-          <w:tcPr>
-            <w:tcW w:w="0" w:type="auto"/>
-            <w:vAlign w:val="center"/>
-            <w:hideMark/>
-          </w:tcPr>
-          <w:p>
-            <w:r>
-              <w:t>136/502/478</w:t>
-            </w:r>
-          </w:p>
-        </w:tc>
-        <w:tc>
-          <w:tcPr>
-            <w:tcW w:w="0" w:type="auto"/>
-            <w:vAlign w:val="center"/>
-            <w:hideMark/>
-          </w:tcPr>
-          <w:p>
-            <w:r>
-              <w:t>106/532/478, 136/572/408, 136/052/478, 136/520/478</w:t>
-            </w:r>
-          </w:p>
-        </w:tc>
-      </w:tr>
-      <w:tr>
-        <w:trPr>
-          <w:tblCellSpacing w:w="15" w:type="dxa"/>
-        </w:trPr>
-        <w:tc>
-          <w:tcPr>
-            <w:tcW w:w="0" w:type="auto"/>
-            <w:vAlign w:val="center"/>
-            <w:hideMark/>
-          </w:tcPr>
-          <w:p>
-            <w:r>
-              <w:t>2</w:t>
-            </w:r>
-          </w:p>
-        </w:tc>
-        <w:tc>
-          <w:tcPr>
-            <w:tcW w:w="0" w:type="auto"/>
-            <w:vAlign w:val="center"/>
-            <w:hideMark/>
-          </w:tcPr>
-          <w:p>
-            <w:r>
-              <w:t>106/532/478</w:t>
-            </w:r>
-          </w:p>
-        </w:tc>
-        <w:tc>
-          <w:tcPr>
-            <w:tcW w:w="0" w:type="auto"/>
-            <w:vAlign w:val="center"/>
-            <w:hideMark/>
-          </w:tcPr>
-          <w:p>
-            <w:r>
-              <w:t>106/532/478, 136/572/408, 136/052/478, 136/520/478</w:t>
-            </w:r>
-          </w:p>
-        </w:tc>
-        <w:tc>
-          <w:tcPr>
-            <w:tcW w:w="0" w:type="auto"/>
-            <w:vAlign w:val="center"/>
-            <w:hideMark/>
-          </w:tcPr>
-          <w:p>
-            <w:r>
-              <w:t>136/572/408, 136/052/478, 136/520/478, 016/532/478, 160/532/478</w:t>
-            </w:r>
-          </w:p>
-        </w:tc>
-      </w:tr>
-      <w:tr>
-        <w:trPr>
-          <w:tblCellSpacing w:w="15" w:type="dxa"/>
-        </w:trPr>
-        <w:tc>
-          <w:tcPr>
-            <w:tcW w:w="0" w:type="auto"/>
-            <w:vAlign w:val="center"/>
-            <w:hideMark/>
-          </w:tcPr>
-          <w:p>
-            <w:r>
-              <w:t>3</w:t>
-            </w:r>
-          </w:p>
-        </w:tc>
-        <w:tc>
-          <w:tcPr>
-            <w:tcW w:w="0" w:type="auto"/>
-            <w:vAlign w:val="center"/>
-            <w:hideMark/>
-          </w:tcPr>
-          <w:p>
-            <w:r>
-              <w:t>136/572/408</w:t>
-            </w:r>
-          </w:p>
-        </w:tc>
-        <w:tc>
-          <w:tcPr>
-            <w:tcW w:w="0" w:type="auto"/>
-            <w:vAlign w:val="center"/>
-            <w:hideMark/>
-          </w:tcPr>
-          <w:p>
-            <w:r>
-              <w:t>136/572/408, 136/052/478, 136/520/478, 016/532/478, 160/532/478</w:t>
-            </w:r>
-          </w:p>
-        </w:tc>
-        <w:tc>
-          <w:tcPr>
-            <w:tcW w:w="0" w:type="auto"/>
-            <w:vAlign w:val="center"/>
-            <w:hideMark/>
-          </w:tcPr>
-          <w:p>
-            <w:r>
-              <w:t>136/052/478, 136/520/478, 016/532/478, 160/532/478, 136/572/048, 136/572/480</w:t>
-            </w:r>
-          </w:p>
-        </w:tc>
-      </w:tr>
-      <w:tr>
-        <w:trPr>
-          <w:tblCellSpacing w:w="15" w:type="dxa"/>
-        </w:trPr>
-        <w:tc>
-          <w:tcPr>
-            <w:tcW w:w="0" w:type="auto"/>
-            <w:vAlign w:val="center"/>
-            <w:hideMark/>
-          </w:tcPr>
-          <w:p>
-            <w:r>
-              <w:lastRenderedPageBreak/>
-              <w:t>4</w:t>
-            </w:r>
-          </w:p>
-        </w:tc>
-        <w:tc>
-          <w:tcPr>
-            <w:tcW w:w="0" w:type="auto"/>
-            <w:vAlign w:val="center"/>
-            <w:hideMark/>
-          </w:tcPr>
-          <w:p>
-            <w:r>
-              <w:t>136/052/478</w:t>
-            </w:r>
-          </w:p>
-        </w:tc>
-        <w:tc>
-          <w:tcPr>
-            <w:tcW w:w="0" w:type="auto"/>
-            <w:vAlign w:val="center"/>
-            <w:hideMark/>
-          </w:tcPr>
-          <w:p>
-            <w:r>
-              <w:t>136/052/478, 136/520/478, 016/532/478, 160/532/478, 136/572/048, 136/572/480</w:t>
-            </w:r>
-          </w:p>
-        </w:tc>
-        <w:tc>
-          <w:tcPr>
-            <w:tcW w:w="0" w:type="auto"/>
-            <w:vAlign w:val="center"/>
-            <w:hideMark/>
-          </w:tcPr>
-          <w:p>
-            <w:r>
-              <w:t>136/520/478, 016/532/478, 160/532/478, 136/572/048, 136/572/480, 036/152/478, 136/452/078</w:t>
-            </w:r>
-          </w:p>
-        </w:tc>
-      </w:tr>
-      <w:tr>
-        <w:trPr>
-          <w:tblCellSpacing w:w="15" w:type="dxa"/>
-        </w:trPr>
-        <w:tc>
-          <w:tcPr>
-            <w:tcW w:w="0" w:type="auto"/>
-            <w:vAlign w:val="center"/>
-            <w:hideMark/>
-          </w:tcPr>
-          <w:p>
-            <w:r>
-              <w:t>5</w:t>
-            </w:r>
-          </w:p>
-        </w:tc>
-        <w:tc>
-          <w:tcPr>
-            <w:tcW w:w="0" w:type="auto"/>
-            <w:vAlign w:val="center"/>
-            <w:hideMark/>
-          </w:tcPr>
-          <w:p>
-            <w:r>
-              <w:t>136/520/478</w:t>
-            </w:r>
-          </w:p>
-        </w:tc>
-        <w:tc>
-          <w:tcPr>
-            <w:tcW w:w="0" w:type="auto"/>
-            <w:vAlign w:val="center"/>
-            <w:hideMark/>
-          </w:tcPr>
-          <w:p>
-            <w:r>
-              <w:t>136/520/478, 016/532/478, 160/532/478, 136/572/048, 136/572/480, 036/152/478, 136/452/078</w:t>
-            </w:r>
-          </w:p>
-        </w:tc>
-        <w:tc>
-          <w:tcPr>
-            <w:tcW w:w="0" w:type="auto"/>
-            <w:vAlign w:val="center"/>
-            <w:hideMark/>
-          </w:tcPr>
-          <w:p>
-            <w:r>
-              <w:t>016/532/478, 160/532/478, 136/572/048, 136/572/480, 036/152/478, 136/452/078, 130/526/478, 136/528/470</w:t>
-            </w:r>
-          </w:p>
-        </w:tc>
-      </w:tr>
-    </w:tbl>
-    <w:p>
-      <w:r>
-        <w:t>Note: BFS does not reach the goal within these first five iterations. The table shows only the first five expansions.</w:t>
-      </w:r>
-    </w:p>
-    <w:p>
-      <w:r>
-        <w:t>Answers to the questions</w:t>
-      </w:r>
-    </w:p>
-    <w:p>
-      <w:r>
-        <w:t>1. Which node is expanded in each iteration?</w:t>
-      </w:r>
-    </w:p>
-    <w:p>
-      <w:r>
-        <w:t>The expanded states in the first five iterations are:</w:t>
+      <w:pPr>
+        <w:rPr>
+          <w:rFonts w:ascii="Times New Roman" w:hAnsi="Times New Roman" w:cs="Times New Roman"/>
+        </w:rPr>
+      </w:pPr>
+    </w:p>
+    <w:p>
+      <w:pPr>
+        <w:rPr>
+          <w:rFonts w:ascii="Times New Roman" w:hAnsi="Times New Roman" w:cs="Times New Roman"/>
+          <w:b/>
+          <w:bCs/>
+        </w:rPr>
+      </w:pPr>
+      <w:r>
+        <w:rPr>
+          <w:rFonts w:ascii="Times New Roman" w:hAnsi="Times New Roman" w:cs="Times New Roman"/>
+          <w:b/>
+          <w:bCs/>
+        </w:rPr>
+        <w:t>Relationship with Intelligent Agents</w:t>
+      </w:r>
+    </w:p>
+    <w:p>
+      <w:pPr>
+        <w:rPr>
+          <w:rFonts w:ascii="Times New Roman" w:hAnsi="Times New Roman" w:cs="Times New Roman"/>
+        </w:rPr>
+      </w:pPr>
+      <w:r>
+        <w:rPr>
+          <w:rFonts w:ascii="Times New Roman" w:hAnsi="Times New Roman" w:cs="Times New Roman"/>
+        </w:rPr>
+        <w:t>The robot can be designed using different types of intelligent agents.</w:t>
+      </w:r>
+    </w:p>
+    <w:p>
+      <w:pPr>
+        <w:rPr>
+          <w:rFonts w:ascii="Times New Roman" w:hAnsi="Times New Roman" w:cs="Times New Roman"/>
+          <w:b/>
+          <w:bCs/>
+        </w:rPr>
+      </w:pPr>
+      <w:r>
+        <w:rPr>
+          <w:rFonts w:ascii="Times New Roman" w:hAnsi="Times New Roman" w:cs="Times New Roman"/>
+          <w:b/>
+          <w:bCs/>
+        </w:rPr>
+        <w:t>Simple Reflex Agent</w:t>
+      </w:r>
+    </w:p>
+    <w:p>
+      <w:pPr>
+        <w:rPr>
+          <w:rFonts w:ascii="Times New Roman" w:hAnsi="Times New Roman" w:cs="Times New Roman"/>
+        </w:rPr>
+      </w:pPr>
+      <w:r>
+        <w:rPr>
+          <w:rFonts w:ascii="Times New Roman" w:hAnsi="Times New Roman" w:cs="Times New Roman"/>
+        </w:rPr>
+        <w:t>The robot reacts only to its current position.</w:t>
+      </w:r>
+    </w:p>
+    <w:p>
+      <w:pPr>
+        <w:rPr>
+          <w:rFonts w:ascii="Times New Roman" w:hAnsi="Times New Roman" w:cs="Times New Roman"/>
+        </w:rPr>
+      </w:pPr>
+      <w:r>
+        <w:rPr>
+          <w:rFonts w:ascii="Times New Roman" w:hAnsi="Times New Roman" w:cs="Times New Roman"/>
+        </w:rPr>
+        <w:t>Example:</w:t>
+      </w:r>
+    </w:p>
+    <w:p>
+      <w:pPr>
+        <w:rPr>
+          <w:rFonts w:ascii="Times New Roman" w:hAnsi="Times New Roman" w:cs="Times New Roman"/>
+        </w:rPr>
+      </w:pPr>
+      <w:r>
+        <w:rPr>
+          <w:rFonts w:ascii="Times New Roman" w:hAnsi="Times New Roman" w:cs="Times New Roman"/>
+        </w:rPr>
+        <w:t>If the cell ahead is blocked → turn right.</w:t>
+      </w:r>
+    </w:p>
+    <w:p>
+      <w:pPr>
+        <w:rPr>
+          <w:rFonts w:ascii="Times New Roman" w:hAnsi="Times New Roman" w:cs="Times New Roman"/>
+        </w:rPr>
+      </w:pPr>
+      <w:r>
+        <w:rPr>
+          <w:rFonts w:ascii="Times New Roman" w:hAnsi="Times New Roman" w:cs="Times New Roman"/>
+        </w:rPr>
+        <w:t>This is simple but may fail because it does not remember previously explored paths.</w:t>
+      </w:r>
+    </w:p>
+    <w:p>
+      <w:pPr>
+        <w:rPr>
+          <w:rFonts w:ascii="Times New Roman" w:hAnsi="Times New Roman" w:cs="Times New Roman"/>
+          <w:b/>
+          <w:bCs/>
+        </w:rPr>
+      </w:pPr>
+      <w:r>
+        <w:rPr>
+          <w:rFonts w:ascii="Times New Roman" w:hAnsi="Times New Roman" w:cs="Times New Roman"/>
+          <w:b/>
+          <w:bCs/>
+        </w:rPr>
+        <w:t>Model-Based Agent</w:t>
+      </w:r>
+    </w:p>
+    <w:p>
+      <w:pPr>
+        <w:rPr>
+          <w:rFonts w:ascii="Times New Roman" w:hAnsi="Times New Roman" w:cs="Times New Roman"/>
+        </w:rPr>
+      </w:pPr>
+      <w:r>
+        <w:rPr>
+          <w:rFonts w:ascii="Times New Roman" w:hAnsi="Times New Roman" w:cs="Times New Roman"/>
+        </w:rPr>
+        <w:t>The robot maintains an internal representation of the maze.</w:t>
+      </w:r>
+    </w:p>
+    <w:p>
+      <w:pPr>
+        <w:rPr>
+          <w:rFonts w:ascii="Times New Roman" w:hAnsi="Times New Roman" w:cs="Times New Roman"/>
+        </w:rPr>
+      </w:pPr>
+      <w:r>
+        <w:rPr>
+          <w:rFonts w:ascii="Times New Roman" w:hAnsi="Times New Roman" w:cs="Times New Roman"/>
+        </w:rPr>
+        <w:t>It can remember:</w:t>
       </w:r>
     </w:p>
     <w:p>
       <w:pPr>
         <w:numPr>
           <w:ilvl w:val="0"/>
-          <w:numId w:val="20"/>
+          <w:numId w:val="17"/>
         </w:numPr>
-      </w:pPr>
-      <w:r>
-        <w:t>136/502/478</w:t>
+        <w:rPr>
+          <w:rFonts w:ascii="Times New Roman" w:hAnsi="Times New Roman" w:cs="Times New Roman"/>
+        </w:rPr>
+      </w:pPr>
+      <w:r>
+        <w:rPr>
+          <w:rFonts w:ascii="Times New Roman" w:hAnsi="Times New Roman" w:cs="Times New Roman"/>
+        </w:rPr>
+        <w:lastRenderedPageBreak/>
+        <w:t xml:space="preserve">Visited cells. </w:t>
       </w:r>
     </w:p>
     <w:p>
       <w:pPr>
         <w:numPr>
           <w:ilvl w:val="0"/>
-          <w:numId w:val="20"/>
+          <w:numId w:val="17"/>
         </w:numPr>
-      </w:pPr>
-      <w:r>
-        <w:t>106/532/478</w:t>
+        <w:rPr>
+          <w:rFonts w:ascii="Times New Roman" w:hAnsi="Times New Roman" w:cs="Times New Roman"/>
+        </w:rPr>
+      </w:pPr>
+      <w:r>
+        <w:rPr>
+          <w:rFonts w:ascii="Times New Roman" w:hAnsi="Times New Roman" w:cs="Times New Roman"/>
+        </w:rPr>
+        <w:t xml:space="preserve">Blocked paths. </w:t>
       </w:r>
     </w:p>
     <w:p>
       <w:pPr>
         <w:numPr>
           <w:ilvl w:val="0"/>
-          <w:numId w:val="20"/>
+          <w:numId w:val="17"/>
         </w:numPr>
-      </w:pPr>
-      <w:r>
-        <w:t>136/572/408</w:t>
+        <w:rPr>
+          <w:rFonts w:ascii="Times New Roman" w:hAnsi="Times New Roman" w:cs="Times New Roman"/>
+        </w:rPr>
+      </w:pPr>
+      <w:r>
+        <w:rPr>
+          <w:rFonts w:ascii="Times New Roman" w:hAnsi="Times New Roman" w:cs="Times New Roman"/>
+        </w:rPr>
+        <w:t xml:space="preserve">Available paths. </w:t>
       </w:r>
     </w:p>
     <w:p>
       <w:pPr>
         <w:numPr>
           <w:ilvl w:val="0"/>
-          <w:numId w:val="20"/>
+          <w:numId w:val="17"/>
         </w:numPr>
-      </w:pPr>
-      <w:r>
-        <w:t>136/052/478</w:t>
+        <w:rPr>
+          <w:rFonts w:ascii="Times New Roman" w:hAnsi="Times New Roman" w:cs="Times New Roman"/>
+        </w:rPr>
+      </w:pPr>
+      <w:r>
+        <w:rPr>
+          <w:rFonts w:ascii="Times New Roman" w:hAnsi="Times New Roman" w:cs="Times New Roman"/>
+        </w:rPr>
+        <w:t xml:space="preserve">Previously explored areas. </w:t>
+      </w:r>
+    </w:p>
+    <w:p>
+      <w:pPr>
+        <w:rPr>
+          <w:rFonts w:ascii="Times New Roman" w:hAnsi="Times New Roman" w:cs="Times New Roman"/>
+        </w:rPr>
+      </w:pPr>
+      <w:r>
+        <w:rPr>
+          <w:rFonts w:ascii="Times New Roman" w:hAnsi="Times New Roman" w:cs="Times New Roman"/>
+        </w:rPr>
+        <w:t>This is more suitable for an unknown maze.</w:t>
+      </w:r>
+    </w:p>
+    <w:p>
+      <w:pPr>
+        <w:rPr>
+          <w:rFonts w:ascii="Times New Roman" w:hAnsi="Times New Roman" w:cs="Times New Roman"/>
+          <w:b/>
+          <w:bCs/>
+        </w:rPr>
+      </w:pPr>
+      <w:r>
+        <w:rPr>
+          <w:rFonts w:ascii="Times New Roman" w:hAnsi="Times New Roman" w:cs="Times New Roman"/>
+          <w:b/>
+          <w:bCs/>
+        </w:rPr>
+        <w:t>Goal-Based Agent</w:t>
+      </w:r>
+    </w:p>
+    <w:p>
+      <w:pPr>
+        <w:rPr>
+          <w:rFonts w:ascii="Times New Roman" w:hAnsi="Times New Roman" w:cs="Times New Roman"/>
+        </w:rPr>
+      </w:pPr>
+      <w:r>
+        <w:rPr>
+          <w:rFonts w:ascii="Times New Roman" w:hAnsi="Times New Roman" w:cs="Times New Roman"/>
+        </w:rPr>
+        <w:t>The robot has the goal:</w:t>
+      </w:r>
+    </w:p>
+    <w:p>
+      <w:pPr>
+        <w:rPr>
+          <w:rFonts w:ascii="Times New Roman" w:hAnsi="Times New Roman" w:cs="Times New Roman"/>
+        </w:rPr>
+      </w:pPr>
+      <w:r>
+        <w:rPr>
+          <w:rFonts w:ascii="Times New Roman" w:hAnsi="Times New Roman" w:cs="Times New Roman"/>
+          <w:b/>
+          <w:bCs/>
+        </w:rPr>
+        <w:t>Reach the maze exit.</w:t>
+      </w:r>
+    </w:p>
+    <w:p>
+      <w:pPr>
+        <w:rPr>
+          <w:rFonts w:ascii="Times New Roman" w:hAnsi="Times New Roman" w:cs="Times New Roman"/>
+        </w:rPr>
+      </w:pPr>
+      <w:r>
+        <w:rPr>
+          <w:rFonts w:ascii="Times New Roman" w:hAnsi="Times New Roman" w:cs="Times New Roman"/>
+        </w:rPr>
+        <w:t>It evaluates possible actions based on whether they help it reach the goal.</w:t>
+      </w:r>
+    </w:p>
+    <w:p>
+      <w:pPr>
+        <w:rPr>
+          <w:rFonts w:ascii="Times New Roman" w:hAnsi="Times New Roman" w:cs="Times New Roman"/>
+          <w:b/>
+          <w:bCs/>
+        </w:rPr>
+      </w:pPr>
+      <w:r>
+        <w:rPr>
+          <w:rFonts w:ascii="Times New Roman" w:hAnsi="Times New Roman" w:cs="Times New Roman"/>
+          <w:b/>
+          <w:bCs/>
+        </w:rPr>
+        <w:t>Utility-Based Agent</w:t>
+      </w:r>
+    </w:p>
+    <w:p>
+      <w:pPr>
+        <w:rPr>
+          <w:rFonts w:ascii="Times New Roman" w:hAnsi="Times New Roman" w:cs="Times New Roman"/>
+        </w:rPr>
+      </w:pPr>
+      <w:r>
+        <w:rPr>
+          <w:rFonts w:ascii="Times New Roman" w:hAnsi="Times New Roman" w:cs="Times New Roman"/>
+        </w:rPr>
+        <w:t>The robot can consider additional factors such as:</w:t>
       </w:r>
     </w:p>
     <w:p>
       <w:pPr>
         <w:numPr>
           <w:ilvl w:val="0"/>
-          <w:numId w:val="20"/>
+          <w:numId w:val="18"/>
         </w:numPr>
-      </w:pPr>
-      <w:r>
-        <w:t>136/520/478</w:t>
-      </w:r>
-    </w:p>
-    <w:p>
-      <w:r>
-        <w:t>2. How many states are generated in total?</w:t>
-      </w:r>
-    </w:p>
-    <w:p>
-      <w:r>
-        <w:t>With the specified successor order and duplicate-state checking, 500 unique states are discovered, including the initial state, before the goal is reached. The goal is reached on the 311th expansion.</w:t>
-      </w:r>
-    </w:p>
-    <w:p>
-      <w:r>
-        <w:t>3. Write the complete solution path from the initial state to the goal state.</w:t>
-      </w:r>
-    </w:p>
-    <w:p>
-      <w:r>
-        <w:t>The shortest solution requires 8 moves:</w:t>
-      </w:r>
-    </w:p>
-    <w:p>
-      <w:r>
-        <w:t>0</w:t>
-      </w:r>
-    </w:p>
-    <w:p>
-      <w:r>
-        <w:t>1</w:t>
-      </w:r>
-    </w:p>
-    <w:p>
-      <w:r>
-        <w:t>3</w:t>
-      </w:r>
-    </w:p>
-    <w:p>
-      <w:r>
-        <w:t>6</w:t>
-      </w:r>
-    </w:p>
-    <w:p>
-      <w:r>
+        <w:rPr>
+          <w:rFonts w:ascii="Times New Roman" w:hAnsi="Times New Roman" w:cs="Times New Roman"/>
+        </w:rPr>
+      </w:pPr>
+      <w:r>
+        <w:rPr>
+          <w:rFonts w:ascii="Times New Roman" w:hAnsi="Times New Roman" w:cs="Times New Roman"/>
+        </w:rPr>
+        <w:t xml:space="preserve">Shortest distance. </w:t>
+      </w:r>
+    </w:p>
+    <w:p>
+      <w:pPr>
+        <w:numPr>
+          <w:ilvl w:val="0"/>
+          <w:numId w:val="18"/>
+        </w:numPr>
+        <w:rPr>
+          <w:rFonts w:ascii="Times New Roman" w:hAnsi="Times New Roman" w:cs="Times New Roman"/>
+        </w:rPr>
+      </w:pPr>
+      <w:r>
+        <w:rPr>
+          <w:rFonts w:ascii="Times New Roman" w:hAnsi="Times New Roman" w:cs="Times New Roman"/>
+        </w:rPr>
+        <w:t xml:space="preserve">Energy consumption. </w:t>
+      </w:r>
+    </w:p>
+    <w:p>
+      <w:pPr>
+        <w:numPr>
+          <w:ilvl w:val="0"/>
+          <w:numId w:val="18"/>
+        </w:numPr>
+        <w:rPr>
+          <w:rFonts w:ascii="Times New Roman" w:hAnsi="Times New Roman" w:cs="Times New Roman"/>
+        </w:rPr>
+      </w:pPr>
+      <w:r>
+        <w:rPr>
+          <w:rFonts w:ascii="Times New Roman" w:hAnsi="Times New Roman" w:cs="Times New Roman"/>
+        </w:rPr>
+        <w:t xml:space="preserve">Safety. </w:t>
+      </w:r>
+    </w:p>
+    <w:p>
+      <w:pPr>
+        <w:numPr>
+          <w:ilvl w:val="0"/>
+          <w:numId w:val="18"/>
+        </w:numPr>
+        <w:rPr>
+          <w:rFonts w:ascii="Times New Roman" w:hAnsi="Times New Roman" w:cs="Times New Roman"/>
+        </w:rPr>
+      </w:pPr>
+      <w:r>
+        <w:rPr>
+          <w:rFonts w:ascii="Times New Roman" w:hAnsi="Times New Roman" w:cs="Times New Roman"/>
+        </w:rPr>
+        <w:t xml:space="preserve">Movement cost. </w:t>
+      </w:r>
+    </w:p>
+    <w:p>
+      <w:pPr>
+        <w:rPr>
+          <w:rFonts w:ascii="Times New Roman" w:hAnsi="Times New Roman" w:cs="Times New Roman"/>
+        </w:rPr>
+      </w:pPr>
+      <w:r>
+        <w:rPr>
+          <w:rFonts w:ascii="Times New Roman" w:hAnsi="Times New Roman" w:cs="Times New Roman"/>
+        </w:rPr>
+        <w:t>It selects the action that provides the greatest overall benefit.</w:t>
+      </w:r>
+    </w:p>
+    <w:p>
+      <w:pPr>
+        <w:rPr>
+          <w:rFonts w:ascii="Times New Roman" w:hAnsi="Times New Roman" w:cs="Times New Roman"/>
+        </w:rPr>
+      </w:pPr>
+    </w:p>
+    <w:p>
+      <w:pPr>
+        <w:rPr>
+          <w:rFonts w:ascii="Times New Roman" w:hAnsi="Times New Roman" w:cs="Times New Roman"/>
+          <w:b/>
+          <w:bCs/>
+        </w:rPr>
+      </w:pPr>
+      <w:r>
+        <w:rPr>
+          <w:rFonts w:ascii="Times New Roman" w:hAnsi="Times New Roman" w:cs="Times New Roman"/>
+          <w:b/>
+          <w:bCs/>
+        </w:rPr>
+        <w:t>Recommended Agent and Search Strategy</w:t>
+      </w:r>
+    </w:p>
+    <w:p>
+      <w:pPr>
+        <w:rPr>
+          <w:rFonts w:ascii="Times New Roman" w:hAnsi="Times New Roman" w:cs="Times New Roman"/>
+        </w:rPr>
+      </w:pPr>
+      <w:r>
+        <w:rPr>
+          <w:rFonts w:ascii="Times New Roman" w:hAnsi="Times New Roman" w:cs="Times New Roman"/>
+        </w:rPr>
+        <w:t xml:space="preserve">For an </w:t>
+      </w:r>
+      <w:r>
+        <w:rPr>
+          <w:rFonts w:ascii="Times New Roman" w:hAnsi="Times New Roman" w:cs="Times New Roman"/>
+          <w:b/>
+          <w:bCs/>
+        </w:rPr>
+        <w:t>unknown maze</w:t>
+      </w:r>
+      <w:r>
+        <w:rPr>
+          <w:rFonts w:ascii="Times New Roman" w:hAnsi="Times New Roman" w:cs="Times New Roman"/>
+        </w:rPr>
+        <w:t xml:space="preserve">, a </w:t>
+      </w:r>
+      <w:r>
+        <w:rPr>
+          <w:rFonts w:ascii="Times New Roman" w:hAnsi="Times New Roman" w:cs="Times New Roman"/>
+          <w:b/>
+          <w:bCs/>
+        </w:rPr>
+        <w:t>Model-Based Goal-Based Agent combined with IDS</w:t>
+      </w:r>
+      <w:r>
+        <w:rPr>
+          <w:rFonts w:ascii="Times New Roman" w:hAnsi="Times New Roman" w:cs="Times New Roman"/>
+        </w:rPr>
+        <w:t xml:space="preserve"> is a good choice when every movement has the same cost.</w:t>
+      </w:r>
+    </w:p>
+    <w:p>
+      <w:pPr>
+        <w:rPr>
+          <w:rFonts w:ascii="Times New Roman" w:hAnsi="Times New Roman" w:cs="Times New Roman"/>
+        </w:rPr>
+      </w:pPr>
+      <w:r>
+        <w:rPr>
+          <w:rFonts w:ascii="Times New Roman" w:hAnsi="Times New Roman" w:cs="Times New Roman"/>
+        </w:rPr>
+        <w:t>The model-based component allows the robot to remember the maze as it explores, while the goal-based component focuses on reaching the exit.</w:t>
+      </w:r>
+    </w:p>
+    <w:p>
+      <w:pPr>
+        <w:rPr>
+          <w:rFonts w:ascii="Times New Roman" w:hAnsi="Times New Roman" w:cs="Times New Roman"/>
+        </w:rPr>
+      </w:pPr>
+      <w:r>
+        <w:rPr>
+          <w:rFonts w:ascii="Times New Roman" w:hAnsi="Times New Roman" w:cs="Times New Roman"/>
+        </w:rPr>
+        <w:t xml:space="preserve">However, if the maze has </w:t>
+      </w:r>
+      <w:r>
+        <w:rPr>
+          <w:rFonts w:ascii="Times New Roman" w:hAnsi="Times New Roman" w:cs="Times New Roman"/>
+          <w:b/>
+          <w:bCs/>
+        </w:rPr>
+        <w:t>different movement costs</w:t>
+      </w:r>
+      <w:r>
+        <w:rPr>
+          <w:rFonts w:ascii="Times New Roman" w:hAnsi="Times New Roman" w:cs="Times New Roman"/>
+        </w:rPr>
+        <w:t xml:space="preserve">, such as dangerous areas having higher costs, </w:t>
+      </w:r>
+      <w:r>
+        <w:rPr>
+          <w:rFonts w:ascii="Times New Roman" w:hAnsi="Times New Roman" w:cs="Times New Roman"/>
+          <w:b/>
+          <w:bCs/>
+        </w:rPr>
+        <w:t>UCS with a model-based/goal-based agent</w:t>
+      </w:r>
+      <w:r>
+        <w:rPr>
+          <w:rFonts w:ascii="Times New Roman" w:hAnsi="Times New Roman" w:cs="Times New Roman"/>
+        </w:rPr>
+        <w:t xml:space="preserve"> is more appropriate.</w:t>
+      </w:r>
+    </w:p>
+    <w:p>
+      <w:pPr>
+        <w:rPr>
+          <w:rFonts w:ascii="Times New Roman" w:hAnsi="Times New Roman" w:cs="Times New Roman"/>
+          <w:b/>
+          <w:bCs/>
+        </w:rPr>
+      </w:pPr>
+      <w:r>
+        <w:rPr>
+          <w:rFonts w:ascii="Times New Roman" w:hAnsi="Times New Roman" w:cs="Times New Roman"/>
+          <w:b/>
+          <w:bCs/>
+        </w:rPr>
+        <w:t>Best Choice for General Maze Conditions</w:t>
+      </w:r>
+    </w:p>
+    <w:p>
+      <w:pPr>
+        <w:rPr>
+          <w:rFonts w:ascii="Times New Roman" w:hAnsi="Times New Roman" w:cs="Times New Roman"/>
+        </w:rPr>
+      </w:pPr>
+      <w:r>
+        <w:rPr>
+          <w:rFonts w:ascii="Times New Roman" w:hAnsi="Times New Roman" w:cs="Times New Roman"/>
+          <w:b/>
+          <w:bCs/>
+        </w:rPr>
+        <w:t>Model-Based + Goal-Based Agent + UCS</w:t>
+      </w:r>
+    </w:p>
+    <w:p>
+      <w:pPr>
+        <w:rPr>
+          <w:rFonts w:ascii="Times New Roman" w:hAnsi="Times New Roman" w:cs="Times New Roman"/>
+        </w:rPr>
+      </w:pPr>
+      <w:r>
+        <w:rPr>
+          <w:rFonts w:ascii="Times New Roman" w:hAnsi="Times New Roman" w:cs="Times New Roman"/>
+        </w:rPr>
+        <w:t>This combination is particularly effective because:</w:t>
+      </w:r>
+    </w:p>
+    <w:p>
+      <w:pPr>
+        <w:numPr>
+          <w:ilvl w:val="0"/>
+          <w:numId w:val="19"/>
+        </w:numPr>
+        <w:rPr>
+          <w:rFonts w:ascii="Times New Roman" w:hAnsi="Times New Roman" w:cs="Times New Roman"/>
+        </w:rPr>
+      </w:pPr>
+      <w:r>
+        <w:rPr>
+          <w:rFonts w:ascii="Times New Roman" w:hAnsi="Times New Roman" w:cs="Times New Roman"/>
+        </w:rPr>
+        <w:t xml:space="preserve">The model-based agent stores newly discovered maze information. </w:t>
+      </w:r>
+    </w:p>
+    <w:p>
+      <w:pPr>
+        <w:numPr>
+          <w:ilvl w:val="0"/>
+          <w:numId w:val="19"/>
+        </w:numPr>
+        <w:rPr>
+          <w:rFonts w:ascii="Times New Roman" w:hAnsi="Times New Roman" w:cs="Times New Roman"/>
+        </w:rPr>
+      </w:pPr>
+      <w:r>
+        <w:rPr>
+          <w:rFonts w:ascii="Times New Roman" w:hAnsi="Times New Roman" w:cs="Times New Roman"/>
+        </w:rPr>
         <w:lastRenderedPageBreak/>
-        <w:t>5</w:t>
-      </w:r>
-    </w:p>
-    <w:p>
-      <w:r>
-        <w:t>□</w:t>
-      </w:r>
-    </w:p>
-    <w:p>
-      <w:r>
-        <w:t>2</w:t>
-      </w:r>
-    </w:p>
-    <w:p>
-      <w:r>
-        <w:t>4</w:t>
-      </w:r>
-    </w:p>
-    <w:p>
-      <w:r>
-        <w:t>7</w:t>
-      </w:r>
-    </w:p>
-    <w:p>
-      <w:r>
-        <w:t>8</w:t>
-      </w:r>
-    </w:p>
-    <w:p>
-      <w:r>
-        <w:t>Start</w:t>
-      </w:r>
-    </w:p>
-    <w:p>
-      <w:r>
-        <w:t>1</w:t>
-      </w:r>
-    </w:p>
-    <w:p>
-      <w:r>
-        <w:t>1</w:t>
-      </w:r>
-    </w:p>
-    <w:p>
-      <w:r>
-        <w:t>3</w:t>
-      </w:r>
-    </w:p>
-    <w:p>
-      <w:r>
-        <w:t>6</w:t>
-      </w:r>
-    </w:p>
-    <w:p>
-      <w:r>
-        <w:t>5</w:t>
-      </w:r>
-    </w:p>
-    <w:p>
-      <w:r>
-        <w:t>2</w:t>
-      </w:r>
-    </w:p>
-    <w:p>
-      <w:r>
-        <w:t>□</w:t>
-      </w:r>
-    </w:p>
-    <w:p>
-      <w:r>
-        <w:t>4</w:t>
-      </w:r>
-    </w:p>
-    <w:p>
-      <w:r>
-        <w:t>7</w:t>
-      </w:r>
-    </w:p>
-    <w:p>
-      <w:r>
-        <w:t>8</w:t>
-      </w:r>
-    </w:p>
-    <w:p>
-      <w:r>
-        <w:t>Right</w:t>
-      </w:r>
-    </w:p>
-    <w:p>
-      <w:r>
-        <w:t>2</w:t>
-      </w:r>
-    </w:p>
-    <w:p>
-      <w:r>
-        <w:t>1</w:t>
-      </w:r>
-    </w:p>
-    <w:p>
-      <w:r>
-        <w:t>□</w:t>
-      </w:r>
-    </w:p>
-    <w:p>
-      <w:r>
-        <w:t>3</w:t>
-      </w:r>
-    </w:p>
-    <w:p>
-      <w:r>
-        <w:t>5</w:t>
-      </w:r>
-    </w:p>
-    <w:p>
-      <w:r>
-        <w:t>2</w:t>
-      </w:r>
-    </w:p>
-    <w:p>
-      <w:r>
-        <w:t>6</w:t>
-      </w:r>
-    </w:p>
-    <w:p>
-      <w:r>
-        <w:t>4</w:t>
-      </w:r>
-    </w:p>
-    <w:p>
-      <w:r>
-        <w:lastRenderedPageBreak/>
-        <w:t>7</w:t>
-      </w:r>
-    </w:p>
-    <w:p>
-      <w:r>
-        <w:t>8</w:t>
-      </w:r>
-    </w:p>
-    <w:p>
-      <w:r>
-        <w:t>Up</w:t>
-      </w:r>
-    </w:p>
-    <w:p>
-      <w:r>
-        <w:t>3</w:t>
-      </w:r>
-    </w:p>
-    <w:p>
-      <w:r>
-        <w:t>1</w:t>
-      </w:r>
-    </w:p>
-    <w:p>
-      <w:r>
-        <w:t>3</w:t>
-      </w:r>
-    </w:p>
-    <w:p>
-      <w:r>
-        <w:t>□</w:t>
-      </w:r>
-    </w:p>
-    <w:p>
-      <w:r>
-        <w:t>5</w:t>
-      </w:r>
-    </w:p>
-    <w:p>
-      <w:r>
-        <w:t>2</w:t>
-      </w:r>
-    </w:p>
-    <w:p>
-      <w:r>
-        <w:t>6</w:t>
-      </w:r>
-    </w:p>
-    <w:p>
-      <w:r>
-        <w:t>4</w:t>
-      </w:r>
-    </w:p>
-    <w:p>
-      <w:r>
-        <w:t>7</w:t>
-      </w:r>
-    </w:p>
-    <w:p>
-      <w:r>
-        <w:t>8</w:t>
-      </w:r>
-    </w:p>
-    <w:p>
-      <w:r>
-        <w:t>Left</w:t>
-      </w:r>
-    </w:p>
-    <w:p>
-      <w:r>
-        <w:t>4</w:t>
-      </w:r>
-    </w:p>
-    <w:p>
-      <w:r>
-        <w:t>1</w:t>
-      </w:r>
-    </w:p>
-    <w:p>
-      <w:r>
-        <w:t>2</w:t>
-      </w:r>
-    </w:p>
-    <w:p>
-      <w:r>
-        <w:t>3</w:t>
-      </w:r>
-    </w:p>
-    <w:p>
-      <w:r>
-        <w:t>5</w:t>
-      </w:r>
-    </w:p>
-    <w:p>
-      <w:r>
-        <w:t>□</w:t>
-      </w:r>
-    </w:p>
-    <w:p>
-      <w:r>
-        <w:t>6</w:t>
-      </w:r>
-    </w:p>
-    <w:p>
-      <w:r>
-        <w:t>4</w:t>
-      </w:r>
-    </w:p>
-    <w:p>
-      <w:r>
-        <w:t>7</w:t>
-      </w:r>
-    </w:p>
-    <w:p>
-      <w:r>
-        <w:t>8</w:t>
-      </w:r>
-    </w:p>
-    <w:p>
-      <w:r>
-        <w:t>Down</w:t>
-      </w:r>
-    </w:p>
-    <w:p>
-      <w:r>
-        <w:t>5</w:t>
-      </w:r>
-    </w:p>
-    <w:p>
-      <w:r>
-        <w:lastRenderedPageBreak/>
-        <w:t>1</w:t>
-      </w:r>
-    </w:p>
-    <w:p>
-      <w:r>
-        <w:t>2</w:t>
-      </w:r>
-    </w:p>
-    <w:p>
-      <w:r>
-        <w:t>3</w:t>
-      </w:r>
-    </w:p>
-    <w:p>
-      <w:r>
-        <w:t>□</w:t>
-      </w:r>
-    </w:p>
-    <w:p>
-      <w:r>
-        <w:t>5</w:t>
-      </w:r>
-    </w:p>
-    <w:p>
-      <w:r>
-        <w:t>6</w:t>
-      </w:r>
-    </w:p>
-    <w:p>
-      <w:r>
-        <w:t>4</w:t>
-      </w:r>
-    </w:p>
-    <w:p>
-      <w:r>
-        <w:t>7</w:t>
-      </w:r>
-    </w:p>
-    <w:p>
-      <w:r>
-        <w:t>8</w:t>
-      </w:r>
-    </w:p>
-    <w:p>
-      <w:r>
-        <w:t>Left</w:t>
-      </w:r>
-    </w:p>
-    <w:p>
-      <w:r>
-        <w:t>6</w:t>
-      </w:r>
-    </w:p>
-    <w:p>
-      <w:r>
-        <w:t>1</w:t>
-      </w:r>
-    </w:p>
-    <w:p>
-      <w:r>
-        <w:t>2</w:t>
-      </w:r>
-    </w:p>
-    <w:p>
-      <w:r>
-        <w:t>3</w:t>
-      </w:r>
-    </w:p>
-    <w:p>
-      <w:r>
-        <w:t>4</w:t>
-      </w:r>
-    </w:p>
-    <w:p>
-      <w:r>
-        <w:t>5</w:t>
-      </w:r>
-    </w:p>
-    <w:p>
-      <w:r>
-        <w:t>6</w:t>
-      </w:r>
-    </w:p>
-    <w:p>
-      <w:r>
-        <w:t>□</w:t>
-      </w:r>
-    </w:p>
-    <w:p>
-      <w:r>
-        <w:t>7</w:t>
-      </w:r>
-    </w:p>
-    <w:p>
-      <w:r>
-        <w:t>8</w:t>
-      </w:r>
-    </w:p>
-    <w:p>
-      <w:r>
-        <w:t>Down</w:t>
-      </w:r>
-    </w:p>
-    <w:p>
-      <w:r>
-        <w:t>7</w:t>
-      </w:r>
-    </w:p>
-    <w:p>
-      <w:r>
-        <w:t>1</w:t>
-      </w:r>
-    </w:p>
-    <w:p>
-      <w:r>
-        <w:t>2</w:t>
-      </w:r>
-    </w:p>
-    <w:p>
-      <w:r>
-        <w:t>3</w:t>
-      </w:r>
-    </w:p>
-    <w:p>
-      <w:r>
-        <w:t>4</w:t>
-      </w:r>
-    </w:p>
-    <w:p>
-      <w:r>
-        <w:lastRenderedPageBreak/>
-        <w:t>5</w:t>
-      </w:r>
-    </w:p>
-    <w:p>
-      <w:r>
-        <w:t>6</w:t>
-      </w:r>
-    </w:p>
-    <w:p>
-      <w:r>
-        <w:t>7</w:t>
-      </w:r>
-    </w:p>
-    <w:p>
-      <w:r>
-        <w:t>□</w:t>
-      </w:r>
-    </w:p>
-    <w:p>
-      <w:r>
-        <w:t>8</w:t>
-      </w:r>
-    </w:p>
-    <w:p>
-      <w:r>
-        <w:t>Right</w:t>
-      </w:r>
-    </w:p>
-    <w:p>
-      <w:r>
-        <w:t>8</w:t>
-      </w:r>
-    </w:p>
-    <w:p>
-      <w:r>
-        <w:t>1</w:t>
-      </w:r>
-    </w:p>
-    <w:p>
-      <w:r>
-        <w:t>2</w:t>
-      </w:r>
-    </w:p>
-    <w:p>
-      <w:r>
-        <w:t>3</w:t>
-      </w:r>
-    </w:p>
-    <w:p>
-      <w:r>
-        <w:t>4</w:t>
-      </w:r>
-    </w:p>
-    <w:p>
-      <w:r>
-        <w:t>5</w:t>
-      </w:r>
-    </w:p>
-    <w:p>
-      <w:r>
-        <w:t>6</w:t>
-      </w:r>
-    </w:p>
-    <w:p>
-      <w:r>
-        <w:t>7</w:t>
-      </w:r>
-    </w:p>
-    <w:p>
-      <w:r>
-        <w:t>8</w:t>
-      </w:r>
-    </w:p>
-    <w:p>
-      <w:r>
-        <w:t>□</w:t>
-      </w:r>
-    </w:p>
-    <w:p>
-      <w:r>
-        <w:t>Goal</w:t>
-      </w:r>
-    </w:p>
-    <w:p>
-      <w:r>
-        <w:t>Move sequence: Right → Up → Left → Down → Left → Down → Right → Right.</w:t>
-      </w:r>
-    </w:p>
-    <w:p>
-      <w:r>
-        <w:t>4. Why does BFS always find the shortest solution in an unweighted 8-puzzle problem?</w:t>
-      </w:r>
-    </w:p>
-    <w:p>
-      <w:pPr>
-        <w:rPr>
-          <w:b/>
-          <w:bCs/>
-        </w:rPr>
-      </w:pPr>
-      <w:r>
-        <w:t>BFS explores states level by level, expanding all states requiring fewer moves before those requiring more moves. Since each move has equal cost, the first time BFS reaches the goal, it has found a solution with the minimum number of moves</w:t>
-      </w:r>
-      <w:r>
-        <w:rPr>
-          <w:b/>
-          <w:bCs/>
-        </w:rPr>
-        <w:t>.</w:t>
-      </w:r>
-    </w:p>
-    <w:p>
-      <w:pPr>
-        <w:rPr>
-          <w:rFonts w:ascii="Times New Roman" w:hAnsi="Times New Roman" w:cs="Times New Roman"/>
-          <w:b/>
-          <w:bCs/>
-        </w:rPr>
-      </w:pPr>
-    </w:p>
+        <w:t xml:space="preserve">The goal-based agent focuses on reaching the exit. </w:t>
+      </w:r>
+    </w:p>
+    <w:p>
+      <w:pPr>
+        <w:numPr>
+          <w:ilvl w:val="0"/>
+          <w:numId w:val="19"/>
+        </w:numPr>
+        <w:rPr>
+          <w:rFonts w:ascii="Times New Roman" w:hAnsi="Times New Roman" w:cs="Times New Roman"/>
+        </w:rPr>
+      </w:pPr>
+      <w:r>
+        <w:rPr>
+          <w:rFonts w:ascii="Times New Roman" w:hAnsi="Times New Roman" w:cs="Times New Roman"/>
+        </w:rPr>
+        <w:t xml:space="preserve">UCS selects the least-cost path. </w:t>
+      </w:r>
+    </w:p>
+    <w:p>
+      <w:pPr>
+        <w:numPr>
+          <w:ilvl w:val="0"/>
+          <w:numId w:val="19"/>
+        </w:numPr>
+        <w:rPr>
+          <w:rFonts w:ascii="Times New Roman" w:hAnsi="Times New Roman" w:cs="Times New Roman"/>
+        </w:rPr>
+      </w:pPr>
+      <w:r>
+        <w:rPr>
+          <w:rFonts w:ascii="Times New Roman" w:hAnsi="Times New Roman" w:cs="Times New Roman"/>
+        </w:rPr>
+        <w:t xml:space="preserve">The robot can update its decisions as new parts of the maze are discovered. </w:t>
+      </w:r>
+    </w:p>
+    <w:p>
+      <w:pPr>
+        <w:rPr>
+          <w:rFonts w:ascii="Times New Roman" w:hAnsi="Times New Roman" w:cs="Times New Roman"/>
+          <w:b/>
+          <w:bCs/>
+        </w:rPr>
+      </w:pPr>
+      <w:r>
+        <w:rPr>
+          <w:rFonts w:ascii="Times New Roman" w:hAnsi="Times New Roman" w:cs="Times New Roman"/>
+          <w:b/>
+          <w:bCs/>
+        </w:rPr>
+        <w:t>Conclusion</w:t>
+      </w:r>
+    </w:p>
+    <w:p>
+      <w:pPr>
+        <w:rPr>
+          <w:rFonts w:ascii="Times New Roman" w:hAnsi="Times New Roman" w:cs="Times New Roman"/>
+        </w:rPr>
+      </w:pPr>
+      <w:r>
+        <w:rPr>
+          <w:rFonts w:ascii="Times New Roman" w:hAnsi="Times New Roman" w:cs="Times New Roman"/>
+        </w:rPr>
+        <w:t xml:space="preserve">UCS and IDS are useful uninformed search strategies for maze-solving. </w:t>
+      </w:r>
+      <w:r>
+        <w:rPr>
+          <w:rFonts w:ascii="Times New Roman" w:hAnsi="Times New Roman" w:cs="Times New Roman"/>
+          <w:b/>
+          <w:bCs/>
+        </w:rPr>
+        <w:t>IDS</w:t>
+      </w:r>
+      <w:r>
+        <w:rPr>
+          <w:rFonts w:ascii="Times New Roman" w:hAnsi="Times New Roman" w:cs="Times New Roman"/>
+        </w:rPr>
+        <w:t xml:space="preserve"> is preferable when all actions have equal cost and memory is limited, while </w:t>
+      </w:r>
+      <w:r>
+        <w:rPr>
+          <w:rFonts w:ascii="Times New Roman" w:hAnsi="Times New Roman" w:cs="Times New Roman"/>
+          <w:b/>
+          <w:bCs/>
+        </w:rPr>
+        <w:t>UCS</w:t>
+      </w:r>
+      <w:r>
+        <w:rPr>
+          <w:rFonts w:ascii="Times New Roman" w:hAnsi="Times New Roman" w:cs="Times New Roman"/>
+        </w:rPr>
+        <w:t xml:space="preserve"> is preferable when different paths have different costs. Since the robot operates in an unknown environment, a </w:t>
+      </w:r>
+      <w:r>
+        <w:rPr>
+          <w:rFonts w:ascii="Times New Roman" w:hAnsi="Times New Roman" w:cs="Times New Roman"/>
+          <w:b/>
+          <w:bCs/>
+        </w:rPr>
+        <w:t>model-based goal-oriented agent</w:t>
+      </w:r>
+      <w:r>
+        <w:rPr>
+          <w:rFonts w:ascii="Times New Roman" w:hAnsi="Times New Roman" w:cs="Times New Roman"/>
+        </w:rPr>
+        <w:t xml:space="preserve"> is most suitable because it can maintain knowledge of the explored maze and make better decisions while searching for the exit.</w:t>
+      </w:r>
+    </w:p>
+    <w:p/>
     <w:sectPr>
       <w:pgSz w:w="12240" w:h="15840"/>
       <w:pgMar w:top="1440" w:right="1440" w:bottom="1440" w:left="1440" w:header="720" w:footer="720" w:gutter="0"/>
@@ -2079,9 +4377,9 @@
 <file path=word/numbering.xml><?xml version="1.0" encoding="utf-8"?>
 <w:numbering xmlns:wpc="http://schemas.microsoft.com/office/word/2010/wordprocessingCanvas" xmlns:cx="http://schemas.microsoft.com/office/drawing/2014/chartex" xmlns:cx1="http://schemas.microsoft.com/office/drawing/2015/9/8/chartex" xmlns:cx2="http://schemas.microsoft.com/office/drawing/2015/10/21/chartex" xmlns:cx3="http://schemas.microsoft.com/office/drawing/2016/5/9/chartex" xmlns:cx4="http://schemas.microsoft.com/office/drawing/2016/5/10/chartex" xmlns:cx5="http://schemas.microsoft.com/office/drawing/2016/5/11/chartex" xmlns:cx6="http://schemas.microsoft.com/office/drawing/2016/5/12/chartex" xmlns:cx7="http://schemas.microsoft.com/office/drawing/2016/5/13/chartex" xmlns:cx8="http://schemas.microsoft.com/office/drawing/2016/5/14/chartex" xmlns:mc="http://schemas.openxmlformats.org/markup-compatibility/2006" xmlns:aink="http://schemas.microsoft.com/office/drawing/2016/ink" xmlns:am3d="http://schemas.microsoft.com/office/drawing/2017/model3d" xmlns:o="urn:schemas-microsoft-com:office:office" xmlns:oel="http://schemas.microsoft.com/office/2019/extlst" xmlns:r="http://schemas.openxmlformats.org/officeDocument/2006/relationships" xmlns:m="http://schemas.openxmlformats.org/officeDocument/2006/math" xmlns:v="urn:schemas-microsoft-com:vml" xmlns:wp14="http://schemas.microsoft.com/office/word/2010/wordprocessingDrawing" xmlns:wp="http://schemas.openxmlformats.org/drawingml/2006/wordprocessingDrawing" xmlns:w10="urn:schemas-microsoft-com:office:word" xmlns:w="http://schemas.openxmlformats.org/wordprocessingml/2006/main" xmlns:w14="http://schemas.microsoft.com/office/word/2010/wordml" xmlns:w15="http://schemas.microsoft.com/office/word/2012/wordml" xmlns:w16cex="http://schemas.microsoft.com/office/word/2018/wordml/cex" xmlns:w16cid="http://schemas.microsoft.com/office/word/2016/wordml/cid" xmlns:w16="http://schemas.microsoft.com/office/word/2018/wordml" xmlns:w16du="http://schemas.microsoft.com/office/word/2023/wordml/word16du" xmlns:w16sdtdh="http://schemas.microsoft.com/office/word/2020/wordml/sdtdatahash" xmlns:w16sdtfl="http://schemas.microsoft.com/office/word/2024/wordml/sdtformatlock" xmlns:w16se="http://schemas.microsoft.com/office/word/2015/wordml/symex" xmlns:wpg="http://schemas.microsoft.com/office/word/2010/wordprocessingGroup" xmlns:wpi="http://schemas.microsoft.com/office/word/2010/wordprocessingInk" xmlns:wne="http://schemas.microsoft.com/office/word/2006/wordml" xmlns:wps="http://schemas.microsoft.com/office/word/2010/wordprocessingShape" mc:Ignorable="w14 w15 w16se w16cid w16 w16cex w16sdtdh w16sdtfl w16du wp14">
   <w:abstractNum w:abstractNumId="0" w15:restartNumberingAfterBreak="0">
-    <w:nsid w:val="06C86547"/>
+    <w:nsid w:val="0113604F"/>
     <w:multiLevelType w:val="multilevel"/>
-    <w:tmpl w:val="2AC6718A"/>
+    <w:tmpl w:val="E23A6F92"/>
     <w:lvl w:ilvl="0">
       <w:start w:val="1"/>
       <w:numFmt w:val="bullet"/>
@@ -2228,9 +4526,9 @@
     </w:lvl>
   </w:abstractNum>
   <w:abstractNum w:abstractNumId="1" w15:restartNumberingAfterBreak="0">
-    <w:nsid w:val="0B6C5089"/>
+    <w:nsid w:val="014A1339"/>
     <w:multiLevelType w:val="multilevel"/>
-    <w:tmpl w:val="B1188C72"/>
+    <w:tmpl w:val="71AAF564"/>
     <w:lvl w:ilvl="0">
       <w:start w:val="1"/>
       <w:numFmt w:val="bullet"/>
@@ -2377,9 +4675,754 @@
     </w:lvl>
   </w:abstractNum>
   <w:abstractNum w:abstractNumId="2" w15:restartNumberingAfterBreak="0">
-    <w:nsid w:val="0D7E3D45"/>
+    <w:nsid w:val="0D0640C4"/>
     <w:multiLevelType w:val="multilevel"/>
-    <w:tmpl w:val="887EEA86"/>
+    <w:tmpl w:val="A47E242E"/>
+    <w:lvl w:ilvl="0">
+      <w:start w:val="1"/>
+      <w:numFmt w:val="bullet"/>
+      <w:lvlText w:val=""/>
+      <w:lvlJc w:val="left"/>
+      <w:pPr>
+        <w:tabs>
+          <w:tab w:val="num" w:pos="720"/>
+        </w:tabs>
+        <w:ind w:left="720" w:hanging="360"/>
+      </w:pPr>
+      <w:rPr>
+        <w:rFonts w:ascii="Symbol" w:hAnsi="Symbol" w:hint="default"/>
+        <w:sz w:val="20"/>
+      </w:rPr>
+    </w:lvl>
+    <w:lvl w:ilvl="1" w:tentative="1">
+      <w:start w:val="1"/>
+      <w:numFmt w:val="bullet"/>
+      <w:lvlText w:val="o"/>
+      <w:lvlJc w:val="left"/>
+      <w:pPr>
+        <w:tabs>
+          <w:tab w:val="num" w:pos="1440"/>
+        </w:tabs>
+        <w:ind w:left="1440" w:hanging="360"/>
+      </w:pPr>
+      <w:rPr>
+        <w:rFonts w:ascii="Courier New" w:hAnsi="Courier New" w:hint="default"/>
+        <w:sz w:val="20"/>
+      </w:rPr>
+    </w:lvl>
+    <w:lvl w:ilvl="2" w:tentative="1">
+      <w:start w:val="1"/>
+      <w:numFmt w:val="bullet"/>
+      <w:lvlText w:val=""/>
+      <w:lvlJc w:val="left"/>
+      <w:pPr>
+        <w:tabs>
+          <w:tab w:val="num" w:pos="2160"/>
+        </w:tabs>
+        <w:ind w:left="2160" w:hanging="360"/>
+      </w:pPr>
+      <w:rPr>
+        <w:rFonts w:ascii="Wingdings" w:hAnsi="Wingdings" w:hint="default"/>
+        <w:sz w:val="20"/>
+      </w:rPr>
+    </w:lvl>
+    <w:lvl w:ilvl="3" w:tentative="1">
+      <w:start w:val="1"/>
+      <w:numFmt w:val="bullet"/>
+      <w:lvlText w:val=""/>
+      <w:lvlJc w:val="left"/>
+      <w:pPr>
+        <w:tabs>
+          <w:tab w:val="num" w:pos="2880"/>
+        </w:tabs>
+        <w:ind w:left="2880" w:hanging="360"/>
+      </w:pPr>
+      <w:rPr>
+        <w:rFonts w:ascii="Wingdings" w:hAnsi="Wingdings" w:hint="default"/>
+        <w:sz w:val="20"/>
+      </w:rPr>
+    </w:lvl>
+    <w:lvl w:ilvl="4" w:tentative="1">
+      <w:start w:val="1"/>
+      <w:numFmt w:val="bullet"/>
+      <w:lvlText w:val=""/>
+      <w:lvlJc w:val="left"/>
+      <w:pPr>
+        <w:tabs>
+          <w:tab w:val="num" w:pos="3600"/>
+        </w:tabs>
+        <w:ind w:left="3600" w:hanging="360"/>
+      </w:pPr>
+      <w:rPr>
+        <w:rFonts w:ascii="Wingdings" w:hAnsi="Wingdings" w:hint="default"/>
+        <w:sz w:val="20"/>
+      </w:rPr>
+    </w:lvl>
+    <w:lvl w:ilvl="5" w:tentative="1">
+      <w:start w:val="1"/>
+      <w:numFmt w:val="bullet"/>
+      <w:lvlText w:val=""/>
+      <w:lvlJc w:val="left"/>
+      <w:pPr>
+        <w:tabs>
+          <w:tab w:val="num" w:pos="4320"/>
+        </w:tabs>
+        <w:ind w:left="4320" w:hanging="360"/>
+      </w:pPr>
+      <w:rPr>
+        <w:rFonts w:ascii="Wingdings" w:hAnsi="Wingdings" w:hint="default"/>
+        <w:sz w:val="20"/>
+      </w:rPr>
+    </w:lvl>
+    <w:lvl w:ilvl="6" w:tentative="1">
+      <w:start w:val="1"/>
+      <w:numFmt w:val="bullet"/>
+      <w:lvlText w:val=""/>
+      <w:lvlJc w:val="left"/>
+      <w:pPr>
+        <w:tabs>
+          <w:tab w:val="num" w:pos="5040"/>
+        </w:tabs>
+        <w:ind w:left="5040" w:hanging="360"/>
+      </w:pPr>
+      <w:rPr>
+        <w:rFonts w:ascii="Wingdings" w:hAnsi="Wingdings" w:hint="default"/>
+        <w:sz w:val="20"/>
+      </w:rPr>
+    </w:lvl>
+    <w:lvl w:ilvl="7" w:tentative="1">
+      <w:start w:val="1"/>
+      <w:numFmt w:val="bullet"/>
+      <w:lvlText w:val=""/>
+      <w:lvlJc w:val="left"/>
+      <w:pPr>
+        <w:tabs>
+          <w:tab w:val="num" w:pos="5760"/>
+        </w:tabs>
+        <w:ind w:left="5760" w:hanging="360"/>
+      </w:pPr>
+      <w:rPr>
+        <w:rFonts w:ascii="Wingdings" w:hAnsi="Wingdings" w:hint="default"/>
+        <w:sz w:val="20"/>
+      </w:rPr>
+    </w:lvl>
+    <w:lvl w:ilvl="8" w:tentative="1">
+      <w:start w:val="1"/>
+      <w:numFmt w:val="bullet"/>
+      <w:lvlText w:val=""/>
+      <w:lvlJc w:val="left"/>
+      <w:pPr>
+        <w:tabs>
+          <w:tab w:val="num" w:pos="6480"/>
+        </w:tabs>
+        <w:ind w:left="6480" w:hanging="360"/>
+      </w:pPr>
+      <w:rPr>
+        <w:rFonts w:ascii="Wingdings" w:hAnsi="Wingdings" w:hint="default"/>
+        <w:sz w:val="20"/>
+      </w:rPr>
+    </w:lvl>
+  </w:abstractNum>
+  <w:abstractNum w:abstractNumId="3" w15:restartNumberingAfterBreak="0">
+    <w:nsid w:val="1F897024"/>
+    <w:multiLevelType w:val="multilevel"/>
+    <w:tmpl w:val="A8205008"/>
+    <w:lvl w:ilvl="0">
+      <w:start w:val="1"/>
+      <w:numFmt w:val="bullet"/>
+      <w:lvlText w:val=""/>
+      <w:lvlJc w:val="left"/>
+      <w:pPr>
+        <w:tabs>
+          <w:tab w:val="num" w:pos="720"/>
+        </w:tabs>
+        <w:ind w:left="720" w:hanging="360"/>
+      </w:pPr>
+      <w:rPr>
+        <w:rFonts w:ascii="Symbol" w:hAnsi="Symbol" w:hint="default"/>
+        <w:sz w:val="20"/>
+      </w:rPr>
+    </w:lvl>
+    <w:lvl w:ilvl="1" w:tentative="1">
+      <w:start w:val="1"/>
+      <w:numFmt w:val="bullet"/>
+      <w:lvlText w:val="o"/>
+      <w:lvlJc w:val="left"/>
+      <w:pPr>
+        <w:tabs>
+          <w:tab w:val="num" w:pos="1440"/>
+        </w:tabs>
+        <w:ind w:left="1440" w:hanging="360"/>
+      </w:pPr>
+      <w:rPr>
+        <w:rFonts w:ascii="Courier New" w:hAnsi="Courier New" w:hint="default"/>
+        <w:sz w:val="20"/>
+      </w:rPr>
+    </w:lvl>
+    <w:lvl w:ilvl="2" w:tentative="1">
+      <w:start w:val="1"/>
+      <w:numFmt w:val="bullet"/>
+      <w:lvlText w:val=""/>
+      <w:lvlJc w:val="left"/>
+      <w:pPr>
+        <w:tabs>
+          <w:tab w:val="num" w:pos="2160"/>
+        </w:tabs>
+        <w:ind w:left="2160" w:hanging="360"/>
+      </w:pPr>
+      <w:rPr>
+        <w:rFonts w:ascii="Wingdings" w:hAnsi="Wingdings" w:hint="default"/>
+        <w:sz w:val="20"/>
+      </w:rPr>
+    </w:lvl>
+    <w:lvl w:ilvl="3" w:tentative="1">
+      <w:start w:val="1"/>
+      <w:numFmt w:val="bullet"/>
+      <w:lvlText w:val=""/>
+      <w:lvlJc w:val="left"/>
+      <w:pPr>
+        <w:tabs>
+          <w:tab w:val="num" w:pos="2880"/>
+        </w:tabs>
+        <w:ind w:left="2880" w:hanging="360"/>
+      </w:pPr>
+      <w:rPr>
+        <w:rFonts w:ascii="Wingdings" w:hAnsi="Wingdings" w:hint="default"/>
+        <w:sz w:val="20"/>
+      </w:rPr>
+    </w:lvl>
+    <w:lvl w:ilvl="4" w:tentative="1">
+      <w:start w:val="1"/>
+      <w:numFmt w:val="bullet"/>
+      <w:lvlText w:val=""/>
+      <w:lvlJc w:val="left"/>
+      <w:pPr>
+        <w:tabs>
+          <w:tab w:val="num" w:pos="3600"/>
+        </w:tabs>
+        <w:ind w:left="3600" w:hanging="360"/>
+      </w:pPr>
+      <w:rPr>
+        <w:rFonts w:ascii="Wingdings" w:hAnsi="Wingdings" w:hint="default"/>
+        <w:sz w:val="20"/>
+      </w:rPr>
+    </w:lvl>
+    <w:lvl w:ilvl="5" w:tentative="1">
+      <w:start w:val="1"/>
+      <w:numFmt w:val="bullet"/>
+      <w:lvlText w:val=""/>
+      <w:lvlJc w:val="left"/>
+      <w:pPr>
+        <w:tabs>
+          <w:tab w:val="num" w:pos="4320"/>
+        </w:tabs>
+        <w:ind w:left="4320" w:hanging="360"/>
+      </w:pPr>
+      <w:rPr>
+        <w:rFonts w:ascii="Wingdings" w:hAnsi="Wingdings" w:hint="default"/>
+        <w:sz w:val="20"/>
+      </w:rPr>
+    </w:lvl>
+    <w:lvl w:ilvl="6" w:tentative="1">
+      <w:start w:val="1"/>
+      <w:numFmt w:val="bullet"/>
+      <w:lvlText w:val=""/>
+      <w:lvlJc w:val="left"/>
+      <w:pPr>
+        <w:tabs>
+          <w:tab w:val="num" w:pos="5040"/>
+        </w:tabs>
+        <w:ind w:left="5040" w:hanging="360"/>
+      </w:pPr>
+      <w:rPr>
+        <w:rFonts w:ascii="Wingdings" w:hAnsi="Wingdings" w:hint="default"/>
+        <w:sz w:val="20"/>
+      </w:rPr>
+    </w:lvl>
+    <w:lvl w:ilvl="7" w:tentative="1">
+      <w:start w:val="1"/>
+      <w:numFmt w:val="bullet"/>
+      <w:lvlText w:val=""/>
+      <w:lvlJc w:val="left"/>
+      <w:pPr>
+        <w:tabs>
+          <w:tab w:val="num" w:pos="5760"/>
+        </w:tabs>
+        <w:ind w:left="5760" w:hanging="360"/>
+      </w:pPr>
+      <w:rPr>
+        <w:rFonts w:ascii="Wingdings" w:hAnsi="Wingdings" w:hint="default"/>
+        <w:sz w:val="20"/>
+      </w:rPr>
+    </w:lvl>
+    <w:lvl w:ilvl="8" w:tentative="1">
+      <w:start w:val="1"/>
+      <w:numFmt w:val="bullet"/>
+      <w:lvlText w:val=""/>
+      <w:lvlJc w:val="left"/>
+      <w:pPr>
+        <w:tabs>
+          <w:tab w:val="num" w:pos="6480"/>
+        </w:tabs>
+        <w:ind w:left="6480" w:hanging="360"/>
+      </w:pPr>
+      <w:rPr>
+        <w:rFonts w:ascii="Wingdings" w:hAnsi="Wingdings" w:hint="default"/>
+        <w:sz w:val="20"/>
+      </w:rPr>
+    </w:lvl>
+  </w:abstractNum>
+  <w:abstractNum w:abstractNumId="4" w15:restartNumberingAfterBreak="0">
+    <w:nsid w:val="321D3541"/>
+    <w:multiLevelType w:val="multilevel"/>
+    <w:tmpl w:val="62C0FE98"/>
+    <w:lvl w:ilvl="0">
+      <w:start w:val="1"/>
+      <w:numFmt w:val="bullet"/>
+      <w:lvlText w:val=""/>
+      <w:lvlJc w:val="left"/>
+      <w:pPr>
+        <w:tabs>
+          <w:tab w:val="num" w:pos="720"/>
+        </w:tabs>
+        <w:ind w:left="720" w:hanging="360"/>
+      </w:pPr>
+      <w:rPr>
+        <w:rFonts w:ascii="Symbol" w:hAnsi="Symbol" w:hint="default"/>
+        <w:sz w:val="20"/>
+      </w:rPr>
+    </w:lvl>
+    <w:lvl w:ilvl="1" w:tentative="1">
+      <w:start w:val="1"/>
+      <w:numFmt w:val="bullet"/>
+      <w:lvlText w:val="o"/>
+      <w:lvlJc w:val="left"/>
+      <w:pPr>
+        <w:tabs>
+          <w:tab w:val="num" w:pos="1440"/>
+        </w:tabs>
+        <w:ind w:left="1440" w:hanging="360"/>
+      </w:pPr>
+      <w:rPr>
+        <w:rFonts w:ascii="Courier New" w:hAnsi="Courier New" w:hint="default"/>
+        <w:sz w:val="20"/>
+      </w:rPr>
+    </w:lvl>
+    <w:lvl w:ilvl="2" w:tentative="1">
+      <w:start w:val="1"/>
+      <w:numFmt w:val="bullet"/>
+      <w:lvlText w:val=""/>
+      <w:lvlJc w:val="left"/>
+      <w:pPr>
+        <w:tabs>
+          <w:tab w:val="num" w:pos="2160"/>
+        </w:tabs>
+        <w:ind w:left="2160" w:hanging="360"/>
+      </w:pPr>
+      <w:rPr>
+        <w:rFonts w:ascii="Wingdings" w:hAnsi="Wingdings" w:hint="default"/>
+        <w:sz w:val="20"/>
+      </w:rPr>
+    </w:lvl>
+    <w:lvl w:ilvl="3" w:tentative="1">
+      <w:start w:val="1"/>
+      <w:numFmt w:val="bullet"/>
+      <w:lvlText w:val=""/>
+      <w:lvlJc w:val="left"/>
+      <w:pPr>
+        <w:tabs>
+          <w:tab w:val="num" w:pos="2880"/>
+        </w:tabs>
+        <w:ind w:left="2880" w:hanging="360"/>
+      </w:pPr>
+      <w:rPr>
+        <w:rFonts w:ascii="Wingdings" w:hAnsi="Wingdings" w:hint="default"/>
+        <w:sz w:val="20"/>
+      </w:rPr>
+    </w:lvl>
+    <w:lvl w:ilvl="4" w:tentative="1">
+      <w:start w:val="1"/>
+      <w:numFmt w:val="bullet"/>
+      <w:lvlText w:val=""/>
+      <w:lvlJc w:val="left"/>
+      <w:pPr>
+        <w:tabs>
+          <w:tab w:val="num" w:pos="3600"/>
+        </w:tabs>
+        <w:ind w:left="3600" w:hanging="360"/>
+      </w:pPr>
+      <w:rPr>
+        <w:rFonts w:ascii="Wingdings" w:hAnsi="Wingdings" w:hint="default"/>
+        <w:sz w:val="20"/>
+      </w:rPr>
+    </w:lvl>
+    <w:lvl w:ilvl="5" w:tentative="1">
+      <w:start w:val="1"/>
+      <w:numFmt w:val="bullet"/>
+      <w:lvlText w:val=""/>
+      <w:lvlJc w:val="left"/>
+      <w:pPr>
+        <w:tabs>
+          <w:tab w:val="num" w:pos="4320"/>
+        </w:tabs>
+        <w:ind w:left="4320" w:hanging="360"/>
+      </w:pPr>
+      <w:rPr>
+        <w:rFonts w:ascii="Wingdings" w:hAnsi="Wingdings" w:hint="default"/>
+        <w:sz w:val="20"/>
+      </w:rPr>
+    </w:lvl>
+    <w:lvl w:ilvl="6" w:tentative="1">
+      <w:start w:val="1"/>
+      <w:numFmt w:val="bullet"/>
+      <w:lvlText w:val=""/>
+      <w:lvlJc w:val="left"/>
+      <w:pPr>
+        <w:tabs>
+          <w:tab w:val="num" w:pos="5040"/>
+        </w:tabs>
+        <w:ind w:left="5040" w:hanging="360"/>
+      </w:pPr>
+      <w:rPr>
+        <w:rFonts w:ascii="Wingdings" w:hAnsi="Wingdings" w:hint="default"/>
+        <w:sz w:val="20"/>
+      </w:rPr>
+    </w:lvl>
+    <w:lvl w:ilvl="7" w:tentative="1">
+      <w:start w:val="1"/>
+      <w:numFmt w:val="bullet"/>
+      <w:lvlText w:val=""/>
+      <w:lvlJc w:val="left"/>
+      <w:pPr>
+        <w:tabs>
+          <w:tab w:val="num" w:pos="5760"/>
+        </w:tabs>
+        <w:ind w:left="5760" w:hanging="360"/>
+      </w:pPr>
+      <w:rPr>
+        <w:rFonts w:ascii="Wingdings" w:hAnsi="Wingdings" w:hint="default"/>
+        <w:sz w:val="20"/>
+      </w:rPr>
+    </w:lvl>
+    <w:lvl w:ilvl="8" w:tentative="1">
+      <w:start w:val="1"/>
+      <w:numFmt w:val="bullet"/>
+      <w:lvlText w:val=""/>
+      <w:lvlJc w:val="left"/>
+      <w:pPr>
+        <w:tabs>
+          <w:tab w:val="num" w:pos="6480"/>
+        </w:tabs>
+        <w:ind w:left="6480" w:hanging="360"/>
+      </w:pPr>
+      <w:rPr>
+        <w:rFonts w:ascii="Wingdings" w:hAnsi="Wingdings" w:hint="default"/>
+        <w:sz w:val="20"/>
+      </w:rPr>
+    </w:lvl>
+  </w:abstractNum>
+  <w:abstractNum w:abstractNumId="5" w15:restartNumberingAfterBreak="0">
+    <w:nsid w:val="34554CB0"/>
+    <w:multiLevelType w:val="multilevel"/>
+    <w:tmpl w:val="7D2208F2"/>
+    <w:lvl w:ilvl="0">
+      <w:start w:val="1"/>
+      <w:numFmt w:val="bullet"/>
+      <w:lvlText w:val=""/>
+      <w:lvlJc w:val="left"/>
+      <w:pPr>
+        <w:tabs>
+          <w:tab w:val="num" w:pos="720"/>
+        </w:tabs>
+        <w:ind w:left="720" w:hanging="360"/>
+      </w:pPr>
+      <w:rPr>
+        <w:rFonts w:ascii="Symbol" w:hAnsi="Symbol" w:hint="default"/>
+        <w:sz w:val="20"/>
+      </w:rPr>
+    </w:lvl>
+    <w:lvl w:ilvl="1" w:tentative="1">
+      <w:start w:val="1"/>
+      <w:numFmt w:val="bullet"/>
+      <w:lvlText w:val="o"/>
+      <w:lvlJc w:val="left"/>
+      <w:pPr>
+        <w:tabs>
+          <w:tab w:val="num" w:pos="1440"/>
+        </w:tabs>
+        <w:ind w:left="1440" w:hanging="360"/>
+      </w:pPr>
+      <w:rPr>
+        <w:rFonts w:ascii="Courier New" w:hAnsi="Courier New" w:hint="default"/>
+        <w:sz w:val="20"/>
+      </w:rPr>
+    </w:lvl>
+    <w:lvl w:ilvl="2" w:tentative="1">
+      <w:start w:val="1"/>
+      <w:numFmt w:val="bullet"/>
+      <w:lvlText w:val=""/>
+      <w:lvlJc w:val="left"/>
+      <w:pPr>
+        <w:tabs>
+          <w:tab w:val="num" w:pos="2160"/>
+        </w:tabs>
+        <w:ind w:left="2160" w:hanging="360"/>
+      </w:pPr>
+      <w:rPr>
+        <w:rFonts w:ascii="Wingdings" w:hAnsi="Wingdings" w:hint="default"/>
+        <w:sz w:val="20"/>
+      </w:rPr>
+    </w:lvl>
+    <w:lvl w:ilvl="3" w:tentative="1">
+      <w:start w:val="1"/>
+      <w:numFmt w:val="bullet"/>
+      <w:lvlText w:val=""/>
+      <w:lvlJc w:val="left"/>
+      <w:pPr>
+        <w:tabs>
+          <w:tab w:val="num" w:pos="2880"/>
+        </w:tabs>
+        <w:ind w:left="2880" w:hanging="360"/>
+      </w:pPr>
+      <w:rPr>
+        <w:rFonts w:ascii="Wingdings" w:hAnsi="Wingdings" w:hint="default"/>
+        <w:sz w:val="20"/>
+      </w:rPr>
+    </w:lvl>
+    <w:lvl w:ilvl="4" w:tentative="1">
+      <w:start w:val="1"/>
+      <w:numFmt w:val="bullet"/>
+      <w:lvlText w:val=""/>
+      <w:lvlJc w:val="left"/>
+      <w:pPr>
+        <w:tabs>
+          <w:tab w:val="num" w:pos="3600"/>
+        </w:tabs>
+        <w:ind w:left="3600" w:hanging="360"/>
+      </w:pPr>
+      <w:rPr>
+        <w:rFonts w:ascii="Wingdings" w:hAnsi="Wingdings" w:hint="default"/>
+        <w:sz w:val="20"/>
+      </w:rPr>
+    </w:lvl>
+    <w:lvl w:ilvl="5" w:tentative="1">
+      <w:start w:val="1"/>
+      <w:numFmt w:val="bullet"/>
+      <w:lvlText w:val=""/>
+      <w:lvlJc w:val="left"/>
+      <w:pPr>
+        <w:tabs>
+          <w:tab w:val="num" w:pos="4320"/>
+        </w:tabs>
+        <w:ind w:left="4320" w:hanging="360"/>
+      </w:pPr>
+      <w:rPr>
+        <w:rFonts w:ascii="Wingdings" w:hAnsi="Wingdings" w:hint="default"/>
+        <w:sz w:val="20"/>
+      </w:rPr>
+    </w:lvl>
+    <w:lvl w:ilvl="6" w:tentative="1">
+      <w:start w:val="1"/>
+      <w:numFmt w:val="bullet"/>
+      <w:lvlText w:val=""/>
+      <w:lvlJc w:val="left"/>
+      <w:pPr>
+        <w:tabs>
+          <w:tab w:val="num" w:pos="5040"/>
+        </w:tabs>
+        <w:ind w:left="5040" w:hanging="360"/>
+      </w:pPr>
+      <w:rPr>
+        <w:rFonts w:ascii="Wingdings" w:hAnsi="Wingdings" w:hint="default"/>
+        <w:sz w:val="20"/>
+      </w:rPr>
+    </w:lvl>
+    <w:lvl w:ilvl="7" w:tentative="1">
+      <w:start w:val="1"/>
+      <w:numFmt w:val="bullet"/>
+      <w:lvlText w:val=""/>
+      <w:lvlJc w:val="left"/>
+      <w:pPr>
+        <w:tabs>
+          <w:tab w:val="num" w:pos="5760"/>
+        </w:tabs>
+        <w:ind w:left="5760" w:hanging="360"/>
+      </w:pPr>
+      <w:rPr>
+        <w:rFonts w:ascii="Wingdings" w:hAnsi="Wingdings" w:hint="default"/>
+        <w:sz w:val="20"/>
+      </w:rPr>
+    </w:lvl>
+    <w:lvl w:ilvl="8" w:tentative="1">
+      <w:start w:val="1"/>
+      <w:numFmt w:val="bullet"/>
+      <w:lvlText w:val=""/>
+      <w:lvlJc w:val="left"/>
+      <w:pPr>
+        <w:tabs>
+          <w:tab w:val="num" w:pos="6480"/>
+        </w:tabs>
+        <w:ind w:left="6480" w:hanging="360"/>
+      </w:pPr>
+      <w:rPr>
+        <w:rFonts w:ascii="Wingdings" w:hAnsi="Wingdings" w:hint="default"/>
+        <w:sz w:val="20"/>
+      </w:rPr>
+    </w:lvl>
+  </w:abstractNum>
+  <w:abstractNum w:abstractNumId="6" w15:restartNumberingAfterBreak="0">
+    <w:nsid w:val="36CB35CA"/>
+    <w:multiLevelType w:val="multilevel"/>
+    <w:tmpl w:val="69EAC4B2"/>
+    <w:lvl w:ilvl="0">
+      <w:start w:val="1"/>
+      <w:numFmt w:val="bullet"/>
+      <w:lvlText w:val=""/>
+      <w:lvlJc w:val="left"/>
+      <w:pPr>
+        <w:tabs>
+          <w:tab w:val="num" w:pos="720"/>
+        </w:tabs>
+        <w:ind w:left="720" w:hanging="360"/>
+      </w:pPr>
+      <w:rPr>
+        <w:rFonts w:ascii="Symbol" w:hAnsi="Symbol" w:hint="default"/>
+        <w:sz w:val="20"/>
+      </w:rPr>
+    </w:lvl>
+    <w:lvl w:ilvl="1" w:tentative="1">
+      <w:start w:val="1"/>
+      <w:numFmt w:val="bullet"/>
+      <w:lvlText w:val="o"/>
+      <w:lvlJc w:val="left"/>
+      <w:pPr>
+        <w:tabs>
+          <w:tab w:val="num" w:pos="1440"/>
+        </w:tabs>
+        <w:ind w:left="1440" w:hanging="360"/>
+      </w:pPr>
+      <w:rPr>
+        <w:rFonts w:ascii="Courier New" w:hAnsi="Courier New" w:hint="default"/>
+        <w:sz w:val="20"/>
+      </w:rPr>
+    </w:lvl>
+    <w:lvl w:ilvl="2" w:tentative="1">
+      <w:start w:val="1"/>
+      <w:numFmt w:val="bullet"/>
+      <w:lvlText w:val=""/>
+      <w:lvlJc w:val="left"/>
+      <w:pPr>
+        <w:tabs>
+          <w:tab w:val="num" w:pos="2160"/>
+        </w:tabs>
+        <w:ind w:left="2160" w:hanging="360"/>
+      </w:pPr>
+      <w:rPr>
+        <w:rFonts w:ascii="Wingdings" w:hAnsi="Wingdings" w:hint="default"/>
+        <w:sz w:val="20"/>
+      </w:rPr>
+    </w:lvl>
+    <w:lvl w:ilvl="3" w:tentative="1">
+      <w:start w:val="1"/>
+      <w:numFmt w:val="bullet"/>
+      <w:lvlText w:val=""/>
+      <w:lvlJc w:val="left"/>
+      <w:pPr>
+        <w:tabs>
+          <w:tab w:val="num" w:pos="2880"/>
+        </w:tabs>
+        <w:ind w:left="2880" w:hanging="360"/>
+      </w:pPr>
+      <w:rPr>
+        <w:rFonts w:ascii="Wingdings" w:hAnsi="Wingdings" w:hint="default"/>
+        <w:sz w:val="20"/>
+      </w:rPr>
+    </w:lvl>
+    <w:lvl w:ilvl="4" w:tentative="1">
+      <w:start w:val="1"/>
+      <w:numFmt w:val="bullet"/>
+      <w:lvlText w:val=""/>
+      <w:lvlJc w:val="left"/>
+      <w:pPr>
+        <w:tabs>
+          <w:tab w:val="num" w:pos="3600"/>
+        </w:tabs>
+        <w:ind w:left="3600" w:hanging="360"/>
+      </w:pPr>
+      <w:rPr>
+        <w:rFonts w:ascii="Wingdings" w:hAnsi="Wingdings" w:hint="default"/>
+        <w:sz w:val="20"/>
+      </w:rPr>
+    </w:lvl>
+    <w:lvl w:ilvl="5" w:tentative="1">
+      <w:start w:val="1"/>
+      <w:numFmt w:val="bullet"/>
+      <w:lvlText w:val=""/>
+      <w:lvlJc w:val="left"/>
+      <w:pPr>
+        <w:tabs>
+          <w:tab w:val="num" w:pos="4320"/>
+        </w:tabs>
+        <w:ind w:left="4320" w:hanging="360"/>
+      </w:pPr>
+      <w:rPr>
+        <w:rFonts w:ascii="Wingdings" w:hAnsi="Wingdings" w:hint="default"/>
+        <w:sz w:val="20"/>
+      </w:rPr>
+    </w:lvl>
+    <w:lvl w:ilvl="6" w:tentative="1">
+      <w:start w:val="1"/>
+      <w:numFmt w:val="bullet"/>
+      <w:lvlText w:val=""/>
+      <w:lvlJc w:val="left"/>
+      <w:pPr>
+        <w:tabs>
+          <w:tab w:val="num" w:pos="5040"/>
+        </w:tabs>
+        <w:ind w:left="5040" w:hanging="360"/>
+      </w:pPr>
+      <w:rPr>
+        <w:rFonts w:ascii="Wingdings" w:hAnsi="Wingdings" w:hint="default"/>
+        <w:sz w:val="20"/>
+      </w:rPr>
+    </w:lvl>
+    <w:lvl w:ilvl="7" w:tentative="1">
+      <w:start w:val="1"/>
+      <w:numFmt w:val="bullet"/>
+      <w:lvlText w:val=""/>
+      <w:lvlJc w:val="left"/>
+      <w:pPr>
+        <w:tabs>
+          <w:tab w:val="num" w:pos="5760"/>
+        </w:tabs>
+        <w:ind w:left="5760" w:hanging="360"/>
+      </w:pPr>
+      <w:rPr>
+        <w:rFonts w:ascii="Wingdings" w:hAnsi="Wingdings" w:hint="default"/>
+        <w:sz w:val="20"/>
+      </w:rPr>
+    </w:lvl>
+    <w:lvl w:ilvl="8" w:tentative="1">
+      <w:start w:val="1"/>
+      <w:numFmt w:val="bullet"/>
+      <w:lvlText w:val=""/>
+      <w:lvlJc w:val="left"/>
+      <w:pPr>
+        <w:tabs>
+          <w:tab w:val="num" w:pos="6480"/>
+        </w:tabs>
+        <w:ind w:left="6480" w:hanging="360"/>
+      </w:pPr>
+      <w:rPr>
+        <w:rFonts w:ascii="Wingdings" w:hAnsi="Wingdings" w:hint="default"/>
+        <w:sz w:val="20"/>
+      </w:rPr>
+    </w:lvl>
+  </w:abstractNum>
+  <w:abstractNum w:abstractNumId="7" w15:restartNumberingAfterBreak="0">
+    <w:nsid w:val="3D604274"/>
+    <w:multiLevelType w:val="multilevel"/>
+    <w:tmpl w:val="3C1A1974"/>
     <w:lvl w:ilvl="0">
       <w:start w:val="1"/>
       <w:numFmt w:val="decimal"/>
@@ -2489,755 +5532,10 @@
       </w:pPr>
     </w:lvl>
   </w:abstractNum>
-  <w:abstractNum w:abstractNumId="3" w15:restartNumberingAfterBreak="0">
-    <w:nsid w:val="12C25EA9"/>
+  <w:abstractNum w:abstractNumId="8" w15:restartNumberingAfterBreak="0">
+    <w:nsid w:val="41760D24"/>
     <w:multiLevelType w:val="multilevel"/>
-    <w:tmpl w:val="64A6C082"/>
-    <w:lvl w:ilvl="0">
-      <w:start w:val="1"/>
-      <w:numFmt w:val="bullet"/>
-      <w:lvlText w:val=""/>
-      <w:lvlJc w:val="left"/>
-      <w:pPr>
-        <w:tabs>
-          <w:tab w:val="num" w:pos="720"/>
-        </w:tabs>
-        <w:ind w:left="720" w:hanging="360"/>
-      </w:pPr>
-      <w:rPr>
-        <w:rFonts w:ascii="Symbol" w:hAnsi="Symbol" w:hint="default"/>
-        <w:sz w:val="20"/>
-      </w:rPr>
-    </w:lvl>
-    <w:lvl w:ilvl="1" w:tentative="1">
-      <w:start w:val="1"/>
-      <w:numFmt w:val="bullet"/>
-      <w:lvlText w:val="o"/>
-      <w:lvlJc w:val="left"/>
-      <w:pPr>
-        <w:tabs>
-          <w:tab w:val="num" w:pos="1440"/>
-        </w:tabs>
-        <w:ind w:left="1440" w:hanging="360"/>
-      </w:pPr>
-      <w:rPr>
-        <w:rFonts w:ascii="Courier New" w:hAnsi="Courier New" w:hint="default"/>
-        <w:sz w:val="20"/>
-      </w:rPr>
-    </w:lvl>
-    <w:lvl w:ilvl="2" w:tentative="1">
-      <w:start w:val="1"/>
-      <w:numFmt w:val="bullet"/>
-      <w:lvlText w:val=""/>
-      <w:lvlJc w:val="left"/>
-      <w:pPr>
-        <w:tabs>
-          <w:tab w:val="num" w:pos="2160"/>
-        </w:tabs>
-        <w:ind w:left="2160" w:hanging="360"/>
-      </w:pPr>
-      <w:rPr>
-        <w:rFonts w:ascii="Wingdings" w:hAnsi="Wingdings" w:hint="default"/>
-        <w:sz w:val="20"/>
-      </w:rPr>
-    </w:lvl>
-    <w:lvl w:ilvl="3" w:tentative="1">
-      <w:start w:val="1"/>
-      <w:numFmt w:val="bullet"/>
-      <w:lvlText w:val=""/>
-      <w:lvlJc w:val="left"/>
-      <w:pPr>
-        <w:tabs>
-          <w:tab w:val="num" w:pos="2880"/>
-        </w:tabs>
-        <w:ind w:left="2880" w:hanging="360"/>
-      </w:pPr>
-      <w:rPr>
-        <w:rFonts w:ascii="Wingdings" w:hAnsi="Wingdings" w:hint="default"/>
-        <w:sz w:val="20"/>
-      </w:rPr>
-    </w:lvl>
-    <w:lvl w:ilvl="4" w:tentative="1">
-      <w:start w:val="1"/>
-      <w:numFmt w:val="bullet"/>
-      <w:lvlText w:val=""/>
-      <w:lvlJc w:val="left"/>
-      <w:pPr>
-        <w:tabs>
-          <w:tab w:val="num" w:pos="3600"/>
-        </w:tabs>
-        <w:ind w:left="3600" w:hanging="360"/>
-      </w:pPr>
-      <w:rPr>
-        <w:rFonts w:ascii="Wingdings" w:hAnsi="Wingdings" w:hint="default"/>
-        <w:sz w:val="20"/>
-      </w:rPr>
-    </w:lvl>
-    <w:lvl w:ilvl="5" w:tentative="1">
-      <w:start w:val="1"/>
-      <w:numFmt w:val="bullet"/>
-      <w:lvlText w:val=""/>
-      <w:lvlJc w:val="left"/>
-      <w:pPr>
-        <w:tabs>
-          <w:tab w:val="num" w:pos="4320"/>
-        </w:tabs>
-        <w:ind w:left="4320" w:hanging="360"/>
-      </w:pPr>
-      <w:rPr>
-        <w:rFonts w:ascii="Wingdings" w:hAnsi="Wingdings" w:hint="default"/>
-        <w:sz w:val="20"/>
-      </w:rPr>
-    </w:lvl>
-    <w:lvl w:ilvl="6" w:tentative="1">
-      <w:start w:val="1"/>
-      <w:numFmt w:val="bullet"/>
-      <w:lvlText w:val=""/>
-      <w:lvlJc w:val="left"/>
-      <w:pPr>
-        <w:tabs>
-          <w:tab w:val="num" w:pos="5040"/>
-        </w:tabs>
-        <w:ind w:left="5040" w:hanging="360"/>
-      </w:pPr>
-      <w:rPr>
-        <w:rFonts w:ascii="Wingdings" w:hAnsi="Wingdings" w:hint="default"/>
-        <w:sz w:val="20"/>
-      </w:rPr>
-    </w:lvl>
-    <w:lvl w:ilvl="7" w:tentative="1">
-      <w:start w:val="1"/>
-      <w:numFmt w:val="bullet"/>
-      <w:lvlText w:val=""/>
-      <w:lvlJc w:val="left"/>
-      <w:pPr>
-        <w:tabs>
-          <w:tab w:val="num" w:pos="5760"/>
-        </w:tabs>
-        <w:ind w:left="5760" w:hanging="360"/>
-      </w:pPr>
-      <w:rPr>
-        <w:rFonts w:ascii="Wingdings" w:hAnsi="Wingdings" w:hint="default"/>
-        <w:sz w:val="20"/>
-      </w:rPr>
-    </w:lvl>
-    <w:lvl w:ilvl="8" w:tentative="1">
-      <w:start w:val="1"/>
-      <w:numFmt w:val="bullet"/>
-      <w:lvlText w:val=""/>
-      <w:lvlJc w:val="left"/>
-      <w:pPr>
-        <w:tabs>
-          <w:tab w:val="num" w:pos="6480"/>
-        </w:tabs>
-        <w:ind w:left="6480" w:hanging="360"/>
-      </w:pPr>
-      <w:rPr>
-        <w:rFonts w:ascii="Wingdings" w:hAnsi="Wingdings" w:hint="default"/>
-        <w:sz w:val="20"/>
-      </w:rPr>
-    </w:lvl>
-  </w:abstractNum>
-  <w:abstractNum w:abstractNumId="4" w15:restartNumberingAfterBreak="0">
-    <w:nsid w:val="1619730C"/>
-    <w:multiLevelType w:val="multilevel"/>
-    <w:tmpl w:val="A5BCB282"/>
-    <w:lvl w:ilvl="0">
-      <w:start w:val="1"/>
-      <w:numFmt w:val="bullet"/>
-      <w:lvlText w:val=""/>
-      <w:lvlJc w:val="left"/>
-      <w:pPr>
-        <w:tabs>
-          <w:tab w:val="num" w:pos="720"/>
-        </w:tabs>
-        <w:ind w:left="720" w:hanging="360"/>
-      </w:pPr>
-      <w:rPr>
-        <w:rFonts w:ascii="Symbol" w:hAnsi="Symbol" w:hint="default"/>
-        <w:sz w:val="20"/>
-      </w:rPr>
-    </w:lvl>
-    <w:lvl w:ilvl="1" w:tentative="1">
-      <w:start w:val="1"/>
-      <w:numFmt w:val="bullet"/>
-      <w:lvlText w:val="o"/>
-      <w:lvlJc w:val="left"/>
-      <w:pPr>
-        <w:tabs>
-          <w:tab w:val="num" w:pos="1440"/>
-        </w:tabs>
-        <w:ind w:left="1440" w:hanging="360"/>
-      </w:pPr>
-      <w:rPr>
-        <w:rFonts w:ascii="Courier New" w:hAnsi="Courier New" w:hint="default"/>
-        <w:sz w:val="20"/>
-      </w:rPr>
-    </w:lvl>
-    <w:lvl w:ilvl="2" w:tentative="1">
-      <w:start w:val="1"/>
-      <w:numFmt w:val="bullet"/>
-      <w:lvlText w:val=""/>
-      <w:lvlJc w:val="left"/>
-      <w:pPr>
-        <w:tabs>
-          <w:tab w:val="num" w:pos="2160"/>
-        </w:tabs>
-        <w:ind w:left="2160" w:hanging="360"/>
-      </w:pPr>
-      <w:rPr>
-        <w:rFonts w:ascii="Wingdings" w:hAnsi="Wingdings" w:hint="default"/>
-        <w:sz w:val="20"/>
-      </w:rPr>
-    </w:lvl>
-    <w:lvl w:ilvl="3" w:tentative="1">
-      <w:start w:val="1"/>
-      <w:numFmt w:val="bullet"/>
-      <w:lvlText w:val=""/>
-      <w:lvlJc w:val="left"/>
-      <w:pPr>
-        <w:tabs>
-          <w:tab w:val="num" w:pos="2880"/>
-        </w:tabs>
-        <w:ind w:left="2880" w:hanging="360"/>
-      </w:pPr>
-      <w:rPr>
-        <w:rFonts w:ascii="Wingdings" w:hAnsi="Wingdings" w:hint="default"/>
-        <w:sz w:val="20"/>
-      </w:rPr>
-    </w:lvl>
-    <w:lvl w:ilvl="4" w:tentative="1">
-      <w:start w:val="1"/>
-      <w:numFmt w:val="bullet"/>
-      <w:lvlText w:val=""/>
-      <w:lvlJc w:val="left"/>
-      <w:pPr>
-        <w:tabs>
-          <w:tab w:val="num" w:pos="3600"/>
-        </w:tabs>
-        <w:ind w:left="3600" w:hanging="360"/>
-      </w:pPr>
-      <w:rPr>
-        <w:rFonts w:ascii="Wingdings" w:hAnsi="Wingdings" w:hint="default"/>
-        <w:sz w:val="20"/>
-      </w:rPr>
-    </w:lvl>
-    <w:lvl w:ilvl="5" w:tentative="1">
-      <w:start w:val="1"/>
-      <w:numFmt w:val="bullet"/>
-      <w:lvlText w:val=""/>
-      <w:lvlJc w:val="left"/>
-      <w:pPr>
-        <w:tabs>
-          <w:tab w:val="num" w:pos="4320"/>
-        </w:tabs>
-        <w:ind w:left="4320" w:hanging="360"/>
-      </w:pPr>
-      <w:rPr>
-        <w:rFonts w:ascii="Wingdings" w:hAnsi="Wingdings" w:hint="default"/>
-        <w:sz w:val="20"/>
-      </w:rPr>
-    </w:lvl>
-    <w:lvl w:ilvl="6" w:tentative="1">
-      <w:start w:val="1"/>
-      <w:numFmt w:val="bullet"/>
-      <w:lvlText w:val=""/>
-      <w:lvlJc w:val="left"/>
-      <w:pPr>
-        <w:tabs>
-          <w:tab w:val="num" w:pos="5040"/>
-        </w:tabs>
-        <w:ind w:left="5040" w:hanging="360"/>
-      </w:pPr>
-      <w:rPr>
-        <w:rFonts w:ascii="Wingdings" w:hAnsi="Wingdings" w:hint="default"/>
-        <w:sz w:val="20"/>
-      </w:rPr>
-    </w:lvl>
-    <w:lvl w:ilvl="7" w:tentative="1">
-      <w:start w:val="1"/>
-      <w:numFmt w:val="bullet"/>
-      <w:lvlText w:val=""/>
-      <w:lvlJc w:val="left"/>
-      <w:pPr>
-        <w:tabs>
-          <w:tab w:val="num" w:pos="5760"/>
-        </w:tabs>
-        <w:ind w:left="5760" w:hanging="360"/>
-      </w:pPr>
-      <w:rPr>
-        <w:rFonts w:ascii="Wingdings" w:hAnsi="Wingdings" w:hint="default"/>
-        <w:sz w:val="20"/>
-      </w:rPr>
-    </w:lvl>
-    <w:lvl w:ilvl="8" w:tentative="1">
-      <w:start w:val="1"/>
-      <w:numFmt w:val="bullet"/>
-      <w:lvlText w:val=""/>
-      <w:lvlJc w:val="left"/>
-      <w:pPr>
-        <w:tabs>
-          <w:tab w:val="num" w:pos="6480"/>
-        </w:tabs>
-        <w:ind w:left="6480" w:hanging="360"/>
-      </w:pPr>
-      <w:rPr>
-        <w:rFonts w:ascii="Wingdings" w:hAnsi="Wingdings" w:hint="default"/>
-        <w:sz w:val="20"/>
-      </w:rPr>
-    </w:lvl>
-  </w:abstractNum>
-  <w:abstractNum w:abstractNumId="5" w15:restartNumberingAfterBreak="0">
-    <w:nsid w:val="19FE64CE"/>
-    <w:multiLevelType w:val="multilevel"/>
-    <w:tmpl w:val="03A89D16"/>
-    <w:lvl w:ilvl="0">
-      <w:start w:val="1"/>
-      <w:numFmt w:val="bullet"/>
-      <w:lvlText w:val=""/>
-      <w:lvlJc w:val="left"/>
-      <w:pPr>
-        <w:tabs>
-          <w:tab w:val="num" w:pos="720"/>
-        </w:tabs>
-        <w:ind w:left="720" w:hanging="360"/>
-      </w:pPr>
-      <w:rPr>
-        <w:rFonts w:ascii="Symbol" w:hAnsi="Symbol" w:hint="default"/>
-        <w:sz w:val="20"/>
-      </w:rPr>
-    </w:lvl>
-    <w:lvl w:ilvl="1" w:tentative="1">
-      <w:start w:val="1"/>
-      <w:numFmt w:val="bullet"/>
-      <w:lvlText w:val="o"/>
-      <w:lvlJc w:val="left"/>
-      <w:pPr>
-        <w:tabs>
-          <w:tab w:val="num" w:pos="1440"/>
-        </w:tabs>
-        <w:ind w:left="1440" w:hanging="360"/>
-      </w:pPr>
-      <w:rPr>
-        <w:rFonts w:ascii="Courier New" w:hAnsi="Courier New" w:hint="default"/>
-        <w:sz w:val="20"/>
-      </w:rPr>
-    </w:lvl>
-    <w:lvl w:ilvl="2" w:tentative="1">
-      <w:start w:val="1"/>
-      <w:numFmt w:val="bullet"/>
-      <w:lvlText w:val=""/>
-      <w:lvlJc w:val="left"/>
-      <w:pPr>
-        <w:tabs>
-          <w:tab w:val="num" w:pos="2160"/>
-        </w:tabs>
-        <w:ind w:left="2160" w:hanging="360"/>
-      </w:pPr>
-      <w:rPr>
-        <w:rFonts w:ascii="Wingdings" w:hAnsi="Wingdings" w:hint="default"/>
-        <w:sz w:val="20"/>
-      </w:rPr>
-    </w:lvl>
-    <w:lvl w:ilvl="3" w:tentative="1">
-      <w:start w:val="1"/>
-      <w:numFmt w:val="bullet"/>
-      <w:lvlText w:val=""/>
-      <w:lvlJc w:val="left"/>
-      <w:pPr>
-        <w:tabs>
-          <w:tab w:val="num" w:pos="2880"/>
-        </w:tabs>
-        <w:ind w:left="2880" w:hanging="360"/>
-      </w:pPr>
-      <w:rPr>
-        <w:rFonts w:ascii="Wingdings" w:hAnsi="Wingdings" w:hint="default"/>
-        <w:sz w:val="20"/>
-      </w:rPr>
-    </w:lvl>
-    <w:lvl w:ilvl="4" w:tentative="1">
-      <w:start w:val="1"/>
-      <w:numFmt w:val="bullet"/>
-      <w:lvlText w:val=""/>
-      <w:lvlJc w:val="left"/>
-      <w:pPr>
-        <w:tabs>
-          <w:tab w:val="num" w:pos="3600"/>
-        </w:tabs>
-        <w:ind w:left="3600" w:hanging="360"/>
-      </w:pPr>
-      <w:rPr>
-        <w:rFonts w:ascii="Wingdings" w:hAnsi="Wingdings" w:hint="default"/>
-        <w:sz w:val="20"/>
-      </w:rPr>
-    </w:lvl>
-    <w:lvl w:ilvl="5" w:tentative="1">
-      <w:start w:val="1"/>
-      <w:numFmt w:val="bullet"/>
-      <w:lvlText w:val=""/>
-      <w:lvlJc w:val="left"/>
-      <w:pPr>
-        <w:tabs>
-          <w:tab w:val="num" w:pos="4320"/>
-        </w:tabs>
-        <w:ind w:left="4320" w:hanging="360"/>
-      </w:pPr>
-      <w:rPr>
-        <w:rFonts w:ascii="Wingdings" w:hAnsi="Wingdings" w:hint="default"/>
-        <w:sz w:val="20"/>
-      </w:rPr>
-    </w:lvl>
-    <w:lvl w:ilvl="6" w:tentative="1">
-      <w:start w:val="1"/>
-      <w:numFmt w:val="bullet"/>
-      <w:lvlText w:val=""/>
-      <w:lvlJc w:val="left"/>
-      <w:pPr>
-        <w:tabs>
-          <w:tab w:val="num" w:pos="5040"/>
-        </w:tabs>
-        <w:ind w:left="5040" w:hanging="360"/>
-      </w:pPr>
-      <w:rPr>
-        <w:rFonts w:ascii="Wingdings" w:hAnsi="Wingdings" w:hint="default"/>
-        <w:sz w:val="20"/>
-      </w:rPr>
-    </w:lvl>
-    <w:lvl w:ilvl="7" w:tentative="1">
-      <w:start w:val="1"/>
-      <w:numFmt w:val="bullet"/>
-      <w:lvlText w:val=""/>
-      <w:lvlJc w:val="left"/>
-      <w:pPr>
-        <w:tabs>
-          <w:tab w:val="num" w:pos="5760"/>
-        </w:tabs>
-        <w:ind w:left="5760" w:hanging="360"/>
-      </w:pPr>
-      <w:rPr>
-        <w:rFonts w:ascii="Wingdings" w:hAnsi="Wingdings" w:hint="default"/>
-        <w:sz w:val="20"/>
-      </w:rPr>
-    </w:lvl>
-    <w:lvl w:ilvl="8" w:tentative="1">
-      <w:start w:val="1"/>
-      <w:numFmt w:val="bullet"/>
-      <w:lvlText w:val=""/>
-      <w:lvlJc w:val="left"/>
-      <w:pPr>
-        <w:tabs>
-          <w:tab w:val="num" w:pos="6480"/>
-        </w:tabs>
-        <w:ind w:left="6480" w:hanging="360"/>
-      </w:pPr>
-      <w:rPr>
-        <w:rFonts w:ascii="Wingdings" w:hAnsi="Wingdings" w:hint="default"/>
-        <w:sz w:val="20"/>
-      </w:rPr>
-    </w:lvl>
-  </w:abstractNum>
-  <w:abstractNum w:abstractNumId="6" w15:restartNumberingAfterBreak="0">
-    <w:nsid w:val="23094BE8"/>
-    <w:multiLevelType w:val="multilevel"/>
-    <w:tmpl w:val="7C065336"/>
-    <w:lvl w:ilvl="0">
-      <w:start w:val="1"/>
-      <w:numFmt w:val="bullet"/>
-      <w:lvlText w:val=""/>
-      <w:lvlJc w:val="left"/>
-      <w:pPr>
-        <w:tabs>
-          <w:tab w:val="num" w:pos="720"/>
-        </w:tabs>
-        <w:ind w:left="720" w:hanging="360"/>
-      </w:pPr>
-      <w:rPr>
-        <w:rFonts w:ascii="Symbol" w:hAnsi="Symbol" w:hint="default"/>
-        <w:sz w:val="20"/>
-      </w:rPr>
-    </w:lvl>
-    <w:lvl w:ilvl="1" w:tentative="1">
-      <w:start w:val="1"/>
-      <w:numFmt w:val="bullet"/>
-      <w:lvlText w:val="o"/>
-      <w:lvlJc w:val="left"/>
-      <w:pPr>
-        <w:tabs>
-          <w:tab w:val="num" w:pos="1440"/>
-        </w:tabs>
-        <w:ind w:left="1440" w:hanging="360"/>
-      </w:pPr>
-      <w:rPr>
-        <w:rFonts w:ascii="Courier New" w:hAnsi="Courier New" w:hint="default"/>
-        <w:sz w:val="20"/>
-      </w:rPr>
-    </w:lvl>
-    <w:lvl w:ilvl="2" w:tentative="1">
-      <w:start w:val="1"/>
-      <w:numFmt w:val="bullet"/>
-      <w:lvlText w:val=""/>
-      <w:lvlJc w:val="left"/>
-      <w:pPr>
-        <w:tabs>
-          <w:tab w:val="num" w:pos="2160"/>
-        </w:tabs>
-        <w:ind w:left="2160" w:hanging="360"/>
-      </w:pPr>
-      <w:rPr>
-        <w:rFonts w:ascii="Wingdings" w:hAnsi="Wingdings" w:hint="default"/>
-        <w:sz w:val="20"/>
-      </w:rPr>
-    </w:lvl>
-    <w:lvl w:ilvl="3" w:tentative="1">
-      <w:start w:val="1"/>
-      <w:numFmt w:val="bullet"/>
-      <w:lvlText w:val=""/>
-      <w:lvlJc w:val="left"/>
-      <w:pPr>
-        <w:tabs>
-          <w:tab w:val="num" w:pos="2880"/>
-        </w:tabs>
-        <w:ind w:left="2880" w:hanging="360"/>
-      </w:pPr>
-      <w:rPr>
-        <w:rFonts w:ascii="Wingdings" w:hAnsi="Wingdings" w:hint="default"/>
-        <w:sz w:val="20"/>
-      </w:rPr>
-    </w:lvl>
-    <w:lvl w:ilvl="4" w:tentative="1">
-      <w:start w:val="1"/>
-      <w:numFmt w:val="bullet"/>
-      <w:lvlText w:val=""/>
-      <w:lvlJc w:val="left"/>
-      <w:pPr>
-        <w:tabs>
-          <w:tab w:val="num" w:pos="3600"/>
-        </w:tabs>
-        <w:ind w:left="3600" w:hanging="360"/>
-      </w:pPr>
-      <w:rPr>
-        <w:rFonts w:ascii="Wingdings" w:hAnsi="Wingdings" w:hint="default"/>
-        <w:sz w:val="20"/>
-      </w:rPr>
-    </w:lvl>
-    <w:lvl w:ilvl="5" w:tentative="1">
-      <w:start w:val="1"/>
-      <w:numFmt w:val="bullet"/>
-      <w:lvlText w:val=""/>
-      <w:lvlJc w:val="left"/>
-      <w:pPr>
-        <w:tabs>
-          <w:tab w:val="num" w:pos="4320"/>
-        </w:tabs>
-        <w:ind w:left="4320" w:hanging="360"/>
-      </w:pPr>
-      <w:rPr>
-        <w:rFonts w:ascii="Wingdings" w:hAnsi="Wingdings" w:hint="default"/>
-        <w:sz w:val="20"/>
-      </w:rPr>
-    </w:lvl>
-    <w:lvl w:ilvl="6" w:tentative="1">
-      <w:start w:val="1"/>
-      <w:numFmt w:val="bullet"/>
-      <w:lvlText w:val=""/>
-      <w:lvlJc w:val="left"/>
-      <w:pPr>
-        <w:tabs>
-          <w:tab w:val="num" w:pos="5040"/>
-        </w:tabs>
-        <w:ind w:left="5040" w:hanging="360"/>
-      </w:pPr>
-      <w:rPr>
-        <w:rFonts w:ascii="Wingdings" w:hAnsi="Wingdings" w:hint="default"/>
-        <w:sz w:val="20"/>
-      </w:rPr>
-    </w:lvl>
-    <w:lvl w:ilvl="7" w:tentative="1">
-      <w:start w:val="1"/>
-      <w:numFmt w:val="bullet"/>
-      <w:lvlText w:val=""/>
-      <w:lvlJc w:val="left"/>
-      <w:pPr>
-        <w:tabs>
-          <w:tab w:val="num" w:pos="5760"/>
-        </w:tabs>
-        <w:ind w:left="5760" w:hanging="360"/>
-      </w:pPr>
-      <w:rPr>
-        <w:rFonts w:ascii="Wingdings" w:hAnsi="Wingdings" w:hint="default"/>
-        <w:sz w:val="20"/>
-      </w:rPr>
-    </w:lvl>
-    <w:lvl w:ilvl="8" w:tentative="1">
-      <w:start w:val="1"/>
-      <w:numFmt w:val="bullet"/>
-      <w:lvlText w:val=""/>
-      <w:lvlJc w:val="left"/>
-      <w:pPr>
-        <w:tabs>
-          <w:tab w:val="num" w:pos="6480"/>
-        </w:tabs>
-        <w:ind w:left="6480" w:hanging="360"/>
-      </w:pPr>
-      <w:rPr>
-        <w:rFonts w:ascii="Wingdings" w:hAnsi="Wingdings" w:hint="default"/>
-        <w:sz w:val="20"/>
-      </w:rPr>
-    </w:lvl>
-  </w:abstractNum>
-  <w:abstractNum w:abstractNumId="7" w15:restartNumberingAfterBreak="0">
-    <w:nsid w:val="2E245E62"/>
-    <w:multiLevelType w:val="multilevel"/>
-    <w:tmpl w:val="24788688"/>
-    <w:lvl w:ilvl="0">
-      <w:start w:val="1"/>
-      <w:numFmt w:val="bullet"/>
-      <w:lvlText w:val=""/>
-      <w:lvlJc w:val="left"/>
-      <w:pPr>
-        <w:tabs>
-          <w:tab w:val="num" w:pos="720"/>
-        </w:tabs>
-        <w:ind w:left="720" w:hanging="360"/>
-      </w:pPr>
-      <w:rPr>
-        <w:rFonts w:ascii="Symbol" w:hAnsi="Symbol" w:hint="default"/>
-        <w:sz w:val="20"/>
-      </w:rPr>
-    </w:lvl>
-    <w:lvl w:ilvl="1" w:tentative="1">
-      <w:start w:val="1"/>
-      <w:numFmt w:val="bullet"/>
-      <w:lvlText w:val="o"/>
-      <w:lvlJc w:val="left"/>
-      <w:pPr>
-        <w:tabs>
-          <w:tab w:val="num" w:pos="1440"/>
-        </w:tabs>
-        <w:ind w:left="1440" w:hanging="360"/>
-      </w:pPr>
-      <w:rPr>
-        <w:rFonts w:ascii="Courier New" w:hAnsi="Courier New" w:hint="default"/>
-        <w:sz w:val="20"/>
-      </w:rPr>
-    </w:lvl>
-    <w:lvl w:ilvl="2" w:tentative="1">
-      <w:start w:val="1"/>
-      <w:numFmt w:val="bullet"/>
-      <w:lvlText w:val=""/>
-      <w:lvlJc w:val="left"/>
-      <w:pPr>
-        <w:tabs>
-          <w:tab w:val="num" w:pos="2160"/>
-        </w:tabs>
-        <w:ind w:left="2160" w:hanging="360"/>
-      </w:pPr>
-      <w:rPr>
-        <w:rFonts w:ascii="Wingdings" w:hAnsi="Wingdings" w:hint="default"/>
-        <w:sz w:val="20"/>
-      </w:rPr>
-    </w:lvl>
-    <w:lvl w:ilvl="3" w:tentative="1">
-      <w:start w:val="1"/>
-      <w:numFmt w:val="bullet"/>
-      <w:lvlText w:val=""/>
-      <w:lvlJc w:val="left"/>
-      <w:pPr>
-        <w:tabs>
-          <w:tab w:val="num" w:pos="2880"/>
-        </w:tabs>
-        <w:ind w:left="2880" w:hanging="360"/>
-      </w:pPr>
-      <w:rPr>
-        <w:rFonts w:ascii="Wingdings" w:hAnsi="Wingdings" w:hint="default"/>
-        <w:sz w:val="20"/>
-      </w:rPr>
-    </w:lvl>
-    <w:lvl w:ilvl="4" w:tentative="1">
-      <w:start w:val="1"/>
-      <w:numFmt w:val="bullet"/>
-      <w:lvlText w:val=""/>
-      <w:lvlJc w:val="left"/>
-      <w:pPr>
-        <w:tabs>
-          <w:tab w:val="num" w:pos="3600"/>
-        </w:tabs>
-        <w:ind w:left="3600" w:hanging="360"/>
-      </w:pPr>
-      <w:rPr>
-        <w:rFonts w:ascii="Wingdings" w:hAnsi="Wingdings" w:hint="default"/>
-        <w:sz w:val="20"/>
-      </w:rPr>
-    </w:lvl>
-    <w:lvl w:ilvl="5" w:tentative="1">
-      <w:start w:val="1"/>
-      <w:numFmt w:val="bullet"/>
-      <w:lvlText w:val=""/>
-      <w:lvlJc w:val="left"/>
-      <w:pPr>
-        <w:tabs>
-          <w:tab w:val="num" w:pos="4320"/>
-        </w:tabs>
-        <w:ind w:left="4320" w:hanging="360"/>
-      </w:pPr>
-      <w:rPr>
-        <w:rFonts w:ascii="Wingdings" w:hAnsi="Wingdings" w:hint="default"/>
-        <w:sz w:val="20"/>
-      </w:rPr>
-    </w:lvl>
-    <w:lvl w:ilvl="6" w:tentative="1">
-      <w:start w:val="1"/>
-      <w:numFmt w:val="bullet"/>
-      <w:lvlText w:val=""/>
-      <w:lvlJc w:val="left"/>
-      <w:pPr>
-        <w:tabs>
-          <w:tab w:val="num" w:pos="5040"/>
-        </w:tabs>
-        <w:ind w:left="5040" w:hanging="360"/>
-      </w:pPr>
-      <w:rPr>
-        <w:rFonts w:ascii="Wingdings" w:hAnsi="Wingdings" w:hint="default"/>
-        <w:sz w:val="20"/>
-      </w:rPr>
-    </w:lvl>
-    <w:lvl w:ilvl="7" w:tentative="1">
-      <w:start w:val="1"/>
-      <w:numFmt w:val="bullet"/>
-      <w:lvlText w:val=""/>
-      <w:lvlJc w:val="left"/>
-      <w:pPr>
-        <w:tabs>
-          <w:tab w:val="num" w:pos="5760"/>
-        </w:tabs>
-        <w:ind w:left="5760" w:hanging="360"/>
-      </w:pPr>
-      <w:rPr>
-        <w:rFonts w:ascii="Wingdings" w:hAnsi="Wingdings" w:hint="default"/>
-        <w:sz w:val="20"/>
-      </w:rPr>
-    </w:lvl>
-    <w:lvl w:ilvl="8" w:tentative="1">
-      <w:start w:val="1"/>
-      <w:numFmt w:val="bullet"/>
-      <w:lvlText w:val=""/>
-      <w:lvlJc w:val="left"/>
-      <w:pPr>
-        <w:tabs>
-          <w:tab w:val="num" w:pos="6480"/>
-        </w:tabs>
-        <w:ind w:left="6480" w:hanging="360"/>
-      </w:pPr>
-      <w:rPr>
-        <w:rFonts w:ascii="Wingdings" w:hAnsi="Wingdings" w:hint="default"/>
-        <w:sz w:val="20"/>
-      </w:rPr>
-    </w:lvl>
-  </w:abstractNum>
-  <w:abstractNum w:abstractNumId="8" w15:restartNumberingAfterBreak="0">
-    <w:nsid w:val="39DD1D07"/>
-    <w:multiLevelType w:val="multilevel"/>
-    <w:tmpl w:val="83387682"/>
+    <w:tmpl w:val="BB16A980"/>
     <w:lvl w:ilvl="0">
       <w:start w:val="1"/>
       <w:numFmt w:val="bullet"/>
@@ -3384,9 +5682,9 @@
     </w:lvl>
   </w:abstractNum>
   <w:abstractNum w:abstractNumId="9" w15:restartNumberingAfterBreak="0">
-    <w:nsid w:val="3B2A715F"/>
+    <w:nsid w:val="46AD171E"/>
     <w:multiLevelType w:val="multilevel"/>
-    <w:tmpl w:val="59383804"/>
+    <w:tmpl w:val="190AEC58"/>
     <w:lvl w:ilvl="0">
       <w:start w:val="1"/>
       <w:numFmt w:val="bullet"/>
@@ -3533,9 +5831,9 @@
     </w:lvl>
   </w:abstractNum>
   <w:abstractNum w:abstractNumId="10" w15:restartNumberingAfterBreak="0">
-    <w:nsid w:val="3E8F41DD"/>
+    <w:nsid w:val="48830AE4"/>
     <w:multiLevelType w:val="multilevel"/>
-    <w:tmpl w:val="E6585462"/>
+    <w:tmpl w:val="FEBAD72E"/>
     <w:lvl w:ilvl="0">
       <w:start w:val="1"/>
       <w:numFmt w:val="bullet"/>
@@ -3682,9 +5980,9 @@
     </w:lvl>
   </w:abstractNum>
   <w:abstractNum w:abstractNumId="11" w15:restartNumberingAfterBreak="0">
-    <w:nsid w:val="401A688C"/>
+    <w:nsid w:val="4F8D0C00"/>
     <w:multiLevelType w:val="multilevel"/>
-    <w:tmpl w:val="34D2C32C"/>
+    <w:tmpl w:val="1F3A5374"/>
     <w:lvl w:ilvl="0">
       <w:start w:val="1"/>
       <w:numFmt w:val="bullet"/>
@@ -3831,9 +6129,9 @@
     </w:lvl>
   </w:abstractNum>
   <w:abstractNum w:abstractNumId="12" w15:restartNumberingAfterBreak="0">
-    <w:nsid w:val="402A5C76"/>
+    <w:nsid w:val="664647E6"/>
     <w:multiLevelType w:val="multilevel"/>
-    <w:tmpl w:val="ED9AF0A0"/>
+    <w:tmpl w:val="040206F6"/>
     <w:lvl w:ilvl="0">
       <w:start w:val="1"/>
       <w:numFmt w:val="bullet"/>
@@ -3980,9 +6278,9 @@
     </w:lvl>
   </w:abstractNum>
   <w:abstractNum w:abstractNumId="13" w15:restartNumberingAfterBreak="0">
-    <w:nsid w:val="49A46796"/>
+    <w:nsid w:val="6CA11F5C"/>
     <w:multiLevelType w:val="multilevel"/>
-    <w:tmpl w:val="6FB61EAA"/>
+    <w:tmpl w:val="67BAB150"/>
     <w:lvl w:ilvl="0">
       <w:start w:val="1"/>
       <w:numFmt w:val="bullet"/>
@@ -4129,9 +6427,9 @@
     </w:lvl>
   </w:abstractNum>
   <w:abstractNum w:abstractNumId="14" w15:restartNumberingAfterBreak="0">
-    <w:nsid w:val="5AB51D32"/>
+    <w:nsid w:val="6EC36E9D"/>
     <w:multiLevelType w:val="multilevel"/>
-    <w:tmpl w:val="87006FEC"/>
+    <w:tmpl w:val="9E50D6CC"/>
     <w:lvl w:ilvl="0">
       <w:start w:val="1"/>
       <w:numFmt w:val="bullet"/>
@@ -4278,9 +6576,9 @@
     </w:lvl>
   </w:abstractNum>
   <w:abstractNum w:abstractNumId="15" w15:restartNumberingAfterBreak="0">
-    <w:nsid w:val="5BAE6CDA"/>
+    <w:nsid w:val="70750581"/>
     <w:multiLevelType w:val="multilevel"/>
-    <w:tmpl w:val="813AFE28"/>
+    <w:tmpl w:val="9572D596"/>
     <w:lvl w:ilvl="0">
       <w:start w:val="1"/>
       <w:numFmt w:val="bullet"/>
@@ -4427,9 +6725,9 @@
     </w:lvl>
   </w:abstractNum>
   <w:abstractNum w:abstractNumId="16" w15:restartNumberingAfterBreak="0">
-    <w:nsid w:val="607C370F"/>
+    <w:nsid w:val="724E66DB"/>
     <w:multiLevelType w:val="multilevel"/>
-    <w:tmpl w:val="0D8E624C"/>
+    <w:tmpl w:val="38DA6654"/>
     <w:lvl w:ilvl="0">
       <w:start w:val="1"/>
       <w:numFmt w:val="bullet"/>
@@ -4576,9 +6874,158 @@
     </w:lvl>
   </w:abstractNum>
   <w:abstractNum w:abstractNumId="17" w15:restartNumberingAfterBreak="0">
-    <w:nsid w:val="618C09A9"/>
+    <w:nsid w:val="77AC538E"/>
     <w:multiLevelType w:val="multilevel"/>
-    <w:tmpl w:val="A56EF21E"/>
+    <w:tmpl w:val="4974439E"/>
+    <w:lvl w:ilvl="0">
+      <w:start w:val="1"/>
+      <w:numFmt w:val="bullet"/>
+      <w:lvlText w:val=""/>
+      <w:lvlJc w:val="left"/>
+      <w:pPr>
+        <w:tabs>
+          <w:tab w:val="num" w:pos="720"/>
+        </w:tabs>
+        <w:ind w:left="720" w:hanging="360"/>
+      </w:pPr>
+      <w:rPr>
+        <w:rFonts w:ascii="Symbol" w:hAnsi="Symbol" w:hint="default"/>
+        <w:sz w:val="20"/>
+      </w:rPr>
+    </w:lvl>
+    <w:lvl w:ilvl="1" w:tentative="1">
+      <w:start w:val="1"/>
+      <w:numFmt w:val="bullet"/>
+      <w:lvlText w:val="o"/>
+      <w:lvlJc w:val="left"/>
+      <w:pPr>
+        <w:tabs>
+          <w:tab w:val="num" w:pos="1440"/>
+        </w:tabs>
+        <w:ind w:left="1440" w:hanging="360"/>
+      </w:pPr>
+      <w:rPr>
+        <w:rFonts w:ascii="Courier New" w:hAnsi="Courier New" w:hint="default"/>
+        <w:sz w:val="20"/>
+      </w:rPr>
+    </w:lvl>
+    <w:lvl w:ilvl="2" w:tentative="1">
+      <w:start w:val="1"/>
+      <w:numFmt w:val="bullet"/>
+      <w:lvlText w:val=""/>
+      <w:lvlJc w:val="left"/>
+      <w:pPr>
+        <w:tabs>
+          <w:tab w:val="num" w:pos="2160"/>
+        </w:tabs>
+        <w:ind w:left="2160" w:hanging="360"/>
+      </w:pPr>
+      <w:rPr>
+        <w:rFonts w:ascii="Wingdings" w:hAnsi="Wingdings" w:hint="default"/>
+        <w:sz w:val="20"/>
+      </w:rPr>
+    </w:lvl>
+    <w:lvl w:ilvl="3" w:tentative="1">
+      <w:start w:val="1"/>
+      <w:numFmt w:val="bullet"/>
+      <w:lvlText w:val=""/>
+      <w:lvlJc w:val="left"/>
+      <w:pPr>
+        <w:tabs>
+          <w:tab w:val="num" w:pos="2880"/>
+        </w:tabs>
+        <w:ind w:left="2880" w:hanging="360"/>
+      </w:pPr>
+      <w:rPr>
+        <w:rFonts w:ascii="Wingdings" w:hAnsi="Wingdings" w:hint="default"/>
+        <w:sz w:val="20"/>
+      </w:rPr>
+    </w:lvl>
+    <w:lvl w:ilvl="4" w:tentative="1">
+      <w:start w:val="1"/>
+      <w:numFmt w:val="bullet"/>
+      <w:lvlText w:val=""/>
+      <w:lvlJc w:val="left"/>
+      <w:pPr>
+        <w:tabs>
+          <w:tab w:val="num" w:pos="3600"/>
+        </w:tabs>
+        <w:ind w:left="3600" w:hanging="360"/>
+      </w:pPr>
+      <w:rPr>
+        <w:rFonts w:ascii="Wingdings" w:hAnsi="Wingdings" w:hint="default"/>
+        <w:sz w:val="20"/>
+      </w:rPr>
+    </w:lvl>
+    <w:lvl w:ilvl="5" w:tentative="1">
+      <w:start w:val="1"/>
+      <w:numFmt w:val="bullet"/>
+      <w:lvlText w:val=""/>
+      <w:lvlJc w:val="left"/>
+      <w:pPr>
+        <w:tabs>
+          <w:tab w:val="num" w:pos="4320"/>
+        </w:tabs>
+        <w:ind w:left="4320" w:hanging="360"/>
+      </w:pPr>
+      <w:rPr>
+        <w:rFonts w:ascii="Wingdings" w:hAnsi="Wingdings" w:hint="default"/>
+        <w:sz w:val="20"/>
+      </w:rPr>
+    </w:lvl>
+    <w:lvl w:ilvl="6" w:tentative="1">
+      <w:start w:val="1"/>
+      <w:numFmt w:val="bullet"/>
+      <w:lvlText w:val=""/>
+      <w:lvlJc w:val="left"/>
+      <w:pPr>
+        <w:tabs>
+          <w:tab w:val="num" w:pos="5040"/>
+        </w:tabs>
+        <w:ind w:left="5040" w:hanging="360"/>
+      </w:pPr>
+      <w:rPr>
+        <w:rFonts w:ascii="Wingdings" w:hAnsi="Wingdings" w:hint="default"/>
+        <w:sz w:val="20"/>
+      </w:rPr>
+    </w:lvl>
+    <w:lvl w:ilvl="7" w:tentative="1">
+      <w:start w:val="1"/>
+      <w:numFmt w:val="bullet"/>
+      <w:lvlText w:val=""/>
+      <w:lvlJc w:val="left"/>
+      <w:pPr>
+        <w:tabs>
+          <w:tab w:val="num" w:pos="5760"/>
+        </w:tabs>
+        <w:ind w:left="5760" w:hanging="360"/>
+      </w:pPr>
+      <w:rPr>
+        <w:rFonts w:ascii="Wingdings" w:hAnsi="Wingdings" w:hint="default"/>
+        <w:sz w:val="20"/>
+      </w:rPr>
+    </w:lvl>
+    <w:lvl w:ilvl="8" w:tentative="1">
+      <w:start w:val="1"/>
+      <w:numFmt w:val="bullet"/>
+      <w:lvlText w:val=""/>
+      <w:lvlJc w:val="left"/>
+      <w:pPr>
+        <w:tabs>
+          <w:tab w:val="num" w:pos="6480"/>
+        </w:tabs>
+        <w:ind w:left="6480" w:hanging="360"/>
+      </w:pPr>
+      <w:rPr>
+        <w:rFonts w:ascii="Wingdings" w:hAnsi="Wingdings" w:hint="default"/>
+        <w:sz w:val="20"/>
+      </w:rPr>
+    </w:lvl>
+  </w:abstractNum>
+  <w:abstractNum w:abstractNumId="18" w15:restartNumberingAfterBreak="0">
+    <w:nsid w:val="7B4971AC"/>
+    <w:multiLevelType w:val="multilevel"/>
+    <w:tmpl w:val="3246F50A"/>
     <w:lvl w:ilvl="0">
       <w:start w:val="1"/>
       <w:numFmt w:val="decimal"/>
@@ -4688,327 +7135,62 @@
       </w:pPr>
     </w:lvl>
   </w:abstractNum>
-  <w:abstractNum w:abstractNumId="18" w15:restartNumberingAfterBreak="0">
-    <w:nsid w:val="6B881BD5"/>
-    <w:multiLevelType w:val="multilevel"/>
-    <w:tmpl w:val="CAE44864"/>
-    <w:lvl w:ilvl="0">
-      <w:start w:val="1"/>
-      <w:numFmt w:val="decimal"/>
-      <w:lvlText w:val="%1."/>
-      <w:lvlJc w:val="left"/>
-      <w:pPr>
-        <w:tabs>
-          <w:tab w:val="num" w:pos="720"/>
-        </w:tabs>
-        <w:ind w:left="720" w:hanging="360"/>
-      </w:pPr>
-    </w:lvl>
-    <w:lvl w:ilvl="1" w:tentative="1">
-      <w:start w:val="1"/>
-      <w:numFmt w:val="decimal"/>
-      <w:lvlText w:val="%2."/>
-      <w:lvlJc w:val="left"/>
-      <w:pPr>
-        <w:tabs>
-          <w:tab w:val="num" w:pos="1440"/>
-        </w:tabs>
-        <w:ind w:left="1440" w:hanging="360"/>
-      </w:pPr>
-    </w:lvl>
-    <w:lvl w:ilvl="2" w:tentative="1">
-      <w:start w:val="1"/>
-      <w:numFmt w:val="decimal"/>
-      <w:lvlText w:val="%3."/>
-      <w:lvlJc w:val="left"/>
-      <w:pPr>
-        <w:tabs>
-          <w:tab w:val="num" w:pos="2160"/>
-        </w:tabs>
-        <w:ind w:left="2160" w:hanging="360"/>
-      </w:pPr>
-    </w:lvl>
-    <w:lvl w:ilvl="3" w:tentative="1">
-      <w:start w:val="1"/>
-      <w:numFmt w:val="decimal"/>
-      <w:lvlText w:val="%4."/>
-      <w:lvlJc w:val="left"/>
-      <w:pPr>
-        <w:tabs>
-          <w:tab w:val="num" w:pos="2880"/>
-        </w:tabs>
-        <w:ind w:left="2880" w:hanging="360"/>
-      </w:pPr>
-    </w:lvl>
-    <w:lvl w:ilvl="4" w:tentative="1">
-      <w:start w:val="1"/>
-      <w:numFmt w:val="decimal"/>
-      <w:lvlText w:val="%5."/>
-      <w:lvlJc w:val="left"/>
-      <w:pPr>
-        <w:tabs>
-          <w:tab w:val="num" w:pos="3600"/>
-        </w:tabs>
-        <w:ind w:left="3600" w:hanging="360"/>
-      </w:pPr>
-    </w:lvl>
-    <w:lvl w:ilvl="5" w:tentative="1">
-      <w:start w:val="1"/>
-      <w:numFmt w:val="decimal"/>
-      <w:lvlText w:val="%6."/>
-      <w:lvlJc w:val="left"/>
-      <w:pPr>
-        <w:tabs>
-          <w:tab w:val="num" w:pos="4320"/>
-        </w:tabs>
-        <w:ind w:left="4320" w:hanging="360"/>
-      </w:pPr>
-    </w:lvl>
-    <w:lvl w:ilvl="6" w:tentative="1">
-      <w:start w:val="1"/>
-      <w:numFmt w:val="decimal"/>
-      <w:lvlText w:val="%7."/>
-      <w:lvlJc w:val="left"/>
-      <w:pPr>
-        <w:tabs>
-          <w:tab w:val="num" w:pos="5040"/>
-        </w:tabs>
-        <w:ind w:left="5040" w:hanging="360"/>
-      </w:pPr>
-    </w:lvl>
-    <w:lvl w:ilvl="7" w:tentative="1">
-      <w:start w:val="1"/>
-      <w:numFmt w:val="decimal"/>
-      <w:lvlText w:val="%8."/>
-      <w:lvlJc w:val="left"/>
-      <w:pPr>
-        <w:tabs>
-          <w:tab w:val="num" w:pos="5760"/>
-        </w:tabs>
-        <w:ind w:left="5760" w:hanging="360"/>
-      </w:pPr>
-    </w:lvl>
-    <w:lvl w:ilvl="8" w:tentative="1">
-      <w:start w:val="1"/>
-      <w:numFmt w:val="decimal"/>
-      <w:lvlText w:val="%9."/>
-      <w:lvlJc w:val="left"/>
-      <w:pPr>
-        <w:tabs>
-          <w:tab w:val="num" w:pos="6480"/>
-        </w:tabs>
-        <w:ind w:left="6480" w:hanging="360"/>
-      </w:pPr>
-    </w:lvl>
-  </w:abstractNum>
-  <w:abstractNum w:abstractNumId="19" w15:restartNumberingAfterBreak="0">
-    <w:nsid w:val="7D0161CD"/>
-    <w:multiLevelType w:val="multilevel"/>
-    <w:tmpl w:val="61AEC180"/>
-    <w:lvl w:ilvl="0">
-      <w:start w:val="1"/>
-      <w:numFmt w:val="bullet"/>
-      <w:lvlText w:val=""/>
-      <w:lvlJc w:val="left"/>
-      <w:pPr>
-        <w:tabs>
-          <w:tab w:val="num" w:pos="720"/>
-        </w:tabs>
-        <w:ind w:left="720" w:hanging="360"/>
-      </w:pPr>
-      <w:rPr>
-        <w:rFonts w:ascii="Symbol" w:hAnsi="Symbol" w:hint="default"/>
-        <w:sz w:val="20"/>
-      </w:rPr>
-    </w:lvl>
-    <w:lvl w:ilvl="1" w:tentative="1">
-      <w:start w:val="1"/>
-      <w:numFmt w:val="bullet"/>
-      <w:lvlText w:val="o"/>
-      <w:lvlJc w:val="left"/>
-      <w:pPr>
-        <w:tabs>
-          <w:tab w:val="num" w:pos="1440"/>
-        </w:tabs>
-        <w:ind w:left="1440" w:hanging="360"/>
-      </w:pPr>
-      <w:rPr>
-        <w:rFonts w:ascii="Courier New" w:hAnsi="Courier New" w:hint="default"/>
-        <w:sz w:val="20"/>
-      </w:rPr>
-    </w:lvl>
-    <w:lvl w:ilvl="2" w:tentative="1">
-      <w:start w:val="1"/>
-      <w:numFmt w:val="bullet"/>
-      <w:lvlText w:val=""/>
-      <w:lvlJc w:val="left"/>
-      <w:pPr>
-        <w:tabs>
-          <w:tab w:val="num" w:pos="2160"/>
-        </w:tabs>
-        <w:ind w:left="2160" w:hanging="360"/>
-      </w:pPr>
-      <w:rPr>
-        <w:rFonts w:ascii="Wingdings" w:hAnsi="Wingdings" w:hint="default"/>
-        <w:sz w:val="20"/>
-      </w:rPr>
-    </w:lvl>
-    <w:lvl w:ilvl="3" w:tentative="1">
-      <w:start w:val="1"/>
-      <w:numFmt w:val="bullet"/>
-      <w:lvlText w:val=""/>
-      <w:lvlJc w:val="left"/>
-      <w:pPr>
-        <w:tabs>
-          <w:tab w:val="num" w:pos="2880"/>
-        </w:tabs>
-        <w:ind w:left="2880" w:hanging="360"/>
-      </w:pPr>
-      <w:rPr>
-        <w:rFonts w:ascii="Wingdings" w:hAnsi="Wingdings" w:hint="default"/>
-        <w:sz w:val="20"/>
-      </w:rPr>
-    </w:lvl>
-    <w:lvl w:ilvl="4" w:tentative="1">
-      <w:start w:val="1"/>
-      <w:numFmt w:val="bullet"/>
-      <w:lvlText w:val=""/>
-      <w:lvlJc w:val="left"/>
-      <w:pPr>
-        <w:tabs>
-          <w:tab w:val="num" w:pos="3600"/>
-        </w:tabs>
-        <w:ind w:left="3600" w:hanging="360"/>
-      </w:pPr>
-      <w:rPr>
-        <w:rFonts w:ascii="Wingdings" w:hAnsi="Wingdings" w:hint="default"/>
-        <w:sz w:val="20"/>
-      </w:rPr>
-    </w:lvl>
-    <w:lvl w:ilvl="5" w:tentative="1">
-      <w:start w:val="1"/>
-      <w:numFmt w:val="bullet"/>
-      <w:lvlText w:val=""/>
-      <w:lvlJc w:val="left"/>
-      <w:pPr>
-        <w:tabs>
-          <w:tab w:val="num" w:pos="4320"/>
-        </w:tabs>
-        <w:ind w:left="4320" w:hanging="360"/>
-      </w:pPr>
-      <w:rPr>
-        <w:rFonts w:ascii="Wingdings" w:hAnsi="Wingdings" w:hint="default"/>
-        <w:sz w:val="20"/>
-      </w:rPr>
-    </w:lvl>
-    <w:lvl w:ilvl="6" w:tentative="1">
-      <w:start w:val="1"/>
-      <w:numFmt w:val="bullet"/>
-      <w:lvlText w:val=""/>
-      <w:lvlJc w:val="left"/>
-      <w:pPr>
-        <w:tabs>
-          <w:tab w:val="num" w:pos="5040"/>
-        </w:tabs>
-        <w:ind w:left="5040" w:hanging="360"/>
-      </w:pPr>
-      <w:rPr>
-        <w:rFonts w:ascii="Wingdings" w:hAnsi="Wingdings" w:hint="default"/>
-        <w:sz w:val="20"/>
-      </w:rPr>
-    </w:lvl>
-    <w:lvl w:ilvl="7" w:tentative="1">
-      <w:start w:val="1"/>
-      <w:numFmt w:val="bullet"/>
-      <w:lvlText w:val=""/>
-      <w:lvlJc w:val="left"/>
-      <w:pPr>
-        <w:tabs>
-          <w:tab w:val="num" w:pos="5760"/>
-        </w:tabs>
-        <w:ind w:left="5760" w:hanging="360"/>
-      </w:pPr>
-      <w:rPr>
-        <w:rFonts w:ascii="Wingdings" w:hAnsi="Wingdings" w:hint="default"/>
-        <w:sz w:val="20"/>
-      </w:rPr>
-    </w:lvl>
-    <w:lvl w:ilvl="8" w:tentative="1">
-      <w:start w:val="1"/>
-      <w:numFmt w:val="bullet"/>
-      <w:lvlText w:val=""/>
-      <w:lvlJc w:val="left"/>
-      <w:pPr>
-        <w:tabs>
-          <w:tab w:val="num" w:pos="6480"/>
-        </w:tabs>
-        <w:ind w:left="6480" w:hanging="360"/>
-      </w:pPr>
-      <w:rPr>
-        <w:rFonts w:ascii="Wingdings" w:hAnsi="Wingdings" w:hint="default"/>
-        <w:sz w:val="20"/>
-      </w:rPr>
-    </w:lvl>
-  </w:abstractNum>
-  <w:num w:numId="1" w16cid:durableId="1406411155">
+  <w:num w:numId="1" w16cid:durableId="261576449">
+    <w:abstractNumId w:val="11"/>
+  </w:num>
+  <w:num w:numId="2" w16cid:durableId="1625696538">
+    <w:abstractNumId w:val="1"/>
+  </w:num>
+  <w:num w:numId="3" w16cid:durableId="1277103564">
+    <w:abstractNumId w:val="17"/>
+  </w:num>
+  <w:num w:numId="4" w16cid:durableId="1822505021">
     <w:abstractNumId w:val="13"/>
   </w:num>
-  <w:num w:numId="2" w16cid:durableId="1705399870">
+  <w:num w:numId="5" w16cid:durableId="1346596313">
+    <w:abstractNumId w:val="4"/>
+  </w:num>
+  <w:num w:numId="6" w16cid:durableId="968052299">
+    <w:abstractNumId w:val="15"/>
+  </w:num>
+  <w:num w:numId="7" w16cid:durableId="1594046718">
+    <w:abstractNumId w:val="10"/>
+  </w:num>
+  <w:num w:numId="8" w16cid:durableId="976373223">
+    <w:abstractNumId w:val="6"/>
+  </w:num>
+  <w:num w:numId="9" w16cid:durableId="2023316787">
+    <w:abstractNumId w:val="14"/>
+  </w:num>
+  <w:num w:numId="10" w16cid:durableId="422459651">
+    <w:abstractNumId w:val="8"/>
+  </w:num>
+  <w:num w:numId="11" w16cid:durableId="273094398">
+    <w:abstractNumId w:val="18"/>
+  </w:num>
+  <w:num w:numId="12" w16cid:durableId="1299994020">
+    <w:abstractNumId w:val="9"/>
+  </w:num>
+  <w:num w:numId="13" w16cid:durableId="1060397211">
+    <w:abstractNumId w:val="5"/>
+  </w:num>
+  <w:num w:numId="14" w16cid:durableId="1639067186">
+    <w:abstractNumId w:val="7"/>
+  </w:num>
+  <w:num w:numId="15" w16cid:durableId="1796286596">
+    <w:abstractNumId w:val="0"/>
+  </w:num>
+  <w:num w:numId="16" w16cid:durableId="774515250">
+    <w:abstractNumId w:val="2"/>
+  </w:num>
+  <w:num w:numId="17" w16cid:durableId="983896778">
     <w:abstractNumId w:val="12"/>
   </w:num>
-  <w:num w:numId="3" w16cid:durableId="1956788035">
-    <w:abstractNumId w:val="15"/>
-  </w:num>
-  <w:num w:numId="4" w16cid:durableId="957952553">
-    <w:abstractNumId w:val="9"/>
-  </w:num>
-  <w:num w:numId="5" w16cid:durableId="1901554868">
-    <w:abstractNumId w:val="5"/>
-  </w:num>
-  <w:num w:numId="6" w16cid:durableId="1001734520">
-    <w:abstractNumId w:val="1"/>
-  </w:num>
-  <w:num w:numId="7" w16cid:durableId="1126123334">
+  <w:num w:numId="18" w16cid:durableId="110128943">
     <w:abstractNumId w:val="16"/>
   </w:num>
-  <w:num w:numId="8" w16cid:durableId="1809276591">
-    <w:abstractNumId w:val="19"/>
-  </w:num>
-  <w:num w:numId="9" w16cid:durableId="1241133379">
-    <w:abstractNumId w:val="7"/>
-  </w:num>
-  <w:num w:numId="10" w16cid:durableId="1743868582">
-    <w:abstractNumId w:val="2"/>
-  </w:num>
-  <w:num w:numId="11" w16cid:durableId="489567144">
-    <w:abstractNumId w:val="0"/>
-  </w:num>
-  <w:num w:numId="12" w16cid:durableId="1260337018">
-    <w:abstractNumId w:val="18"/>
-  </w:num>
-  <w:num w:numId="13" w16cid:durableId="1940214093">
+  <w:num w:numId="19" w16cid:durableId="1803965043">
     <w:abstractNumId w:val="3"/>
-  </w:num>
-  <w:num w:numId="14" w16cid:durableId="1143348437">
-    <w:abstractNumId w:val="10"/>
-  </w:num>
-  <w:num w:numId="15" w16cid:durableId="1899628744">
-    <w:abstractNumId w:val="11"/>
-  </w:num>
-  <w:num w:numId="16" w16cid:durableId="1349209317">
-    <w:abstractNumId w:val="6"/>
-  </w:num>
-  <w:num w:numId="17" w16cid:durableId="1603610231">
-    <w:abstractNumId w:val="8"/>
-  </w:num>
-  <w:num w:numId="18" w16cid:durableId="177278226">
-    <w:abstractNumId w:val="14"/>
-  </w:num>
-  <w:num w:numId="19" w16cid:durableId="1576473796">
-    <w:abstractNumId w:val="4"/>
-  </w:num>
-  <w:num w:numId="20" w16cid:durableId="307320639">
-    <w:abstractNumId w:val="17"/>
   </w:num>
 </w:numbering>
 </file>
@@ -5413,6 +7595,7 @@
   <w:style w:type="paragraph" w:default="1" w:styleId="Normal">
     <w:name w:val="Normal"/>
     <w:qFormat/>
+    <w:rsid w:val="00DA043A"/>
   </w:style>
   <w:style w:type="paragraph" w:styleId="Heading1">
     <w:name w:val="heading 1"/>
@@ -5421,7 +7604,7 @@
     <w:link w:val="Heading1Char"/>
     <w:uiPriority w:val="9"/>
     <w:qFormat/>
-    <w:rsid w:val="006C70FA"/>
+    <w:rsid w:val="00DA043A"/>
     <w:pPr>
       <w:keepNext/>
       <w:keepLines/>
@@ -5444,7 +7627,7 @@
     <w:semiHidden/>
     <w:unhideWhenUsed/>
     <w:qFormat/>
-    <w:rsid w:val="006C70FA"/>
+    <w:rsid w:val="00DA043A"/>
     <w:pPr>
       <w:keepNext/>
       <w:keepLines/>
@@ -5464,9 +7647,10 @@
     <w:next w:val="Normal"/>
     <w:link w:val="Heading3Char"/>
     <w:uiPriority w:val="9"/>
+    <w:semiHidden/>
     <w:unhideWhenUsed/>
     <w:qFormat/>
-    <w:rsid w:val="006C70FA"/>
+    <w:rsid w:val="00DA043A"/>
     <w:pPr>
       <w:keepNext/>
       <w:keepLines/>
@@ -5489,7 +7673,7 @@
     <w:semiHidden/>
     <w:unhideWhenUsed/>
     <w:qFormat/>
-    <w:rsid w:val="006C70FA"/>
+    <w:rsid w:val="00DA043A"/>
     <w:pPr>
       <w:keepNext/>
       <w:keepLines/>
@@ -5512,7 +7696,7 @@
     <w:semiHidden/>
     <w:unhideWhenUsed/>
     <w:qFormat/>
-    <w:rsid w:val="006C70FA"/>
+    <w:rsid w:val="00DA043A"/>
     <w:pPr>
       <w:keepNext/>
       <w:keepLines/>
@@ -5533,7 +7717,7 @@
     <w:semiHidden/>
     <w:unhideWhenUsed/>
     <w:qFormat/>
-    <w:rsid w:val="006C70FA"/>
+    <w:rsid w:val="00DA043A"/>
     <w:pPr>
       <w:keepNext/>
       <w:keepLines/>
@@ -5556,7 +7740,7 @@
     <w:semiHidden/>
     <w:unhideWhenUsed/>
     <w:qFormat/>
-    <w:rsid w:val="006C70FA"/>
+    <w:rsid w:val="00DA043A"/>
     <w:pPr>
       <w:keepNext/>
       <w:keepLines/>
@@ -5577,7 +7761,7 @@
     <w:semiHidden/>
     <w:unhideWhenUsed/>
     <w:qFormat/>
-    <w:rsid w:val="006C70FA"/>
+    <w:rsid w:val="00DA043A"/>
     <w:pPr>
       <w:keepNext/>
       <w:keepLines/>
@@ -5600,7 +7784,7 @@
     <w:semiHidden/>
     <w:unhideWhenUsed/>
     <w:qFormat/>
-    <w:rsid w:val="006C70FA"/>
+    <w:rsid w:val="00DA043A"/>
     <w:pPr>
       <w:keepNext/>
       <w:keepLines/>
@@ -5643,7 +7827,7 @@
     <w:basedOn w:val="DefaultParagraphFont"/>
     <w:link w:val="Heading1"/>
     <w:uiPriority w:val="9"/>
-    <w:rsid w:val="006C70FA"/>
+    <w:rsid w:val="00DA043A"/>
     <w:rPr>
       <w:rFonts w:asciiTheme="majorHAnsi" w:eastAsiaTheme="majorEastAsia" w:hAnsiTheme="majorHAnsi" w:cstheme="majorBidi"/>
       <w:color w:val="0F4761" w:themeColor="accent1" w:themeShade="BF"/>
@@ -5657,7 +7841,7 @@
     <w:link w:val="Heading2"/>
     <w:uiPriority w:val="9"/>
     <w:semiHidden/>
-    <w:rsid w:val="006C70FA"/>
+    <w:rsid w:val="00DA043A"/>
     <w:rPr>
       <w:rFonts w:asciiTheme="majorHAnsi" w:eastAsiaTheme="majorEastAsia" w:hAnsiTheme="majorHAnsi" w:cstheme="majorBidi"/>
       <w:color w:val="0F4761" w:themeColor="accent1" w:themeShade="BF"/>
@@ -5670,7 +7854,8 @@
     <w:basedOn w:val="DefaultParagraphFont"/>
     <w:link w:val="Heading3"/>
     <w:uiPriority w:val="9"/>
-    <w:rsid w:val="006C70FA"/>
+    <w:semiHidden/>
+    <w:rsid w:val="00DA043A"/>
     <w:rPr>
       <w:rFonts w:eastAsiaTheme="majorEastAsia" w:cstheme="majorBidi"/>
       <w:color w:val="0F4761" w:themeColor="accent1" w:themeShade="BF"/>
@@ -5684,7 +7869,7 @@
     <w:link w:val="Heading4"/>
     <w:uiPriority w:val="9"/>
     <w:semiHidden/>
-    <w:rsid w:val="006C70FA"/>
+    <w:rsid w:val="00DA043A"/>
     <w:rPr>
       <w:rFonts w:eastAsiaTheme="majorEastAsia" w:cstheme="majorBidi"/>
       <w:i/>
@@ -5698,7 +7883,7 @@
     <w:link w:val="Heading5"/>
     <w:uiPriority w:val="9"/>
     <w:semiHidden/>
-    <w:rsid w:val="006C70FA"/>
+    <w:rsid w:val="00DA043A"/>
     <w:rPr>
       <w:rFonts w:eastAsiaTheme="majorEastAsia" w:cstheme="majorBidi"/>
       <w:color w:val="0F4761" w:themeColor="accent1" w:themeShade="BF"/>
@@ -5710,7 +7895,7 @@
     <w:link w:val="Heading6"/>
     <w:uiPriority w:val="9"/>
     <w:semiHidden/>
-    <w:rsid w:val="006C70FA"/>
+    <w:rsid w:val="00DA043A"/>
     <w:rPr>
       <w:rFonts w:eastAsiaTheme="majorEastAsia" w:cstheme="majorBidi"/>
       <w:i/>
@@ -5724,7 +7909,7 @@
     <w:link w:val="Heading7"/>
     <w:uiPriority w:val="9"/>
     <w:semiHidden/>
-    <w:rsid w:val="006C70FA"/>
+    <w:rsid w:val="00DA043A"/>
     <w:rPr>
       <w:rFonts w:eastAsiaTheme="majorEastAsia" w:cstheme="majorBidi"/>
       <w:color w:val="595959" w:themeColor="text1" w:themeTint="A6"/>
@@ -5736,7 +7921,7 @@
     <w:link w:val="Heading8"/>
     <w:uiPriority w:val="9"/>
     <w:semiHidden/>
-    <w:rsid w:val="006C70FA"/>
+    <w:rsid w:val="00DA043A"/>
     <w:rPr>
       <w:rFonts w:eastAsiaTheme="majorEastAsia" w:cstheme="majorBidi"/>
       <w:i/>
@@ -5750,7 +7935,7 @@
     <w:link w:val="Heading9"/>
     <w:uiPriority w:val="9"/>
     <w:semiHidden/>
-    <w:rsid w:val="006C70FA"/>
+    <w:rsid w:val="00DA043A"/>
     <w:rPr>
       <w:rFonts w:eastAsiaTheme="majorEastAsia" w:cstheme="majorBidi"/>
       <w:color w:val="272727" w:themeColor="text1" w:themeTint="D8"/>
@@ -5763,7 +7948,7 @@
     <w:link w:val="TitleChar"/>
     <w:uiPriority w:val="10"/>
     <w:qFormat/>
-    <w:rsid w:val="006C70FA"/>
+    <w:rsid w:val="00DA043A"/>
     <w:pPr>
       <w:spacing w:after="80" w:line="240" w:lineRule="auto"/>
       <w:contextualSpacing/>
@@ -5781,7 +7966,7 @@
     <w:basedOn w:val="DefaultParagraphFont"/>
     <w:link w:val="Title"/>
     <w:uiPriority w:val="10"/>
-    <w:rsid w:val="006C70FA"/>
+    <w:rsid w:val="00DA043A"/>
     <w:rPr>
       <w:rFonts w:asciiTheme="majorHAnsi" w:eastAsiaTheme="majorEastAsia" w:hAnsiTheme="majorHAnsi" w:cstheme="majorBidi"/>
       <w:spacing w:val="-10"/>
@@ -5797,7 +7982,7 @@
     <w:link w:val="SubtitleChar"/>
     <w:uiPriority w:val="11"/>
     <w:qFormat/>
-    <w:rsid w:val="006C70FA"/>
+    <w:rsid w:val="00DA043A"/>
     <w:pPr>
       <w:numPr>
         <w:ilvl w:val="1"/>
@@ -5816,7 +8001,7 @@
     <w:basedOn w:val="DefaultParagraphFont"/>
     <w:link w:val="Subtitle"/>
     <w:uiPriority w:val="11"/>
-    <w:rsid w:val="006C70FA"/>
+    <w:rsid w:val="00DA043A"/>
     <w:rPr>
       <w:rFonts w:eastAsiaTheme="majorEastAsia" w:cstheme="majorBidi"/>
       <w:color w:val="595959" w:themeColor="text1" w:themeTint="A6"/>
@@ -5832,7 +8017,7 @@
     <w:link w:val="QuoteChar"/>
     <w:uiPriority w:val="29"/>
     <w:qFormat/>
-    <w:rsid w:val="006C70FA"/>
+    <w:rsid w:val="00DA043A"/>
     <w:pPr>
       <w:spacing w:before="160"/>
       <w:jc w:val="center"/>
@@ -5848,7 +8033,7 @@
     <w:basedOn w:val="DefaultParagraphFont"/>
     <w:link w:val="Quote"/>
     <w:uiPriority w:val="29"/>
-    <w:rsid w:val="006C70FA"/>
+    <w:rsid w:val="00DA043A"/>
     <w:rPr>
       <w:i/>
       <w:iCs/>
@@ -5860,7 +8045,7 @@
     <w:basedOn w:val="Normal"/>
     <w:uiPriority w:val="34"/>
     <w:qFormat/>
-    <w:rsid w:val="006C70FA"/>
+    <w:rsid w:val="00DA043A"/>
     <w:pPr>
       <w:ind w:left="720"/>
       <w:contextualSpacing/>
@@ -5871,7 +8056,7 @@
     <w:basedOn w:val="DefaultParagraphFont"/>
     <w:uiPriority w:val="21"/>
     <w:qFormat/>
-    <w:rsid w:val="006C70FA"/>
+    <w:rsid w:val="00DA043A"/>
     <w:rPr>
       <w:i/>
       <w:iCs/>
@@ -5885,7 +8070,7 @@
     <w:link w:val="IntenseQuoteChar"/>
     <w:uiPriority w:val="30"/>
     <w:qFormat/>
-    <w:rsid w:val="006C70FA"/>
+    <w:rsid w:val="00DA043A"/>
     <w:pPr>
       <w:pBdr>
         <w:top w:val="single" w:sz="4" w:space="10" w:color="0F4761" w:themeColor="accent1" w:themeShade="BF"/>
@@ -5906,7 +8091,7 @@
     <w:basedOn w:val="DefaultParagraphFont"/>
     <w:link w:val="IntenseQuote"/>
     <w:uiPriority w:val="30"/>
-    <w:rsid w:val="006C70FA"/>
+    <w:rsid w:val="00DA043A"/>
     <w:rPr>
       <w:i/>
       <w:iCs/>
@@ -5918,24 +8103,13 @@
     <w:basedOn w:val="DefaultParagraphFont"/>
     <w:uiPriority w:val="32"/>
     <w:qFormat/>
-    <w:rsid w:val="006C70FA"/>
+    <w:rsid w:val="00DA043A"/>
     <w:rPr>
       <w:b/>
       <w:bCs/>
       <w:smallCaps/>
       <w:color w:val="0F4761" w:themeColor="accent1" w:themeShade="BF"/>
       <w:spacing w:val="5"/>
-    </w:rPr>
-  </w:style>
-  <w:style w:type="paragraph" w:styleId="NormalWeb">
-    <w:name w:val="Normal (Web)"/>
-    <w:basedOn w:val="Normal"/>
-    <w:uiPriority w:val="99"/>
-    <w:semiHidden/>
-    <w:unhideWhenUsed/>
-    <w:rsid w:val="00E62A14"/>
-    <w:rPr>
-      <w:rFonts w:ascii="Times New Roman" w:hAnsi="Times New Roman" w:cs="Times New Roman"/>
     </w:rPr>
   </w:style>
 </w:styles>
